--- a/00-首页/题组Word/第一轮·竞赛教材版/第一轮结构·2-元素周期律（学生版）.docx
+++ b/00-首页/题组Word/第一轮·竞赛教材版/第一轮结构·2-元素周期律（学生版）.docx
@@ -4583,199 +4583,6 @@
     </w:p>
     <w:p>
       <w:pPr>
-        <w:pStyle w:val="BlockText"/>
-      </w:pPr>
-      <w:r>
-        <w:rPr>
-          <w:rFonts w:hint="eastAsia" w:ascii="Times New Roman" w:hAnsi="Times New Roman" w:eastAsia="FangSong" w:cs="Times New Roman"/>
-          <w:b/>
-          <w:bCs/>
-        </w:rPr>
-        <w:t xml:space="preserve">同源题</w:t>
-      </w:r>
-      <w:r>
-        <w:rPr>
-          <w:rFonts w:hint="eastAsia" w:ascii="Times New Roman" w:hAnsi="Times New Roman" w:eastAsia="Times New Roman" w:cs="Times New Roman"/>
-        </w:rPr>
-        <w:t>：</w:t>
-      </w:r>
-      <w:r>
-        <w:rPr>
-          <w:rFonts w:hint="eastAsia" w:ascii="Times New Roman" w:hAnsi="Times New Roman" w:eastAsia="FangSong" w:cs="Times New Roman"/>
-        </w:rPr>
-        <w:t>本讲对例</w:t>
-      </w:r>
-      <w:r>
-        <w:rPr>
-          <w:rFonts w:ascii="Times New Roman" w:hAnsi="Times New Roman" w:eastAsia="Times New Roman" w:cs="Times New Roman"/>
-        </w:rPr>
-        <w:t xml:space="preserve"> </w:t>
-      </w:r>
-      <w:r>
-        <w:rPr>
-          <w:rFonts w:hint="eastAsia" w:ascii="Times New Roman" w:hAnsi="Times New Roman" w:eastAsia="Times New Roman" w:cs="Times New Roman"/>
-        </w:rPr>
-        <w:t xml:space="preserve">8（1998</w:t>
-      </w:r>
-      <w:r>
-        <w:rPr>
-          <w:rFonts w:ascii="Times New Roman" w:hAnsi="Times New Roman" w:eastAsia="Times New Roman" w:cs="Times New Roman"/>
-        </w:rPr>
-        <w:t xml:space="preserve"> </w:t>
-      </w:r>
-      <w:r>
-        <w:rPr>
-          <w:rFonts w:hint="eastAsia" w:ascii="Times New Roman" w:hAnsi="Times New Roman" w:eastAsia="FangSong" w:cs="Times New Roman"/>
-        </w:rPr>
-        <w:t>年湖南省赛改编</w:t>
-      </w:r>
-      <w:r>
-        <w:rPr>
-          <w:rFonts w:hint="eastAsia" w:ascii="Times New Roman" w:hAnsi="Times New Roman" w:eastAsia="Times New Roman" w:cs="Times New Roman"/>
-        </w:rPr>
-        <w:t>，</w:t>
-      </w:r>
-      <w:r>
-        <w:rPr>
-          <w:rFonts w:hint="eastAsia" w:ascii="Times New Roman" w:hAnsi="Times New Roman" w:eastAsia="FangSong" w:cs="Times New Roman"/>
-        </w:rPr>
-        <w:t>增第二问</w:t>
-      </w:r>
-      <w:r>
-        <w:rPr>
-          <w:rFonts w:hint="eastAsia" w:ascii="Times New Roman" w:hAnsi="Times New Roman" w:eastAsia="Times New Roman" w:cs="Times New Roman"/>
-        </w:rPr>
-        <w:t>）→</w:t>
-      </w:r>
-      <w:r>
-        <w:rPr>
-          <w:rFonts w:ascii="Times New Roman" w:hAnsi="Times New Roman" w:eastAsia="Times New Roman" w:cs="Times New Roman"/>
-        </w:rPr>
-        <w:t xml:space="preserve"> </w:t>
-      </w:r>
-      <w:r>
-        <w:rPr>
-          <w:rFonts w:hint="eastAsia" w:ascii="Times New Roman" w:hAnsi="Times New Roman" w:eastAsia="FangSong" w:cs="Times New Roman"/>
-        </w:rPr>
-        <w:t>题</w:t>
-      </w:r>
-      <w:r>
-        <w:rPr>
-          <w:rFonts w:hint="eastAsia" w:ascii="Times New Roman" w:hAnsi="Times New Roman" w:eastAsia="Times New Roman" w:cs="Times New Roman"/>
-        </w:rPr>
-        <w:t>-123-</w:t>
-      </w:r>
-      <w:r>
-        <w:rPr>
-          <w:rFonts w:hint="eastAsia" w:ascii="Times New Roman" w:hAnsi="Times New Roman" w:eastAsia="FangSong" w:cs="Times New Roman"/>
-        </w:rPr>
-        <w:t>一分册</w:t>
-      </w:r>
-      <w:r>
-        <w:rPr>
-          <w:rFonts w:hint="eastAsia" w:ascii="Times New Roman" w:hAnsi="Times New Roman" w:eastAsia="Times New Roman" w:cs="Times New Roman"/>
-        </w:rPr>
-        <w:t>-L6</w:t>
-      </w:r>
-      <w:r>
-        <w:rPr>
-          <w:rFonts w:hint="eastAsia" w:ascii="Times New Roman" w:hAnsi="Times New Roman" w:eastAsia="FangSong" w:cs="Times New Roman"/>
-        </w:rPr>
-        <w:t>对例</w:t>
-      </w:r>
-      <w:r>
-        <w:rPr>
-          <w:rFonts w:hint="eastAsia" w:ascii="Times New Roman" w:hAnsi="Times New Roman" w:eastAsia="Times New Roman" w:cs="Times New Roman"/>
-        </w:rPr>
-        <w:t>8-</w:t>
-      </w:r>
-      <w:r>
-        <w:rPr>
-          <w:rFonts w:hint="eastAsia" w:ascii="Times New Roman" w:hAnsi="Times New Roman" w:eastAsia="FangSong" w:cs="Times New Roman"/>
-        </w:rPr>
-        <w:t>电离能图推</w:t>
-      </w:r>
-      <w:r>
-        <w:rPr>
-          <w:rFonts w:hint="eastAsia" w:ascii="Times New Roman" w:hAnsi="Times New Roman" w:eastAsia="Times New Roman" w:cs="Times New Roman"/>
-        </w:rPr>
-        <w:t>Mg</w:t>
-      </w:r>
-      <w:r>
-        <w:rPr>
-          <w:rFonts w:hint="eastAsia" w:ascii="Times New Roman" w:hAnsi="Times New Roman" w:eastAsia="FangSong" w:cs="Times New Roman"/>
-        </w:rPr>
-        <w:t>与电子式</w:t>
-      </w:r>
-      <w:r>
-        <w:rPr>
-          <w:rFonts w:hint="eastAsia" w:ascii="Times New Roman" w:hAnsi="Times New Roman" w:eastAsia="Times New Roman" w:cs="Times New Roman"/>
-        </w:rPr>
-        <w:t>；</w:t>
-      </w:r>
-      <w:r>
-        <w:rPr>
-          <w:rFonts w:hint="eastAsia" w:ascii="Times New Roman" w:hAnsi="Times New Roman" w:eastAsia="FangSong" w:cs="Times New Roman"/>
-        </w:rPr>
-        <w:t>上海中学竞赛课程习题</w:t>
-      </w:r>
-      <w:r>
-        <w:rPr>
-          <w:rFonts w:ascii="Times New Roman" w:hAnsi="Times New Roman" w:eastAsia="Times New Roman" w:cs="Times New Roman"/>
-        </w:rPr>
-        <w:t xml:space="preserve"> 2 → </w:t>
-      </w:r>
-      <w:r>
-        <w:rPr>
-          <w:rFonts w:hint="eastAsia" w:ascii="Times New Roman" w:hAnsi="Times New Roman" w:eastAsia="FangSong" w:cs="Times New Roman"/>
-        </w:rPr>
-        <w:t>题</w:t>
-      </w:r>
-      <w:r>
-        <w:rPr>
-          <w:rFonts w:hint="eastAsia" w:ascii="Times New Roman" w:hAnsi="Times New Roman" w:eastAsia="Times New Roman" w:cs="Times New Roman"/>
-        </w:rPr>
-        <w:t>-044-</w:t>
-      </w:r>
-      <w:r>
-        <w:rPr>
-          <w:rFonts w:hint="eastAsia" w:ascii="Times New Roman" w:hAnsi="Times New Roman" w:eastAsia="FangSong" w:cs="Times New Roman"/>
-        </w:rPr>
-        <w:t>上海中学</w:t>
-      </w:r>
-      <w:r>
-        <w:rPr>
-          <w:rFonts w:hint="eastAsia" w:ascii="Times New Roman" w:hAnsi="Times New Roman" w:eastAsia="Times New Roman" w:cs="Times New Roman"/>
-        </w:rPr>
-        <w:t>-</w:t>
-      </w:r>
-      <w:r>
-        <w:rPr>
-          <w:rFonts w:hint="eastAsia" w:ascii="Times New Roman" w:hAnsi="Times New Roman" w:eastAsia="FangSong" w:cs="Times New Roman"/>
-        </w:rPr>
-        <w:t>元素周期表与元素周期律</w:t>
-      </w:r>
-      <w:r>
-        <w:rPr>
-          <w:rFonts w:hint="eastAsia" w:ascii="Times New Roman" w:hAnsi="Times New Roman" w:eastAsia="Times New Roman" w:cs="Times New Roman"/>
-        </w:rPr>
-        <w:t>-</w:t>
-      </w:r>
-      <w:r>
-        <w:rPr>
-          <w:rFonts w:hint="eastAsia" w:ascii="Times New Roman" w:hAnsi="Times New Roman" w:eastAsia="FangSong" w:cs="Times New Roman"/>
-        </w:rPr>
-        <w:t>习题</w:t>
-      </w:r>
-      <w:r>
-        <w:rPr>
-          <w:rFonts w:hint="eastAsia" w:ascii="Times New Roman" w:hAnsi="Times New Roman" w:eastAsia="Times New Roman" w:cs="Times New Roman"/>
-        </w:rPr>
-        <w:t>1</w:t>
-      </w:r>
-    </w:p>
-    <w:p>
-      <w:pPr>
         <w:pStyle w:val="FirstParagraph"/>
       </w:pPr>
       <w:r>
@@ -4935,85 +4742,6 @@
     </w:p>
     <w:p>
       <w:pPr>
-        <w:pStyle w:val="BlockText"/>
-      </w:pPr>
-      <w:r>
-        <w:rPr>
-          <w:rFonts w:hint="eastAsia" w:ascii="Times New Roman" w:hAnsi="Times New Roman" w:eastAsia="FangSong" w:cs="Times New Roman"/>
-          <w:b/>
-          <w:bCs/>
-        </w:rPr>
-        <w:t xml:space="preserve">同源题</w:t>
-      </w:r>
-      <w:r>
-        <w:rPr>
-          <w:rFonts w:hint="eastAsia" w:ascii="Times New Roman" w:hAnsi="Times New Roman" w:eastAsia="Times New Roman" w:cs="Times New Roman"/>
-        </w:rPr>
-        <w:t xml:space="preserve">：118</w:t>
-      </w:r>
-      <w:r>
-        <w:rPr>
-          <w:rFonts w:ascii="Times New Roman" w:hAnsi="Times New Roman" w:eastAsia="Times New Roman" w:cs="Times New Roman"/>
-        </w:rPr>
-        <w:t xml:space="preserve"> </w:t>
-      </w:r>
-      <w:r>
-        <w:rPr>
-          <w:rFonts w:hint="eastAsia" w:ascii="Times New Roman" w:hAnsi="Times New Roman" w:eastAsia="FangSong" w:cs="Times New Roman"/>
-        </w:rPr>
-        <w:t xml:space="preserve">号元素位置推断</w:t>
-      </w:r>
-      <w:r>
-        <w:rPr>
-          <w:rFonts w:ascii="Times New Roman" w:hAnsi="Times New Roman" w:eastAsia="Times New Roman" w:cs="Times New Roman"/>
-        </w:rPr>
-        <w:t xml:space="preserve"> → </w:t>
-      </w:r>
-      <w:r>
-        <w:rPr>
-          <w:rFonts w:hint="eastAsia" w:ascii="Times New Roman" w:hAnsi="Times New Roman" w:eastAsia="FangSong" w:cs="Times New Roman"/>
-        </w:rPr>
-        <w:t>题</w:t>
-      </w:r>
-      <w:r>
-        <w:rPr>
-          <w:rFonts w:hint="eastAsia" w:ascii="Times New Roman" w:hAnsi="Times New Roman" w:eastAsia="Times New Roman" w:cs="Times New Roman"/>
-        </w:rPr>
-        <w:t>-106-</w:t>
-      </w:r>
-      <w:r>
-        <w:rPr>
-          <w:rFonts w:hint="eastAsia" w:ascii="Times New Roman" w:hAnsi="Times New Roman" w:eastAsia="FangSong" w:cs="Times New Roman"/>
-        </w:rPr>
-        <w:t>一分册</w:t>
-      </w:r>
-      <w:r>
-        <w:rPr>
-          <w:rFonts w:hint="eastAsia" w:ascii="Times New Roman" w:hAnsi="Times New Roman" w:eastAsia="Times New Roman" w:cs="Times New Roman"/>
-        </w:rPr>
-        <w:t>-L5</w:t>
-      </w:r>
-      <w:r>
-        <w:rPr>
-          <w:rFonts w:hint="eastAsia" w:ascii="Times New Roman" w:hAnsi="Times New Roman" w:eastAsia="FangSong" w:cs="Times New Roman"/>
-        </w:rPr>
-        <w:t>实</w:t>
-      </w:r>
-      <w:r>
-        <w:rPr>
-          <w:rFonts w:hint="eastAsia" w:ascii="Times New Roman" w:hAnsi="Times New Roman" w:eastAsia="Times New Roman" w:cs="Times New Roman"/>
-        </w:rPr>
-        <w:t>4-</w:t>
-      </w:r>
-      <w:r>
-        <w:rPr>
-          <w:rFonts w:hint="eastAsia" w:ascii="Times New Roman" w:hAnsi="Times New Roman" w:eastAsia="FangSong" w:cs="Times New Roman"/>
-        </w:rPr>
-        <w:t>超重元素位置预测</w:t>
-      </w:r>
-    </w:p>
-    <w:p>
-      <w:pPr>
         <w:pStyle w:val="FirstParagraph"/>
       </w:pPr>
       <w:r>
@@ -6070,157 +5798,6 @@
           <w:rFonts w:hint="eastAsia" w:ascii="Times New Roman" w:hAnsi="Times New Roman" w:eastAsia="SimHei" w:cs="Times New Roman"/>
         </w:rPr>
         <w:t>题</w:t>
-      </w:r>
-    </w:p>
-    <w:p>
-      <w:pPr>
-        <w:pStyle w:val="BlockText"/>
-      </w:pPr>
-      <w:r>
-        <w:rPr>
-          <w:rFonts w:hint="eastAsia" w:ascii="Times New Roman" w:hAnsi="Times New Roman" w:eastAsia="FangSong" w:cs="Times New Roman"/>
-          <w:b/>
-          <w:bCs/>
-        </w:rPr>
-        <w:t xml:space="preserve">同源题</w:t>
-      </w:r>
-      <w:r>
-        <w:rPr>
-          <w:rFonts w:hint="eastAsia" w:ascii="Times New Roman" w:hAnsi="Times New Roman" w:eastAsia="Times New Roman" w:cs="Times New Roman"/>
-        </w:rPr>
-        <w:t>：</w:t>
-      </w:r>
-      <w:r>
-        <w:rPr>
-          <w:rFonts w:hint="eastAsia" w:ascii="Times New Roman" w:hAnsi="Times New Roman" w:eastAsia="FangSong" w:cs="Times New Roman"/>
-        </w:rPr>
-        <w:t>本讲对例</w:t>
-      </w:r>
-      <w:r>
-        <w:rPr>
-          <w:rFonts w:ascii="Times New Roman" w:hAnsi="Times New Roman" w:eastAsia="Times New Roman" w:cs="Times New Roman"/>
-        </w:rPr>
-        <w:t xml:space="preserve"> 2 → </w:t>
-      </w:r>
-      <w:r>
-        <w:rPr>
-          <w:rFonts w:hint="eastAsia" w:ascii="Times New Roman" w:hAnsi="Times New Roman" w:eastAsia="FangSong" w:cs="Times New Roman"/>
-        </w:rPr>
-        <w:t>题</w:t>
-      </w:r>
-      <w:r>
-        <w:rPr>
-          <w:rFonts w:hint="eastAsia" w:ascii="Times New Roman" w:hAnsi="Times New Roman" w:eastAsia="Times New Roman" w:cs="Times New Roman"/>
-        </w:rPr>
-        <w:t>-117-</w:t>
-      </w:r>
-      <w:r>
-        <w:rPr>
-          <w:rFonts w:hint="eastAsia" w:ascii="Times New Roman" w:hAnsi="Times New Roman" w:eastAsia="FangSong" w:cs="Times New Roman"/>
-        </w:rPr>
-        <w:t>一分册</w:t>
-      </w:r>
-      <w:r>
-        <w:rPr>
-          <w:rFonts w:hint="eastAsia" w:ascii="Times New Roman" w:hAnsi="Times New Roman" w:eastAsia="Times New Roman" w:cs="Times New Roman"/>
-        </w:rPr>
-        <w:t>-L6</w:t>
-      </w:r>
-      <w:r>
-        <w:rPr>
-          <w:rFonts w:hint="eastAsia" w:ascii="Times New Roman" w:hAnsi="Times New Roman" w:eastAsia="FangSong" w:cs="Times New Roman"/>
-        </w:rPr>
-        <w:t>对例</w:t>
-      </w:r>
-      <w:r>
-        <w:rPr>
-          <w:rFonts w:hint="eastAsia" w:ascii="Times New Roman" w:hAnsi="Times New Roman" w:eastAsia="Times New Roman" w:cs="Times New Roman"/>
-        </w:rPr>
-        <w:t>2-</w:t>
-      </w:r>
-      <w:r>
-        <w:rPr>
-          <w:rFonts w:hint="eastAsia" w:ascii="Times New Roman" w:hAnsi="Times New Roman" w:eastAsia="FangSong" w:cs="Times New Roman"/>
-        </w:rPr>
-        <w:t>电离能对数图推</w:t>
-      </w:r>
-      <w:r>
-        <w:rPr>
-          <w:rFonts w:hint="eastAsia" w:ascii="Times New Roman" w:hAnsi="Times New Roman" w:eastAsia="Times New Roman" w:cs="Times New Roman"/>
-        </w:rPr>
-        <w:t>ⅡA（</w:t>
-      </w:r>
-      <w:r>
-        <w:rPr>
-          <w:rFonts w:hint="eastAsia" w:ascii="Times New Roman" w:hAnsi="Times New Roman" w:eastAsia="FangSong" w:cs="Times New Roman"/>
-        </w:rPr>
-        <w:t>同源试题的无第二问版</w:t>
-      </w:r>
-      <w:r>
-        <w:rPr>
-          <w:rFonts w:hint="eastAsia" w:ascii="Times New Roman" w:hAnsi="Times New Roman" w:eastAsia="Times New Roman" w:cs="Times New Roman"/>
-        </w:rPr>
-        <w:t>）；</w:t>
-      </w:r>
-      <w:r>
-        <w:rPr>
-          <w:rFonts w:hint="eastAsia" w:ascii="Times New Roman" w:hAnsi="Times New Roman" w:eastAsia="FangSong" w:cs="Times New Roman"/>
-        </w:rPr>
-        <w:t>上海中学竞赛课程习题</w:t>
-      </w:r>
-      <w:r>
-        <w:rPr>
-          <w:rFonts w:ascii="Times New Roman" w:hAnsi="Times New Roman" w:eastAsia="Times New Roman" w:cs="Times New Roman"/>
-        </w:rPr>
-        <w:t xml:space="preserve"> 2 → </w:t>
-      </w:r>
-      <w:r>
-        <w:rPr>
-          <w:rFonts w:hint="eastAsia" w:ascii="Times New Roman" w:hAnsi="Times New Roman" w:eastAsia="FangSong" w:cs="Times New Roman"/>
-        </w:rPr>
-        <w:t>题</w:t>
-      </w:r>
-      <w:r>
-        <w:rPr>
-          <w:rFonts w:hint="eastAsia" w:ascii="Times New Roman" w:hAnsi="Times New Roman" w:eastAsia="Times New Roman" w:cs="Times New Roman"/>
-        </w:rPr>
-        <w:t>-044-</w:t>
-      </w:r>
-      <w:r>
-        <w:rPr>
-          <w:rFonts w:hint="eastAsia" w:ascii="Times New Roman" w:hAnsi="Times New Roman" w:eastAsia="FangSong" w:cs="Times New Roman"/>
-        </w:rPr>
-        <w:t>上海中学</w:t>
-      </w:r>
-      <w:r>
-        <w:rPr>
-          <w:rFonts w:hint="eastAsia" w:ascii="Times New Roman" w:hAnsi="Times New Roman" w:eastAsia="Times New Roman" w:cs="Times New Roman"/>
-        </w:rPr>
-        <w:t>-</w:t>
-      </w:r>
-      <w:r>
-        <w:rPr>
-          <w:rFonts w:hint="eastAsia" w:ascii="Times New Roman" w:hAnsi="Times New Roman" w:eastAsia="FangSong" w:cs="Times New Roman"/>
-        </w:rPr>
-        <w:t>元素周期表与元素周期律</w:t>
-      </w:r>
-      <w:r>
-        <w:rPr>
-          <w:rFonts w:hint="eastAsia" w:ascii="Times New Roman" w:hAnsi="Times New Roman" w:eastAsia="Times New Roman" w:cs="Times New Roman"/>
-        </w:rPr>
-        <w:t>-</w:t>
-      </w:r>
-      <w:r>
-        <w:rPr>
-          <w:rFonts w:hint="eastAsia" w:ascii="Times New Roman" w:hAnsi="Times New Roman" w:eastAsia="FangSong" w:cs="Times New Roman"/>
-        </w:rPr>
-        <w:t>习题</w:t>
-      </w:r>
-      <w:r>
-        <w:rPr>
-          <w:rFonts w:hint="eastAsia" w:ascii="Times New Roman" w:hAnsi="Times New Roman" w:eastAsia="Times New Roman" w:cs="Times New Roman"/>
-        </w:rPr>
-        <w:t>1</w:t>
       </w:r>
     </w:p>
     <w:p>

--- a/00-首页/题组Word/第一轮·竞赛教材版/第一轮结构·2-元素周期律（学生版）.docx
+++ b/00-首页/题组Word/第一轮·竞赛教材版/第一轮结构·2-元素周期律（学生版）.docx
@@ -7532,73 +7532,6 @@
           <w:rFonts w:hint="eastAsia" w:ascii="Times New Roman" w:hAnsi="Times New Roman" w:eastAsia="SimHei" w:cs="Times New Roman"/>
         </w:rPr>
         <w:t>题</w:t>
-      </w:r>
-    </w:p>
-    <w:p>
-      <w:pPr>
-        <w:pStyle w:val="BlockText"/>
-      </w:pPr>
-      <w:r>
-        <w:rPr>
-          <w:rFonts w:hint="eastAsia" w:ascii="Times New Roman" w:hAnsi="Times New Roman" w:eastAsia="FangSong" w:cs="Times New Roman"/>
-          <w:b/>
-          <w:bCs/>
-        </w:rPr>
-        <w:t xml:space="preserve">主题同源</w:t>
-      </w:r>
-      <w:r>
-        <w:rPr>
-          <w:rFonts w:hint="eastAsia" w:ascii="Times New Roman" w:hAnsi="Times New Roman" w:eastAsia="Times New Roman" w:cs="Times New Roman"/>
-        </w:rPr>
-        <w:t>：</w:t>
-      </w:r>
-      <w:r>
-        <w:rPr>
-          <w:rFonts w:hint="eastAsia" w:ascii="Times New Roman" w:hAnsi="Times New Roman" w:eastAsia="FangSong" w:cs="Times New Roman"/>
-        </w:rPr>
-        <w:t>平面世界元素的轨道与杂化讨论</w:t>
-      </w:r>
-      <w:r>
-        <w:rPr>
-          <w:rFonts w:ascii="Times New Roman" w:hAnsi="Times New Roman" w:eastAsia="Times New Roman" w:cs="Times New Roman"/>
-        </w:rPr>
-        <w:t xml:space="preserve"> → </w:t>
-      </w:r>
-      <w:r>
-        <w:rPr>
-          <w:rFonts w:hint="eastAsia" w:ascii="Times New Roman" w:hAnsi="Times New Roman" w:eastAsia="FangSong" w:cs="Times New Roman"/>
-        </w:rPr>
-        <w:t>题</w:t>
-      </w:r>
-      <w:r>
-        <w:rPr>
-          <w:rFonts w:hint="eastAsia" w:ascii="Times New Roman" w:hAnsi="Times New Roman" w:eastAsia="Times New Roman" w:cs="Times New Roman"/>
-        </w:rPr>
-        <w:t>-</w:t>
-      </w:r>
-      <w:r>
-        <w:rPr>
-          <w:rFonts w:hint="eastAsia" w:ascii="Times New Roman" w:hAnsi="Times New Roman" w:eastAsia="FangSong" w:cs="Times New Roman"/>
-        </w:rPr>
-        <w:t>汇智</w:t>
-      </w:r>
-      <w:r>
-        <w:rPr>
-          <w:rFonts w:hint="eastAsia" w:ascii="Times New Roman" w:hAnsi="Times New Roman" w:eastAsia="Times New Roman" w:cs="Times New Roman"/>
-        </w:rPr>
-        <w:t>-</w:t>
-      </w:r>
-      <w:r>
-        <w:rPr>
-          <w:rFonts w:hint="eastAsia" w:ascii="Times New Roman" w:hAnsi="Times New Roman" w:eastAsia="FangSong" w:cs="Times New Roman"/>
-        </w:rPr>
-        <w:t>原子结构</w:t>
-      </w:r>
-      <w:r>
-        <w:rPr>
-          <w:rFonts w:hint="eastAsia" w:ascii="Times New Roman" w:hAnsi="Times New Roman" w:eastAsia="Times New Roman" w:cs="Times New Roman"/>
-        </w:rPr>
-        <w:t>-3</w:t>
       </w:r>
     </w:p>
     <w:p>

--- a/00-首页/题组Word/第一轮·竞赛教材版/第一轮结构·2-元素周期律（学生版）.docx
+++ b/00-首页/题组Word/第一轮·竞赛教材版/第一轮结构·2-元素周期律（学生版）.docx
@@ -237,14 +237,14 @@
         </w:rPr>
         <w:drawing>
           <wp:inline>
-            <wp:extent cx="3240000" cy="4584609"/>
+            <wp:extent cx="3600000" cy="2156603"/>
             <wp:effectExtent b="0" l="0" r="0" t="0"/>
             <wp:docPr descr="" title="" id="10" name="Picture"/>
             <a:graphic>
               <a:graphicData uri="http://schemas.openxmlformats.org/drawingml/2006/picture">
                 <pic:pic>
                   <pic:nvPicPr>
-                    <pic:cNvPr descr="06-外部资料导入/真题/省预赛/images/2021-浙江预赛_p01.png" id="11" name="Picture"/>
+                    <pic:cNvPr descr="00dea95d670d024e.png" id="11" name="Picture"/>
                     <pic:cNvPicPr>
                       <a:picLocks noChangeArrowheads="1" noChangeAspect="1"/>
                     </pic:cNvPicPr>
@@ -258,7 +258,7 @@
                   <pic:spPr bwMode="auto">
                     <a:xfrm>
                       <a:off x="0" y="0"/>
-                      <a:ext cx="3240000" cy="4584609"/>
+                      <a:ext cx="3600000" cy="2156603"/>
                     </a:xfrm>
                     <a:prstGeom prst="rect">
                       <a:avLst/>

--- a/00-首页/题组Word/第一轮·竞赛教材版/第一轮结构·2-元素周期律（学生版）.docx
+++ b/00-首页/题组Word/第一轮·竞赛教材版/第一轮结构·2-元素周期律（学生版）.docx
@@ -237,7 +237,7 @@
         </w:rPr>
         <w:drawing>
           <wp:inline>
-            <wp:extent cx="3600000" cy="2156603"/>
+            <wp:extent cx="3597477" cy="2156603"/>
             <wp:effectExtent b="0" l="0" r="0" t="0"/>
             <wp:docPr descr="" title="" id="10" name="Picture"/>
             <a:graphic>
@@ -258,7 +258,7 @@
                   <pic:spPr bwMode="auto">
                     <a:xfrm>
                       <a:off x="0" y="0"/>
-                      <a:ext cx="3600000" cy="2156603"/>
+                      <a:ext cx="3597477" cy="2156603"/>
                     </a:xfrm>
                     <a:prstGeom prst="rect">
                       <a:avLst/>
@@ -721,10 +721,6 @@
     <w:p>
       <w:pPr>
         <w:pStyle w:val="Compact"/>
-        <w:numPr>
-          <w:ilvl w:val="0"/>
-          <w:numId w:val="1001"/>
-        </w:numPr>
       </w:pPr>
       <w:r>
         <w:rPr>
@@ -754,10 +750,6 @@
     <w:p>
       <w:pPr>
         <w:pStyle w:val="Compact"/>
-        <w:numPr>
-          <w:ilvl w:val="0"/>
-          <w:numId w:val="1001"/>
-        </w:numPr>
       </w:pPr>
       <w:r>
         <w:rPr>
@@ -787,10 +779,6 @@
     <w:p>
       <w:pPr>
         <w:pStyle w:val="Compact"/>
-        <w:numPr>
-          <w:ilvl w:val="0"/>
-          <w:numId w:val="1001"/>
-        </w:numPr>
       </w:pPr>
       <w:r>
         <w:rPr>
@@ -808,10 +796,6 @@
     <w:p>
       <w:pPr>
         <w:pStyle w:val="Compact"/>
-        <w:numPr>
-          <w:ilvl w:val="0"/>
-          <w:numId w:val="1001"/>
-        </w:numPr>
       </w:pPr>
       <w:r>
         <w:rPr>
@@ -837,6 +821,16 @@
         </w:rPr>
         <w:t xml:space="preserve"> &lt; X &lt; Y</w:t>
       </w:r>
+    </w:p>
+    <w:p>
+      <w:pPr>
+        <w:spacing w:before="0" w:after="0"/>
+      </w:pPr>
+    </w:p>
+    <w:p>
+      <w:pPr>
+        <w:spacing w:before="0" w:after="0"/>
+      </w:pPr>
     </w:p>
     <w:p>
       <w:pPr>
@@ -918,10 +912,6 @@
     <w:p>
       <w:pPr>
         <w:pStyle w:val="Compact"/>
-        <w:numPr>
-          <w:ilvl w:val="0"/>
-          <w:numId w:val="1002"/>
-        </w:numPr>
       </w:pPr>
       <w:r>
         <w:rPr>
@@ -989,10 +979,6 @@
     <w:p>
       <w:pPr>
         <w:pStyle w:val="Compact"/>
-        <w:numPr>
-          <w:ilvl w:val="0"/>
-          <w:numId w:val="1002"/>
-        </w:numPr>
       </w:pPr>
       <w:r>
         <w:rPr>
@@ -1035,10 +1021,6 @@
     <w:p>
       <w:pPr>
         <w:pStyle w:val="Compact"/>
-        <w:numPr>
-          <w:ilvl w:val="0"/>
-          <w:numId w:val="1002"/>
-        </w:numPr>
       </w:pPr>
       <w:r>
         <w:rPr>
@@ -1144,10 +1126,6 @@
     <w:p>
       <w:pPr>
         <w:pStyle w:val="Compact"/>
-        <w:numPr>
-          <w:ilvl w:val="0"/>
-          <w:numId w:val="1002"/>
-        </w:numPr>
       </w:pPr>
       <w:r>
         <w:rPr>
@@ -1223,6 +1201,16 @@
         </w:rPr>
         <w:t xml:space="preserve">一样多</w:t>
       </w:r>
+    </w:p>
+    <w:p>
+      <w:pPr>
+        <w:spacing w:before="0" w:after="0"/>
+      </w:pPr>
+    </w:p>
+    <w:p>
+      <w:pPr>
+        <w:spacing w:before="0" w:after="0"/>
+      </w:pPr>
     </w:p>
     <w:p>
       <w:pPr>
@@ -1405,6 +1393,31 @@
     </w:p>
     <w:p>
       <w:pPr>
+        <w:spacing w:before="0" w:after="0"/>
+      </w:pPr>
+    </w:p>
+    <w:p>
+      <w:pPr>
+        <w:spacing w:before="0" w:after="0"/>
+      </w:pPr>
+    </w:p>
+    <w:p>
+      <w:pPr>
+        <w:spacing w:before="0" w:after="0"/>
+      </w:pPr>
+    </w:p>
+    <w:p>
+      <w:pPr>
+        <w:spacing w:before="0" w:after="0"/>
+      </w:pPr>
+    </w:p>
+    <w:p>
+      <w:pPr>
+        <w:spacing w:before="0" w:after="0"/>
+      </w:pPr>
+    </w:p>
+    <w:p>
+      <w:pPr>
         <w:spacing w:before="160" w:after="80"/>
       </w:pPr>
       <w:r>
@@ -1665,6 +1678,31 @@
         </w:rPr>
         <w:t>。</w:t>
       </w:r>
+    </w:p>
+    <w:p>
+      <w:pPr>
+        <w:spacing w:before="0" w:after="0"/>
+      </w:pPr>
+    </w:p>
+    <w:p>
+      <w:pPr>
+        <w:spacing w:before="0" w:after="0"/>
+      </w:pPr>
+    </w:p>
+    <w:p>
+      <w:pPr>
+        <w:spacing w:before="0" w:after="0"/>
+      </w:pPr>
+    </w:p>
+    <w:p>
+      <w:pPr>
+        <w:spacing w:before="0" w:after="0"/>
+      </w:pPr>
+    </w:p>
+    <w:p>
+      <w:pPr>
+        <w:spacing w:before="0" w:after="0"/>
+      </w:pPr>
     </w:p>
     <w:p>
       <w:pPr>
@@ -2254,6 +2292,31 @@
         </w:rPr>
         <w:t>。</w:t>
       </w:r>
+    </w:p>
+    <w:p>
+      <w:pPr>
+        <w:spacing w:before="0" w:after="0"/>
+      </w:pPr>
+    </w:p>
+    <w:p>
+      <w:pPr>
+        <w:spacing w:before="0" w:after="0"/>
+      </w:pPr>
+    </w:p>
+    <w:p>
+      <w:pPr>
+        <w:spacing w:before="0" w:after="0"/>
+      </w:pPr>
+    </w:p>
+    <w:p>
+      <w:pPr>
+        <w:spacing w:before="0" w:after="0"/>
+      </w:pPr>
+    </w:p>
+    <w:p>
+      <w:pPr>
+        <w:spacing w:before="0" w:after="0"/>
+      </w:pPr>
     </w:p>
     <w:p>
       <w:pPr>
@@ -3763,6 +3826,46 @@
     </w:p>
     <w:p>
       <w:pPr>
+        <w:spacing w:before="0" w:after="0"/>
+      </w:pPr>
+    </w:p>
+    <w:p>
+      <w:pPr>
+        <w:spacing w:before="0" w:after="0"/>
+      </w:pPr>
+    </w:p>
+    <w:p>
+      <w:pPr>
+        <w:spacing w:before="0" w:after="0"/>
+      </w:pPr>
+    </w:p>
+    <w:p>
+      <w:pPr>
+        <w:spacing w:before="0" w:after="0"/>
+      </w:pPr>
+    </w:p>
+    <w:p>
+      <w:pPr>
+        <w:spacing w:before="0" w:after="0"/>
+      </w:pPr>
+    </w:p>
+    <w:p>
+      <w:pPr>
+        <w:spacing w:before="0" w:after="0"/>
+      </w:pPr>
+    </w:p>
+    <w:p>
+      <w:pPr>
+        <w:spacing w:before="0" w:after="0"/>
+      </w:pPr>
+    </w:p>
+    <w:p>
+      <w:pPr>
+        <w:spacing w:before="0" w:after="0"/>
+      </w:pPr>
+    </w:p>
+    <w:p>
+      <w:pPr>
         <w:spacing w:before="160" w:after="80"/>
       </w:pPr>
       <w:r>
@@ -4112,6 +4215,46 @@
     </w:p>
     <w:p>
       <w:pPr>
+        <w:spacing w:before="0" w:after="0"/>
+      </w:pPr>
+    </w:p>
+    <w:p>
+      <w:pPr>
+        <w:spacing w:before="0" w:after="0"/>
+      </w:pPr>
+    </w:p>
+    <w:p>
+      <w:pPr>
+        <w:spacing w:before="0" w:after="0"/>
+      </w:pPr>
+    </w:p>
+    <w:p>
+      <w:pPr>
+        <w:spacing w:before="0" w:after="0"/>
+      </w:pPr>
+    </w:p>
+    <w:p>
+      <w:pPr>
+        <w:spacing w:before="0" w:after="0"/>
+      </w:pPr>
+    </w:p>
+    <w:p>
+      <w:pPr>
+        <w:spacing w:before="0" w:after="0"/>
+      </w:pPr>
+    </w:p>
+    <w:p>
+      <w:pPr>
+        <w:spacing w:before="0" w:after="0"/>
+      </w:pPr>
+    </w:p>
+    <w:p>
+      <w:pPr>
+        <w:spacing w:before="0" w:after="0"/>
+      </w:pPr>
+    </w:p>
+    <w:p>
+      <w:pPr>
         <w:spacing w:before="160" w:after="80"/>
       </w:pPr>
       <w:r>
@@ -4241,7 +4384,7 @@
         </w:rPr>
         <w:drawing>
           <wp:inline>
-            <wp:extent cx="3600000" cy="2509253"/>
+            <wp:extent cx="3599999" cy="2509253"/>
             <wp:effectExtent b="0" l="0" r="0" t="0"/>
             <wp:docPr descr="" title="" id="20" name="Picture"/>
             <a:graphic>
@@ -4262,7 +4405,7 @@
                   <pic:spPr bwMode="auto">
                     <a:xfrm>
                       <a:off x="0" y="0"/>
-                      <a:ext cx="3600000" cy="2509253"/>
+                      <a:ext cx="3599999" cy="2509253"/>
                     </a:xfrm>
                     <a:prstGeom prst="rect">
                       <a:avLst/>
@@ -4823,6 +4966,46 @@
     </w:p>
     <w:p>
       <w:pPr>
+        <w:spacing w:before="0" w:after="0"/>
+      </w:pPr>
+    </w:p>
+    <w:p>
+      <w:pPr>
+        <w:spacing w:before="0" w:after="0"/>
+      </w:pPr>
+    </w:p>
+    <w:p>
+      <w:pPr>
+        <w:spacing w:before="0" w:after="0"/>
+      </w:pPr>
+    </w:p>
+    <w:p>
+      <w:pPr>
+        <w:spacing w:before="0" w:after="0"/>
+      </w:pPr>
+    </w:p>
+    <w:p>
+      <w:pPr>
+        <w:spacing w:before="0" w:after="0"/>
+      </w:pPr>
+    </w:p>
+    <w:p>
+      <w:pPr>
+        <w:spacing w:before="0" w:after="0"/>
+      </w:pPr>
+    </w:p>
+    <w:p>
+      <w:pPr>
+        <w:spacing w:before="0" w:after="0"/>
+      </w:pPr>
+    </w:p>
+    <w:p>
+      <w:pPr>
+        <w:spacing w:before="0" w:after="0"/>
+      </w:pPr>
+    </w:p>
+    <w:p>
+      <w:pPr>
         <w:spacing w:before="160" w:after="80"/>
       </w:pPr>
       <w:r>
@@ -4968,6 +5151,21 @@
     </w:p>
     <w:p>
       <w:pPr>
+        <w:spacing w:before="0" w:after="0"/>
+      </w:pPr>
+    </w:p>
+    <w:p>
+      <w:pPr>
+        <w:spacing w:before="0" w:after="0"/>
+      </w:pPr>
+    </w:p>
+    <w:p>
+      <w:pPr>
+        <w:spacing w:before="0" w:after="0"/>
+      </w:pPr>
+    </w:p>
+    <w:p>
+      <w:pPr>
         <w:spacing w:before="160" w:after="80"/>
       </w:pPr>
       <w:r>
@@ -5033,6 +5231,21 @@
     </w:p>
     <w:p>
       <w:pPr>
+        <w:spacing w:before="0" w:after="0"/>
+      </w:pPr>
+    </w:p>
+    <w:p>
+      <w:pPr>
+        <w:spacing w:before="0" w:after="0"/>
+      </w:pPr>
+    </w:p>
+    <w:p>
+      <w:pPr>
+        <w:spacing w:before="0" w:after="0"/>
+      </w:pPr>
+    </w:p>
+    <w:p>
+      <w:pPr>
         <w:spacing w:before="160" w:after="80"/>
       </w:pPr>
       <w:r>
@@ -5117,13 +5330,64 @@
     <w:p>
       <w:pPr>
         <w:pStyle w:val="BodyText"/>
-      </w:pPr>
-      <w:r>
-        <w:rPr>
-          <w:rFonts w:ascii="Times New Roman" w:hAnsi="Times New Roman" w:eastAsia="Times New Roman" w:cs="Times New Roman"/>
-        </w:rPr>
-        <w:t xml:space="preserve">A. 1　　B. 3　　C. 5　　D. 6</w:t>
-      </w:r>
+        <w:ind w:left="480" w:hanging="480"/>
+        <w:spacing w:after="0"/>
+      </w:pPr>
+      <w:r>
+        <w:rPr>
+          <w:rFonts w:ascii="Times New Roman" w:hAnsi="Times New Roman" w:eastAsia="Times New Roman" w:cs="Times New Roman"/>
+        </w:rPr>
+        <w:t xml:space="preserve">A. 1　　</w:t>
+      </w:r>
+    </w:p>
+    <w:p>
+      <w:pPr>
+        <w:pStyle w:val="BodyText"/>
+        <w:ind w:left="480" w:hanging="480"/>
+        <w:spacing w:before="0" w:after="0"/>
+      </w:pPr>
+      <w:r>
+        <w:rPr>
+          <w:rFonts w:ascii="Times New Roman" w:hAnsi="Times New Roman" w:eastAsia="Times New Roman" w:cs="Times New Roman"/>
+        </w:rPr>
+        <w:t xml:space="preserve">B. 3　　</w:t>
+      </w:r>
+    </w:p>
+    <w:p>
+      <w:pPr>
+        <w:pStyle w:val="BodyText"/>
+        <w:ind w:left="480" w:hanging="480"/>
+        <w:spacing w:before="0" w:after="0"/>
+      </w:pPr>
+      <w:r>
+        <w:rPr>
+          <w:rFonts w:ascii="Times New Roman" w:hAnsi="Times New Roman" w:eastAsia="Times New Roman" w:cs="Times New Roman"/>
+        </w:rPr>
+        <w:t xml:space="preserve">C. 5　　</w:t>
+      </w:r>
+    </w:p>
+    <w:p>
+      <w:pPr>
+        <w:pStyle w:val="BodyText"/>
+        <w:ind w:left="480" w:hanging="480"/>
+        <w:spacing w:before="0" w:after="180"/>
+      </w:pPr>
+      <w:r>
+        <w:rPr>
+          <w:rFonts w:ascii="Times New Roman" w:hAnsi="Times New Roman" w:eastAsia="Times New Roman" w:cs="Times New Roman"/>
+        </w:rPr>
+        <w:t xml:space="preserve">D. 6</w:t>
+      </w:r>
+    </w:p>
+    <w:p>
+      <w:pPr>
+        <w:spacing w:before="0" w:after="0"/>
+      </w:pPr>
+    </w:p>
+    <w:p>
+      <w:pPr>
+        <w:spacing w:before="0" w:after="0"/>
+      </w:pPr>
     </w:p>
     <w:p>
       <w:pPr>
@@ -5244,7 +5508,7 @@
         </w:rPr>
         <w:drawing>
           <wp:inline>
-            <wp:extent cx="3240000" cy="2742260"/>
+            <wp:extent cx="3240000" cy="2629565"/>
             <wp:effectExtent b="0" l="0" r="0" t="0"/>
             <wp:docPr descr="" title="" id="27" name="Picture"/>
             <a:graphic>
@@ -5265,7 +5529,7 @@
                   <pic:spPr bwMode="auto">
                     <a:xfrm>
                       <a:off x="0" y="0"/>
-                      <a:ext cx="3240000" cy="2742260"/>
+                      <a:ext cx="3240000" cy="2629565"/>
                     </a:xfrm>
                     <a:prstGeom prst="rect">
                       <a:avLst/>
@@ -5286,6 +5550,21 @@
     </w:p>
     <w:p>
       <w:pPr>
+        <w:spacing w:before="0" w:after="0"/>
+      </w:pPr>
+    </w:p>
+    <w:p>
+      <w:pPr>
+        <w:spacing w:before="0" w:after="0"/>
+      </w:pPr>
+    </w:p>
+    <w:p>
+      <w:pPr>
+        <w:spacing w:before="0" w:after="0"/>
+      </w:pPr>
+    </w:p>
+    <w:p>
+      <w:pPr>
         <w:spacing w:before="160" w:after="80"/>
       </w:pPr>
       <w:r>
@@ -5415,7 +5694,7 @@
         </w:rPr>
         <w:drawing>
           <wp:inline>
-            <wp:extent cx="3600000" cy="2741917"/>
+            <wp:extent cx="3599999" cy="2741917"/>
             <wp:effectExtent b="0" l="0" r="0" t="0"/>
             <wp:docPr descr="" title="" id="31" name="Picture"/>
             <a:graphic>
@@ -5436,7 +5715,7 @@
                   <pic:spPr bwMode="auto">
                     <a:xfrm>
                       <a:off x="0" y="0"/>
-                      <a:ext cx="3600000" cy="2741917"/>
+                      <a:ext cx="3599999" cy="2741917"/>
                     </a:xfrm>
                     <a:prstGeom prst="rect">
                       <a:avLst/>
@@ -5575,6 +5854,31 @@
     </w:p>
     <w:p>
       <w:pPr>
+        <w:spacing w:before="0" w:after="0"/>
+      </w:pPr>
+    </w:p>
+    <w:p>
+      <w:pPr>
+        <w:spacing w:before="0" w:after="0"/>
+      </w:pPr>
+    </w:p>
+    <w:p>
+      <w:pPr>
+        <w:spacing w:before="0" w:after="0"/>
+      </w:pPr>
+    </w:p>
+    <w:p>
+      <w:pPr>
+        <w:spacing w:before="0" w:after="0"/>
+      </w:pPr>
+    </w:p>
+    <w:p>
+      <w:pPr>
+        <w:spacing w:before="0" w:after="0"/>
+      </w:pPr>
+    </w:p>
+    <w:p>
+      <w:pPr>
         <w:spacing w:before="160" w:after="80"/>
       </w:pPr>
       <w:r>
@@ -5768,6 +6072,31 @@
         </w:rPr>
         <w:t>。</w:t>
       </w:r>
+    </w:p>
+    <w:p>
+      <w:pPr>
+        <w:spacing w:before="0" w:after="0"/>
+      </w:pPr>
+    </w:p>
+    <w:p>
+      <w:pPr>
+        <w:spacing w:before="0" w:after="0"/>
+      </w:pPr>
+    </w:p>
+    <w:p>
+      <w:pPr>
+        <w:spacing w:before="0" w:after="0"/>
+      </w:pPr>
+    </w:p>
+    <w:p>
+      <w:pPr>
+        <w:spacing w:before="0" w:after="0"/>
+      </w:pPr>
+    </w:p>
+    <w:p>
+      <w:pPr>
+        <w:spacing w:before="0" w:after="0"/>
+      </w:pPr>
     </w:p>
     <w:p>
       <w:pPr>
@@ -7099,6 +7428,46 @@
     </w:p>
     <w:p>
       <w:pPr>
+        <w:spacing w:before="0" w:after="0"/>
+      </w:pPr>
+    </w:p>
+    <w:p>
+      <w:pPr>
+        <w:spacing w:before="0" w:after="0"/>
+      </w:pPr>
+    </w:p>
+    <w:p>
+      <w:pPr>
+        <w:spacing w:before="0" w:after="0"/>
+      </w:pPr>
+    </w:p>
+    <w:p>
+      <w:pPr>
+        <w:spacing w:before="0" w:after="0"/>
+      </w:pPr>
+    </w:p>
+    <w:p>
+      <w:pPr>
+        <w:spacing w:before="0" w:after="0"/>
+      </w:pPr>
+    </w:p>
+    <w:p>
+      <w:pPr>
+        <w:spacing w:before="0" w:after="0"/>
+      </w:pPr>
+    </w:p>
+    <w:p>
+      <w:pPr>
+        <w:spacing w:before="0" w:after="0"/>
+      </w:pPr>
+    </w:p>
+    <w:p>
+      <w:pPr>
+        <w:spacing w:before="0" w:after="0"/>
+      </w:pPr>
+    </w:p>
+    <w:p>
+      <w:pPr>
         <w:spacing w:before="160" w:after="80"/>
       </w:pPr>
       <w:r>
@@ -7659,6 +8028,31 @@
     </w:p>
     <w:p>
       <w:pPr>
+        <w:spacing w:before="0" w:after="0"/>
+      </w:pPr>
+    </w:p>
+    <w:p>
+      <w:pPr>
+        <w:spacing w:before="0" w:after="0"/>
+      </w:pPr>
+    </w:p>
+    <w:p>
+      <w:pPr>
+        <w:spacing w:before="0" w:after="0"/>
+      </w:pPr>
+    </w:p>
+    <w:p>
+      <w:pPr>
+        <w:spacing w:before="0" w:after="0"/>
+      </w:pPr>
+    </w:p>
+    <w:p>
+      <w:pPr>
+        <w:spacing w:before="0" w:after="0"/>
+      </w:pPr>
+    </w:p>
+    <w:p>
+      <w:pPr>
         <w:spacing w:before="160" w:after="80"/>
       </w:pPr>
       <w:r>
@@ -7924,6 +8318,21 @@
         </w:rPr>
         <w:t xml:space="preserve"> O</w:t>
       </w:r>
+    </w:p>
+    <w:p>
+      <w:pPr>
+        <w:spacing w:before="0" w:after="0"/>
+      </w:pPr>
+    </w:p>
+    <w:p>
+      <w:pPr>
+        <w:spacing w:before="0" w:after="0"/>
+      </w:pPr>
+    </w:p>
+    <w:p>
+      <w:pPr>
+        <w:spacing w:before="0" w:after="0"/>
+      </w:pPr>
     </w:p>
     <w:p>
       <w:pPr>
@@ -8319,6 +8728,8 @@
       <w:pPr>
         <w:pStyle w:val="BodyText"/>
         <w:spacing w:before="120"/>
+        <w:ind w:left="480" w:hanging="480"/>
+        <w:spacing w:after="0"/>
       </w:pPr>
       <w:r>
         <w:rPr>
@@ -8400,7 +8811,21 @@
         <w:rPr>
           <w:rFonts w:ascii="Times New Roman" w:hAnsi="Times New Roman" w:eastAsia="Times New Roman" w:cs="Times New Roman"/>
         </w:rPr>
-        <w:t xml:space="preserve">　　B. </w:t>
+        <w:t xml:space="preserve">　　</w:t>
+      </w:r>
+    </w:p>
+    <w:p>
+      <w:pPr>
+        <w:pStyle w:val="BodyText"/>
+        <w:spacing w:before="120"/>
+        <w:ind w:left="480" w:hanging="480"/>
+        <w:spacing w:before="0" w:after="0"/>
+      </w:pPr>
+      <w:r>
+        <w:rPr>
+          <w:rFonts w:ascii="Times New Roman" w:hAnsi="Times New Roman" w:eastAsia="Times New Roman" w:cs="Times New Roman"/>
+        </w:rPr>
+        <w:t xml:space="preserve">B. </w:t>
       </w:r>
       <w:r>
         <w:rPr>
@@ -8438,7 +8863,21 @@
         <w:rPr>
           <w:rFonts w:ascii="Times New Roman" w:hAnsi="Times New Roman" w:eastAsia="Times New Roman" w:cs="Times New Roman"/>
         </w:rPr>
-        <w:t xml:space="preserve">　　C. M </w:t>
+        <w:t xml:space="preserve">　　</w:t>
+      </w:r>
+    </w:p>
+    <w:p>
+      <w:pPr>
+        <w:pStyle w:val="BodyText"/>
+        <w:spacing w:before="120"/>
+        <w:ind w:left="480" w:hanging="480"/>
+        <w:spacing w:before="0" w:after="0"/>
+      </w:pPr>
+      <w:r>
+        <w:rPr>
+          <w:rFonts w:ascii="Times New Roman" w:hAnsi="Times New Roman" w:eastAsia="Times New Roman" w:cs="Times New Roman"/>
+        </w:rPr>
+        <w:t xml:space="preserve">C. M </w:t>
       </w:r>
       <w:r>
         <w:rPr>
@@ -8462,7 +8901,21 @@
         <w:rPr>
           <w:rFonts w:ascii="Times New Roman" w:hAnsi="Times New Roman" w:eastAsia="Times New Roman" w:cs="Times New Roman"/>
         </w:rPr>
-        <w:t xml:space="preserve">　　D.</w:t>
+        <w:t xml:space="preserve">　　</w:t>
+      </w:r>
+    </w:p>
+    <w:p>
+      <w:pPr>
+        <w:pStyle w:val="BodyText"/>
+        <w:spacing w:before="120"/>
+        <w:ind w:left="480" w:hanging="480"/>
+        <w:spacing w:before="0" w:after="180"/>
+      </w:pPr>
+      <w:r>
+        <w:rPr>
+          <w:rFonts w:ascii="Times New Roman" w:hAnsi="Times New Roman" w:eastAsia="Times New Roman" w:cs="Times New Roman"/>
+        </w:rPr>
+        <w:t xml:space="preserve">D.</w:t>
       </w:r>
       <w:r>
         <w:rPr>
@@ -8546,6 +8999,16 @@
         </w:rPr>
         <w:t xml:space="preserve">的核外电子数相等</w:t>
       </w:r>
+    </w:p>
+    <w:p>
+      <w:pPr>
+        <w:spacing w:before="0" w:after="0"/>
+      </w:pPr>
+    </w:p>
+    <w:p>
+      <w:pPr>
+        <w:spacing w:before="0" w:after="0"/>
+      </w:pPr>
     </w:p>
     <w:p>
       <w:pPr>
@@ -9278,6 +9741,16 @@
     </w:p>
     <w:p>
       <w:pPr>
+        <w:spacing w:before="0" w:after="0"/>
+      </w:pPr>
+    </w:p>
+    <w:p>
+      <w:pPr>
+        <w:spacing w:before="0" w:after="0"/>
+      </w:pPr>
+    </w:p>
+    <w:p>
+      <w:pPr>
         <w:spacing w:before="160" w:after="80"/>
       </w:pPr>
       <w:r>
@@ -9346,6 +9819,21 @@
         </w:rPr>
         <w:t>____。</w:t>
       </w:r>
+    </w:p>
+    <w:p>
+      <w:pPr>
+        <w:spacing w:before="0" w:after="0"/>
+      </w:pPr>
+    </w:p>
+    <w:p>
+      <w:pPr>
+        <w:spacing w:before="0" w:after="0"/>
+      </w:pPr>
+    </w:p>
+    <w:p>
+      <w:pPr>
+        <w:spacing w:before="0" w:after="0"/>
+      </w:pPr>
     </w:p>
     <w:p>
       <w:pPr>
@@ -11513,6 +12001,46 @@
     </w:p>
     <w:p>
       <w:pPr>
+        <w:spacing w:before="0" w:after="0"/>
+      </w:pPr>
+    </w:p>
+    <w:p>
+      <w:pPr>
+        <w:spacing w:before="0" w:after="0"/>
+      </w:pPr>
+    </w:p>
+    <w:p>
+      <w:pPr>
+        <w:spacing w:before="0" w:after="0"/>
+      </w:pPr>
+    </w:p>
+    <w:p>
+      <w:pPr>
+        <w:spacing w:before="0" w:after="0"/>
+      </w:pPr>
+    </w:p>
+    <w:p>
+      <w:pPr>
+        <w:spacing w:before="0" w:after="0"/>
+      </w:pPr>
+    </w:p>
+    <w:p>
+      <w:pPr>
+        <w:spacing w:before="0" w:after="0"/>
+      </w:pPr>
+    </w:p>
+    <w:p>
+      <w:pPr>
+        <w:spacing w:before="0" w:after="0"/>
+      </w:pPr>
+    </w:p>
+    <w:p>
+      <w:pPr>
+        <w:spacing w:before="0" w:after="0"/>
+      </w:pPr>
+    </w:p>
+    <w:p>
+      <w:pPr>
         <w:spacing w:before="160" w:after="80"/>
       </w:pPr>
       <w:r>
@@ -11898,6 +12426,31 @@
         </w:rPr>
         <w:t>。</w:t>
       </w:r>
+    </w:p>
+    <w:p>
+      <w:pPr>
+        <w:spacing w:before="0" w:after="0"/>
+      </w:pPr>
+    </w:p>
+    <w:p>
+      <w:pPr>
+        <w:spacing w:before="0" w:after="0"/>
+      </w:pPr>
+    </w:p>
+    <w:p>
+      <w:pPr>
+        <w:spacing w:before="0" w:after="0"/>
+      </w:pPr>
+    </w:p>
+    <w:p>
+      <w:pPr>
+        <w:spacing w:before="0" w:after="0"/>
+      </w:pPr>
+    </w:p>
+    <w:p>
+      <w:pPr>
+        <w:spacing w:before="0" w:after="0"/>
+      </w:pPr>
     </w:p>
     <w:p>
       <w:pPr>
@@ -12400,6 +12953,46 @@
     </w:p>
     <w:p>
       <w:pPr>
+        <w:spacing w:before="0" w:after="0"/>
+      </w:pPr>
+    </w:p>
+    <w:p>
+      <w:pPr>
+        <w:spacing w:before="0" w:after="0"/>
+      </w:pPr>
+    </w:p>
+    <w:p>
+      <w:pPr>
+        <w:spacing w:before="0" w:after="0"/>
+      </w:pPr>
+    </w:p>
+    <w:p>
+      <w:pPr>
+        <w:spacing w:before="0" w:after="0"/>
+      </w:pPr>
+    </w:p>
+    <w:p>
+      <w:pPr>
+        <w:spacing w:before="0" w:after="0"/>
+      </w:pPr>
+    </w:p>
+    <w:p>
+      <w:pPr>
+        <w:spacing w:before="0" w:after="0"/>
+      </w:pPr>
+    </w:p>
+    <w:p>
+      <w:pPr>
+        <w:spacing w:before="0" w:after="0"/>
+      </w:pPr>
+    </w:p>
+    <w:p>
+      <w:pPr>
+        <w:spacing w:before="0" w:after="0"/>
+      </w:pPr>
+    </w:p>
+    <w:p>
+      <w:pPr>
         <w:spacing w:before="160" w:after="80"/>
       </w:pPr>
       <w:r>
@@ -12837,6 +13430,46 @@
         </w:rPr>
         <w:t>。</w:t>
       </w:r>
+    </w:p>
+    <w:p>
+      <w:pPr>
+        <w:spacing w:before="0" w:after="0"/>
+      </w:pPr>
+    </w:p>
+    <w:p>
+      <w:pPr>
+        <w:spacing w:before="0" w:after="0"/>
+      </w:pPr>
+    </w:p>
+    <w:p>
+      <w:pPr>
+        <w:spacing w:before="0" w:after="0"/>
+      </w:pPr>
+    </w:p>
+    <w:p>
+      <w:pPr>
+        <w:spacing w:before="0" w:after="0"/>
+      </w:pPr>
+    </w:p>
+    <w:p>
+      <w:pPr>
+        <w:spacing w:before="0" w:after="0"/>
+      </w:pPr>
+    </w:p>
+    <w:p>
+      <w:pPr>
+        <w:spacing w:before="0" w:after="0"/>
+      </w:pPr>
+    </w:p>
+    <w:p>
+      <w:pPr>
+        <w:spacing w:before="0" w:after="0"/>
+      </w:pPr>
+    </w:p>
+    <w:p>
+      <w:pPr>
+        <w:spacing w:before="0" w:after="0"/>
+      </w:pPr>
     </w:p>
     <w:p>
       <w:pPr>
@@ -14248,6 +14881,31 @@
     </w:p>
     <w:p>
       <w:pPr>
+        <w:spacing w:before="0" w:after="0"/>
+      </w:pPr>
+    </w:p>
+    <w:p>
+      <w:pPr>
+        <w:spacing w:before="0" w:after="0"/>
+      </w:pPr>
+    </w:p>
+    <w:p>
+      <w:pPr>
+        <w:spacing w:before="0" w:after="0"/>
+      </w:pPr>
+    </w:p>
+    <w:p>
+      <w:pPr>
+        <w:spacing w:before="0" w:after="0"/>
+      </w:pPr>
+    </w:p>
+    <w:p>
+      <w:pPr>
+        <w:spacing w:before="0" w:after="0"/>
+      </w:pPr>
+    </w:p>
+    <w:p>
+      <w:pPr>
         <w:spacing w:before="160" w:after="80"/>
       </w:pPr>
       <w:r>
@@ -15590,6 +16248,46 @@
         </w:rPr>
         <w:t>？</w:t>
       </w:r>
+    </w:p>
+    <w:p>
+      <w:pPr>
+        <w:spacing w:before="0" w:after="0"/>
+      </w:pPr>
+    </w:p>
+    <w:p>
+      <w:pPr>
+        <w:spacing w:before="0" w:after="0"/>
+      </w:pPr>
+    </w:p>
+    <w:p>
+      <w:pPr>
+        <w:spacing w:before="0" w:after="0"/>
+      </w:pPr>
+    </w:p>
+    <w:p>
+      <w:pPr>
+        <w:spacing w:before="0" w:after="0"/>
+      </w:pPr>
+    </w:p>
+    <w:p>
+      <w:pPr>
+        <w:spacing w:before="0" w:after="0"/>
+      </w:pPr>
+    </w:p>
+    <w:p>
+      <w:pPr>
+        <w:spacing w:before="0" w:after="0"/>
+      </w:pPr>
+    </w:p>
+    <w:p>
+      <w:pPr>
+        <w:spacing w:before="0" w:after="0"/>
+      </w:pPr>
+    </w:p>
+    <w:p>
+      <w:pPr>
+        <w:spacing w:before="0" w:after="0"/>
+      </w:pPr>
     </w:p>
     <w:p>
       <w:pPr>
@@ -16028,6 +16726,31 @@
     </w:p>
     <w:p>
       <w:pPr>
+        <w:spacing w:before="0" w:after="0"/>
+      </w:pPr>
+    </w:p>
+    <w:p>
+      <w:pPr>
+        <w:spacing w:before="0" w:after="0"/>
+      </w:pPr>
+    </w:p>
+    <w:p>
+      <w:pPr>
+        <w:spacing w:before="0" w:after="0"/>
+      </w:pPr>
+    </w:p>
+    <w:p>
+      <w:pPr>
+        <w:spacing w:before="0" w:after="0"/>
+      </w:pPr>
+    </w:p>
+    <w:p>
+      <w:pPr>
+        <w:spacing w:before="0" w:after="0"/>
+      </w:pPr>
+    </w:p>
+    <w:p>
+      <w:pPr>
         <w:spacing w:before="160" w:after="80"/>
       </w:pPr>
       <w:r>
@@ -17256,6 +17979,46 @@
         </w:rPr>
         <w:t>。</w:t>
       </w:r>
+    </w:p>
+    <w:p>
+      <w:pPr>
+        <w:spacing w:before="0" w:after="0"/>
+      </w:pPr>
+    </w:p>
+    <w:p>
+      <w:pPr>
+        <w:spacing w:before="0" w:after="0"/>
+      </w:pPr>
+    </w:p>
+    <w:p>
+      <w:pPr>
+        <w:spacing w:before="0" w:after="0"/>
+      </w:pPr>
+    </w:p>
+    <w:p>
+      <w:pPr>
+        <w:spacing w:before="0" w:after="0"/>
+      </w:pPr>
+    </w:p>
+    <w:p>
+      <w:pPr>
+        <w:spacing w:before="0" w:after="0"/>
+      </w:pPr>
+    </w:p>
+    <w:p>
+      <w:pPr>
+        <w:spacing w:before="0" w:after="0"/>
+      </w:pPr>
+    </w:p>
+    <w:p>
+      <w:pPr>
+        <w:spacing w:before="0" w:after="0"/>
+      </w:pPr>
+    </w:p>
+    <w:p>
+      <w:pPr>
+        <w:spacing w:before="0" w:after="0"/>
+      </w:pPr>
     </w:p>
     <w:p>
       <w:pPr>
@@ -18208,6 +18971,46 @@
     </w:p>
     <w:p>
       <w:pPr>
+        <w:spacing w:before="0" w:after="0"/>
+      </w:pPr>
+    </w:p>
+    <w:p>
+      <w:pPr>
+        <w:spacing w:before="0" w:after="0"/>
+      </w:pPr>
+    </w:p>
+    <w:p>
+      <w:pPr>
+        <w:spacing w:before="0" w:after="0"/>
+      </w:pPr>
+    </w:p>
+    <w:p>
+      <w:pPr>
+        <w:spacing w:before="0" w:after="0"/>
+      </w:pPr>
+    </w:p>
+    <w:p>
+      <w:pPr>
+        <w:spacing w:before="0" w:after="0"/>
+      </w:pPr>
+    </w:p>
+    <w:p>
+      <w:pPr>
+        <w:spacing w:before="0" w:after="0"/>
+      </w:pPr>
+    </w:p>
+    <w:p>
+      <w:pPr>
+        <w:spacing w:before="0" w:after="0"/>
+      </w:pPr>
+    </w:p>
+    <w:p>
+      <w:pPr>
+        <w:spacing w:before="0" w:after="0"/>
+      </w:pPr>
+    </w:p>
+    <w:p>
+      <w:pPr>
         <w:spacing w:before="160" w:after="80"/>
       </w:pPr>
       <w:r>
@@ -19246,7 +20049,7 @@
         </w:rPr>
         <w:drawing>
           <wp:inline>
-            <wp:extent cx="2476500" cy="1879600"/>
+            <wp:extent cx="2476500" cy="1841168"/>
             <wp:effectExtent b="0" l="0" r="0" t="0"/>
             <wp:docPr descr="" title="" id="54" name="Picture"/>
             <a:graphic>
@@ -19267,7 +20070,7 @@
                   <pic:spPr bwMode="auto">
                     <a:xfrm>
                       <a:off x="0" y="0"/>
-                      <a:ext cx="2476500" cy="1879600"/>
+                      <a:ext cx="2476500" cy="1841168"/>
                     </a:xfrm>
                     <a:prstGeom prst="rect">
                       <a:avLst/>
@@ -19326,6 +20129,46 @@
         </w:rPr>
         <w:t>。</w:t>
       </w:r>
+    </w:p>
+    <w:p>
+      <w:pPr>
+        <w:spacing w:before="0" w:after="0"/>
+      </w:pPr>
+    </w:p>
+    <w:p>
+      <w:pPr>
+        <w:spacing w:before="0" w:after="0"/>
+      </w:pPr>
+    </w:p>
+    <w:p>
+      <w:pPr>
+        <w:spacing w:before="0" w:after="0"/>
+      </w:pPr>
+    </w:p>
+    <w:p>
+      <w:pPr>
+        <w:spacing w:before="0" w:after="0"/>
+      </w:pPr>
+    </w:p>
+    <w:p>
+      <w:pPr>
+        <w:spacing w:before="0" w:after="0"/>
+      </w:pPr>
+    </w:p>
+    <w:p>
+      <w:pPr>
+        <w:spacing w:before="0" w:after="0"/>
+      </w:pPr>
+    </w:p>
+    <w:p>
+      <w:pPr>
+        <w:spacing w:before="0" w:after="0"/>
+      </w:pPr>
+    </w:p>
+    <w:p>
+      <w:pPr>
+        <w:spacing w:before="0" w:after="0"/>
+      </w:pPr>
     </w:p>
     <w:p>
       <w:pPr>
@@ -20668,6 +21511,46 @@
     </w:p>
     <w:p>
       <w:pPr>
+        <w:spacing w:before="0" w:after="0"/>
+      </w:pPr>
+    </w:p>
+    <w:p>
+      <w:pPr>
+        <w:spacing w:before="0" w:after="0"/>
+      </w:pPr>
+    </w:p>
+    <w:p>
+      <w:pPr>
+        <w:spacing w:before="0" w:after="0"/>
+      </w:pPr>
+    </w:p>
+    <w:p>
+      <w:pPr>
+        <w:spacing w:before="0" w:after="0"/>
+      </w:pPr>
+    </w:p>
+    <w:p>
+      <w:pPr>
+        <w:spacing w:before="0" w:after="0"/>
+      </w:pPr>
+    </w:p>
+    <w:p>
+      <w:pPr>
+        <w:spacing w:before="0" w:after="0"/>
+      </w:pPr>
+    </w:p>
+    <w:p>
+      <w:pPr>
+        <w:spacing w:before="0" w:after="0"/>
+      </w:pPr>
+    </w:p>
+    <w:p>
+      <w:pPr>
+        <w:spacing w:before="0" w:after="0"/>
+      </w:pPr>
+    </w:p>
+    <w:p>
+      <w:pPr>
         <w:spacing w:before="160" w:after="80"/>
       </w:pPr>
       <w:r>
@@ -21432,6 +22315,46 @@
     </w:p>
     <w:p>
       <w:pPr>
+        <w:spacing w:before="0" w:after="0"/>
+      </w:pPr>
+    </w:p>
+    <w:p>
+      <w:pPr>
+        <w:spacing w:before="0" w:after="0"/>
+      </w:pPr>
+    </w:p>
+    <w:p>
+      <w:pPr>
+        <w:spacing w:before="0" w:after="0"/>
+      </w:pPr>
+    </w:p>
+    <w:p>
+      <w:pPr>
+        <w:spacing w:before="0" w:after="0"/>
+      </w:pPr>
+    </w:p>
+    <w:p>
+      <w:pPr>
+        <w:spacing w:before="0" w:after="0"/>
+      </w:pPr>
+    </w:p>
+    <w:p>
+      <w:pPr>
+        <w:spacing w:before="0" w:after="0"/>
+      </w:pPr>
+    </w:p>
+    <w:p>
+      <w:pPr>
+        <w:spacing w:before="0" w:after="0"/>
+      </w:pPr>
+    </w:p>
+    <w:p>
+      <w:pPr>
+        <w:spacing w:before="0" w:after="0"/>
+      </w:pPr>
+    </w:p>
+    <w:p>
+      <w:pPr>
         <w:spacing w:before="160" w:after="80"/>
       </w:pPr>
       <w:r>
@@ -22813,6 +23736,46 @@
     </w:p>
     <w:p>
       <w:pPr>
+        <w:spacing w:before="0" w:after="0"/>
+      </w:pPr>
+    </w:p>
+    <w:p>
+      <w:pPr>
+        <w:spacing w:before="0" w:after="0"/>
+      </w:pPr>
+    </w:p>
+    <w:p>
+      <w:pPr>
+        <w:spacing w:before="0" w:after="0"/>
+      </w:pPr>
+    </w:p>
+    <w:p>
+      <w:pPr>
+        <w:spacing w:before="0" w:after="0"/>
+      </w:pPr>
+    </w:p>
+    <w:p>
+      <w:pPr>
+        <w:spacing w:before="0" w:after="0"/>
+      </w:pPr>
+    </w:p>
+    <w:p>
+      <w:pPr>
+        <w:spacing w:before="0" w:after="0"/>
+      </w:pPr>
+    </w:p>
+    <w:p>
+      <w:pPr>
+        <w:spacing w:before="0" w:after="0"/>
+      </w:pPr>
+    </w:p>
+    <w:p>
+      <w:pPr>
+        <w:spacing w:before="0" w:after="0"/>
+      </w:pPr>
+    </w:p>
+    <w:p>
+      <w:pPr>
         <w:spacing w:before="160" w:after="80"/>
       </w:pPr>
       <w:r>
@@ -23294,6 +24257,46 @@
         </w:rPr>
         <w:t>。</w:t>
       </w:r>
+    </w:p>
+    <w:p>
+      <w:pPr>
+        <w:spacing w:before="0" w:after="0"/>
+      </w:pPr>
+    </w:p>
+    <w:p>
+      <w:pPr>
+        <w:spacing w:before="0" w:after="0"/>
+      </w:pPr>
+    </w:p>
+    <w:p>
+      <w:pPr>
+        <w:spacing w:before="0" w:after="0"/>
+      </w:pPr>
+    </w:p>
+    <w:p>
+      <w:pPr>
+        <w:spacing w:before="0" w:after="0"/>
+      </w:pPr>
+    </w:p>
+    <w:p>
+      <w:pPr>
+        <w:spacing w:before="0" w:after="0"/>
+      </w:pPr>
+    </w:p>
+    <w:p>
+      <w:pPr>
+        <w:spacing w:before="0" w:after="0"/>
+      </w:pPr>
+    </w:p>
+    <w:p>
+      <w:pPr>
+        <w:spacing w:before="0" w:after="0"/>
+      </w:pPr>
+    </w:p>
+    <w:p>
+      <w:pPr>
+        <w:spacing w:before="0" w:after="0"/>
+      </w:pPr>
     </w:p>
     <w:p>
       <w:pPr>
@@ -24543,6 +25546,46 @@
     </w:p>
     <w:p>
       <w:pPr>
+        <w:spacing w:before="0" w:after="0"/>
+      </w:pPr>
+    </w:p>
+    <w:p>
+      <w:pPr>
+        <w:spacing w:before="0" w:after="0"/>
+      </w:pPr>
+    </w:p>
+    <w:p>
+      <w:pPr>
+        <w:spacing w:before="0" w:after="0"/>
+      </w:pPr>
+    </w:p>
+    <w:p>
+      <w:pPr>
+        <w:spacing w:before="0" w:after="0"/>
+      </w:pPr>
+    </w:p>
+    <w:p>
+      <w:pPr>
+        <w:spacing w:before="0" w:after="0"/>
+      </w:pPr>
+    </w:p>
+    <w:p>
+      <w:pPr>
+        <w:spacing w:before="0" w:after="0"/>
+      </w:pPr>
+    </w:p>
+    <w:p>
+      <w:pPr>
+        <w:spacing w:before="0" w:after="0"/>
+      </w:pPr>
+    </w:p>
+    <w:p>
+      <w:pPr>
+        <w:spacing w:before="0" w:after="0"/>
+      </w:pPr>
+    </w:p>
+    <w:p>
+      <w:pPr>
         <w:spacing w:before="160" w:after="80"/>
       </w:pPr>
       <w:r>
@@ -25199,7 +26242,7 @@
         </w:rPr>
         <w:drawing>
           <wp:inline>
-            <wp:extent cx="3240000" cy="2875500"/>
+            <wp:extent cx="3240000" cy="2843887"/>
             <wp:effectExtent b="0" l="0" r="0" t="0"/>
             <wp:docPr descr="" title="" id="63" name="Picture"/>
             <a:graphic>
@@ -25220,7 +26263,7 @@
                   <pic:spPr bwMode="auto">
                     <a:xfrm>
                       <a:off x="0" y="0"/>
-                      <a:ext cx="3240000" cy="2875500"/>
+                      <a:ext cx="3240000" cy="2843887"/>
                     </a:xfrm>
                     <a:prstGeom prst="rect">
                       <a:avLst/>
@@ -25745,6 +26788,46 @@
         </w:rPr>
         <w:t>？</w:t>
       </w:r>
+    </w:p>
+    <w:p>
+      <w:pPr>
+        <w:spacing w:before="0" w:after="0"/>
+      </w:pPr>
+    </w:p>
+    <w:p>
+      <w:pPr>
+        <w:spacing w:before="0" w:after="0"/>
+      </w:pPr>
+    </w:p>
+    <w:p>
+      <w:pPr>
+        <w:spacing w:before="0" w:after="0"/>
+      </w:pPr>
+    </w:p>
+    <w:p>
+      <w:pPr>
+        <w:spacing w:before="0" w:after="0"/>
+      </w:pPr>
+    </w:p>
+    <w:p>
+      <w:pPr>
+        <w:spacing w:before="0" w:after="0"/>
+      </w:pPr>
+    </w:p>
+    <w:p>
+      <w:pPr>
+        <w:spacing w:before="0" w:after="0"/>
+      </w:pPr>
+    </w:p>
+    <w:p>
+      <w:pPr>
+        <w:spacing w:before="0" w:after="0"/>
+      </w:pPr>
+    </w:p>
+    <w:p>
+      <w:pPr>
+        <w:spacing w:before="0" w:after="0"/>
+      </w:pPr>
     </w:p>
     <w:p>
       <w:pPr>
@@ -26373,7 +27456,7 @@
         </w:rPr>
         <w:drawing>
           <wp:inline>
-            <wp:extent cx="1800000" cy="1325274"/>
+            <wp:extent cx="1799999" cy="1325274"/>
             <wp:effectExtent b="0" l="0" r="0" t="0"/>
             <wp:docPr descr="" title="" id="67" name="Picture"/>
             <a:graphic>
@@ -26394,7 +27477,7 @@
                   <pic:spPr bwMode="auto">
                     <a:xfrm>
                       <a:off x="0" y="0"/>
-                      <a:ext cx="1800000" cy="1325274"/>
+                      <a:ext cx="1799999" cy="1325274"/>
                     </a:xfrm>
                     <a:prstGeom prst="rect">
                       <a:avLst/>
@@ -26425,7 +27508,7 @@
         </w:rPr>
         <w:drawing>
           <wp:inline>
-            <wp:extent cx="1800000" cy="1377777"/>
+            <wp:extent cx="1799999" cy="1377777"/>
             <wp:effectExtent b="0" l="0" r="0" t="0"/>
             <wp:docPr descr="" title="" id="70" name="Picture"/>
             <a:graphic>
@@ -26446,7 +27529,7 @@
                   <pic:spPr bwMode="auto">
                     <a:xfrm>
                       <a:off x="0" y="0"/>
-                      <a:ext cx="1800000" cy="1377777"/>
+                      <a:ext cx="1799999" cy="1377777"/>
                     </a:xfrm>
                     <a:prstGeom prst="rect">
                       <a:avLst/>
@@ -27197,6 +28280,46 @@
         </w:rPr>
         <w:t>？</w:t>
       </w:r>
+    </w:p>
+    <w:p>
+      <w:pPr>
+        <w:spacing w:before="0" w:after="0"/>
+      </w:pPr>
+    </w:p>
+    <w:p>
+      <w:pPr>
+        <w:spacing w:before="0" w:after="0"/>
+      </w:pPr>
+    </w:p>
+    <w:p>
+      <w:pPr>
+        <w:spacing w:before="0" w:after="0"/>
+      </w:pPr>
+    </w:p>
+    <w:p>
+      <w:pPr>
+        <w:spacing w:before="0" w:after="0"/>
+      </w:pPr>
+    </w:p>
+    <w:p>
+      <w:pPr>
+        <w:spacing w:before="0" w:after="0"/>
+      </w:pPr>
+    </w:p>
+    <w:p>
+      <w:pPr>
+        <w:spacing w:before="0" w:after="0"/>
+      </w:pPr>
+    </w:p>
+    <w:p>
+      <w:pPr>
+        <w:spacing w:before="0" w:after="0"/>
+      </w:pPr>
+    </w:p>
+    <w:p>
+      <w:pPr>
+        <w:spacing w:before="0" w:after="0"/>
+      </w:pPr>
     </w:p>
     <w:p>
       <w:pPr>
@@ -27742,6 +28865,46 @@
     </w:tbl>
     <w:p>
       <w:pPr>
+        <w:spacing w:before="0" w:after="0"/>
+      </w:pPr>
+    </w:p>
+    <w:p>
+      <w:pPr>
+        <w:spacing w:before="0" w:after="0"/>
+      </w:pPr>
+    </w:p>
+    <w:p>
+      <w:pPr>
+        <w:spacing w:before="0" w:after="0"/>
+      </w:pPr>
+    </w:p>
+    <w:p>
+      <w:pPr>
+        <w:spacing w:before="0" w:after="0"/>
+      </w:pPr>
+    </w:p>
+    <w:p>
+      <w:pPr>
+        <w:spacing w:before="0" w:after="0"/>
+      </w:pPr>
+    </w:p>
+    <w:p>
+      <w:pPr>
+        <w:spacing w:before="0" w:after="0"/>
+      </w:pPr>
+    </w:p>
+    <w:p>
+      <w:pPr>
+        <w:spacing w:before="0" w:after="0"/>
+      </w:pPr>
+    </w:p>
+    <w:p>
+      <w:pPr>
+        <w:spacing w:before="0" w:after="0"/>
+      </w:pPr>
+    </w:p>
+    <w:p>
+      <w:pPr>
         <w:spacing w:before="160" w:after="80"/>
       </w:pPr>
       <w:r>
@@ -27978,6 +29141,31 @@
     </w:p>
     <w:p>
       <w:pPr>
+        <w:spacing w:before="0" w:after="0"/>
+      </w:pPr>
+    </w:p>
+    <w:p>
+      <w:pPr>
+        <w:spacing w:before="0" w:after="0"/>
+      </w:pPr>
+    </w:p>
+    <w:p>
+      <w:pPr>
+        <w:spacing w:before="0" w:after="0"/>
+      </w:pPr>
+    </w:p>
+    <w:p>
+      <w:pPr>
+        <w:spacing w:before="0" w:after="0"/>
+      </w:pPr>
+    </w:p>
+    <w:p>
+      <w:pPr>
+        <w:spacing w:before="0" w:after="0"/>
+      </w:pPr>
+    </w:p>
+    <w:p>
+      <w:pPr>
         <w:spacing w:before="160" w:after="80"/>
       </w:pPr>
       <w:r>
@@ -29311,7 +30499,7 @@
         </w:rPr>
         <w:drawing>
           <wp:inline>
-            <wp:extent cx="3600000" cy="2247305"/>
+            <wp:extent cx="3599999" cy="2247305"/>
             <wp:effectExtent b="0" l="0" r="0" t="0"/>
             <wp:docPr descr="" title="" id="76" name="Picture"/>
             <a:graphic>
@@ -29332,7 +30520,7 @@
                   <pic:spPr bwMode="auto">
                     <a:xfrm>
                       <a:off x="0" y="0"/>
-                      <a:ext cx="3600000" cy="2247305"/>
+                      <a:ext cx="3599999" cy="2247305"/>
                     </a:xfrm>
                     <a:prstGeom prst="rect">
                       <a:avLst/>
@@ -29350,6 +30538,46 @@
           </wp:inline>
         </w:drawing>
       </w:r>
+    </w:p>
+    <w:p>
+      <w:pPr>
+        <w:spacing w:before="0" w:after="0"/>
+      </w:pPr>
+    </w:p>
+    <w:p>
+      <w:pPr>
+        <w:spacing w:before="0" w:after="0"/>
+      </w:pPr>
+    </w:p>
+    <w:p>
+      <w:pPr>
+        <w:spacing w:before="0" w:after="0"/>
+      </w:pPr>
+    </w:p>
+    <w:p>
+      <w:pPr>
+        <w:spacing w:before="0" w:after="0"/>
+      </w:pPr>
+    </w:p>
+    <w:p>
+      <w:pPr>
+        <w:spacing w:before="0" w:after="0"/>
+      </w:pPr>
+    </w:p>
+    <w:p>
+      <w:pPr>
+        <w:spacing w:before="0" w:after="0"/>
+      </w:pPr>
+    </w:p>
+    <w:p>
+      <w:pPr>
+        <w:spacing w:before="0" w:after="0"/>
+      </w:pPr>
+    </w:p>
+    <w:p>
+      <w:pPr>
+        <w:spacing w:before="0" w:after="0"/>
+      </w:pPr>
     </w:p>
     <w:p>
       <w:pPr>

--- a/00-首页/题组Word/第一轮·竞赛教材版/第一轮结构·2-元素周期律（学生版）.docx
+++ b/00-首页/题组Word/第一轮·竞赛教材版/第一轮结构·2-元素周期律（学生版）.docx
@@ -2590,7 +2590,7 @@
           <m:sSubSup>
             <m:e>
               <m:r>
-                <m:t>​</m:t>
+                <m:t xml:space="preserve"> </m:t>
               </m:r>
             </m:e>
             <m:sub>
@@ -2619,7 +2619,7 @@
           <m:sSubSup>
             <m:e>
               <m:r>
-                <m:t>​</m:t>
+                <m:t xml:space="preserve"> </m:t>
               </m:r>
             </m:e>
             <m:sub>
@@ -2648,7 +2648,7 @@
           <m:sSubSup>
             <m:e>
               <m:r>
-                <m:t>​</m:t>
+                <m:t xml:space="preserve"> </m:t>
               </m:r>
             </m:e>
             <m:sub>
@@ -2683,7 +2683,7 @@
           <m:sSubSup>
             <m:e>
               <m:r>
-                <m:t>​</m:t>
+                <m:t xml:space="preserve"> </m:t>
               </m:r>
             </m:e>
             <m:sub>
@@ -2712,7 +2712,7 @@
           <m:sSubSup>
             <m:e>
               <m:r>
-                <m:t>​</m:t>
+                <m:t xml:space="preserve"> </m:t>
               </m:r>
             </m:e>
             <m:sub>
@@ -2795,7 +2795,7 @@
           <m:sSubSup>
             <m:e>
               <m:r>
-                <m:t>​</m:t>
+                <m:t xml:space="preserve"> </m:t>
               </m:r>
             </m:e>
             <m:sub>
@@ -2824,7 +2824,7 @@
           <m:sSubSup>
             <m:e>
               <m:r>
-                <m:t>​</m:t>
+                <m:t xml:space="preserve"> </m:t>
               </m:r>
             </m:e>
             <m:sub>
@@ -2853,7 +2853,7 @@
           <m:sSubSup>
             <m:e>
               <m:r>
-                <m:t>​</m:t>
+                <m:t xml:space="preserve"> </m:t>
               </m:r>
             </m:e>
             <m:sub>
@@ -2927,7 +2927,7 @@
           <m:sSubSup>
             <m:e>
               <m:r>
-                <m:t>​</m:t>
+                <m:t xml:space="preserve"> </m:t>
               </m:r>
             </m:e>
             <m:sub>
@@ -2956,7 +2956,7 @@
           <m:sSubSup>
             <m:e>
               <m:r>
-                <m:t>​</m:t>
+                <m:t xml:space="preserve"> </m:t>
               </m:r>
             </m:e>
             <m:sub>
@@ -3009,7 +3009,7 @@
           <m:sSubSup>
             <m:e>
               <m:r>
-                <m:t>​</m:t>
+                <m:t xml:space="preserve"> </m:t>
               </m:r>
             </m:e>
             <m:sub>
@@ -3068,7 +3068,7 @@
           <m:sSubSup>
             <m:e>
               <m:r>
-                <m:t>​</m:t>
+                <m:t xml:space="preserve"> </m:t>
               </m:r>
             </m:e>
             <m:sub>
@@ -3121,7 +3121,7 @@
           <m:sSubSup>
             <m:e>
               <m:r>
-                <m:t>​</m:t>
+                <m:t xml:space="preserve"> </m:t>
               </m:r>
             </m:e>
             <m:sub>
@@ -3228,7 +3228,7 @@
           <m:sSubSup>
             <m:e>
               <m:r>
-                <m:t>​</m:t>
+                <m:t xml:space="preserve"> </m:t>
               </m:r>
             </m:e>
             <m:sub>
@@ -3257,7 +3257,7 @@
           <m:sSubSup>
             <m:e>
               <m:r>
-                <m:t>​</m:t>
+                <m:t xml:space="preserve"> </m:t>
               </m:r>
             </m:e>
             <m:sub>
@@ -3310,7 +3310,7 @@
           <m:sSubSup>
             <m:e>
               <m:r>
-                <m:t>​</m:t>
+                <m:t xml:space="preserve"> </m:t>
               </m:r>
             </m:e>
             <m:sub>
@@ -3339,7 +3339,7 @@
           <m:sSubSup>
             <m:e>
               <m:r>
-                <m:t>​</m:t>
+                <m:t xml:space="preserve"> </m:t>
               </m:r>
             </m:e>
             <m:sub>
@@ -3447,7 +3447,7 @@
         <m:sSubSup>
           <m:e>
             <m:r>
-              <m:t>​</m:t>
+              <m:t xml:space="preserve"> </m:t>
             </m:r>
           </m:e>
           <m:sub>
@@ -17823,7 +17823,7 @@
         <m:sSup>
           <m:e>
             <m:r>
-              <m:t>​</m:t>
+              <m:t xml:space="preserve"> </m:t>
             </m:r>
           </m:e>
           <m:sup>
@@ -17861,7 +17861,7 @@
         <m:sSup>
           <m:e>
             <m:r>
-              <m:t>​</m:t>
+              <m:t xml:space="preserve"> </m:t>
             </m:r>
           </m:e>
           <m:sup>
@@ -20569,7 +20569,7 @@
         <m:sSup>
           <m:e>
             <m:r>
-              <m:t>​</m:t>
+              <m:t xml:space="preserve"> </m:t>
             </m:r>
           </m:e>
           <m:sup>
@@ -20619,7 +20619,7 @@
         <m:sSup>
           <m:e>
             <m:r>
-              <m:t>​</m:t>
+              <m:t xml:space="preserve"> </m:t>
             </m:r>
           </m:e>
           <m:sup>
@@ -20829,7 +20829,7 @@
         <m:sSup>
           <m:e>
             <m:r>
-              <m:t>​</m:t>
+              <m:t xml:space="preserve"> </m:t>
             </m:r>
           </m:e>
           <m:sup>
@@ -20975,7 +20975,7 @@
         <m:sSup>
           <m:e>
             <m:r>
-              <m:t>​</m:t>
+              <m:t xml:space="preserve"> </m:t>
             </m:r>
           </m:e>
           <m:sup>
@@ -20996,7 +20996,7 @@
         <m:sSup>
           <m:e>
             <m:r>
-              <m:t>​</m:t>
+              <m:t xml:space="preserve"> </m:t>
             </m:r>
           </m:e>
           <m:sup>
@@ -21037,7 +21037,7 @@
         <m:sSup>
           <m:e>
             <m:r>
-              <m:t>​</m:t>
+              <m:t xml:space="preserve"> </m:t>
             </m:r>
           </m:e>
           <m:sup>
@@ -21177,7 +21177,7 @@
         <m:sSup>
           <m:e>
             <m:r>
-              <m:t>​</m:t>
+              <m:t xml:space="preserve"> </m:t>
             </m:r>
           </m:e>
           <m:sup>
@@ -21215,7 +21215,7 @@
         <m:sSup>
           <m:e>
             <m:r>
-              <m:t>​</m:t>
+              <m:t xml:space="preserve"> </m:t>
             </m:r>
           </m:e>
           <m:sup>
@@ -22038,7 +22038,7 @@
         <m:sSubSup>
           <m:e>
             <m:r>
-              <m:t>​</m:t>
+              <m:t xml:space="preserve"> </m:t>
             </m:r>
           </m:e>
           <m:sub>
@@ -22089,7 +22089,7 @@
         <m:sSubSup>
           <m:e>
             <m:r>
-              <m:t>​</m:t>
+              <m:t xml:space="preserve"> </m:t>
             </m:r>
           </m:e>
           <m:sub>
@@ -22140,7 +22140,7 @@
         <m:sSup>
           <m:e>
             <m:r>
-              <m:t>​</m:t>
+              <m:t xml:space="preserve"> </m:t>
             </m:r>
           </m:e>
           <m:sup>
@@ -22184,7 +22184,7 @@
         <m:sSup>
           <m:e>
             <m:r>
-              <m:t>​</m:t>
+              <m:t xml:space="preserve"> </m:t>
             </m:r>
           </m:e>
           <m:sup>
@@ -22228,7 +22228,7 @@
         <m:sSup>
           <m:e>
             <m:r>
-              <m:t>​</m:t>
+              <m:t xml:space="preserve"> </m:t>
             </m:r>
           </m:e>
           <m:sup>
@@ -22266,7 +22266,7 @@
         <m:sSup>
           <m:e>
             <m:r>
-              <m:t>​</m:t>
+              <m:t xml:space="preserve"> </m:t>
             </m:r>
           </m:e>
           <m:sup>
@@ -23393,7 +23393,7 @@
         <m:sSubSup>
           <m:e>
             <m:r>
-              <m:t>​</m:t>
+              <m:t xml:space="preserve"> </m:t>
             </m:r>
           </m:e>
           <m:sub>
@@ -23450,7 +23450,7 @@
         <m:sSubSup>
           <m:e>
             <m:r>
-              <m:t>​</m:t>
+              <m:t xml:space="preserve"> </m:t>
             </m:r>
           </m:e>
           <m:sub>
@@ -23561,7 +23561,7 @@
         <m:sSubSup>
           <m:e>
             <m:r>
-              <m:t>​</m:t>
+              <m:t xml:space="preserve"> </m:t>
             </m:r>
           </m:e>
           <m:sub>
@@ -23618,7 +23618,7 @@
         <m:sSubSup>
           <m:e>
             <m:r>
-              <m:t>​</m:t>
+              <m:t xml:space="preserve"> </m:t>
             </m:r>
           </m:e>
           <m:sub>
@@ -26302,7 +26302,7 @@
         <m:sSub>
           <m:e>
             <m:r>
-              <m:t>​</m:t>
+              <m:t xml:space="preserve"> </m:t>
             </m:r>
           </m:e>
           <m:sub>
@@ -26351,7 +26351,7 @@
         <m:sSub>
           <m:e>
             <m:r>
-              <m:t>​</m:t>
+              <m:t xml:space="preserve"> </m:t>
             </m:r>
           </m:e>
           <m:sub>
@@ -26432,7 +26432,7 @@
         <m:sSub>
           <m:e>
             <m:r>
-              <m:t>​</m:t>
+              <m:t xml:space="preserve"> </m:t>
             </m:r>
           </m:e>
           <m:sub>
@@ -26508,7 +26508,7 @@
         <m:sSub>
           <m:e>
             <m:r>
-              <m:t>​</m:t>
+              <m:t xml:space="preserve"> </m:t>
             </m:r>
           </m:e>
           <m:sub>
@@ -26540,7 +26540,7 @@
         <m:sSub>
           <m:e>
             <m:r>
-              <m:t>​</m:t>
+              <m:t xml:space="preserve"> </m:t>
             </m:r>
           </m:e>
           <m:sub>
@@ -26572,7 +26572,7 @@
         <m:sSub>
           <m:e>
             <m:r>
-              <m:t>​</m:t>
+              <m:t xml:space="preserve"> </m:t>
             </m:r>
           </m:e>
           <m:sub>
@@ -26648,7 +26648,7 @@
         <m:sSub>
           <m:e>
             <m:r>
-              <m:t>​</m:t>
+              <m:t xml:space="preserve"> </m:t>
             </m:r>
           </m:e>
           <m:sub>
@@ -26748,7 +26748,7 @@
         <m:sSub>
           <m:e>
             <m:r>
-              <m:t>​</m:t>
+              <m:t xml:space="preserve"> </m:t>
             </m:r>
           </m:e>
           <m:sub>

--- a/00-首页/题组Word/第一轮·竞赛教材版/第一轮结构·2-元素周期律（学生版）.docx
+++ b/00-首页/题组Word/第一轮·竞赛教材版/第一轮结构·2-元素周期律（学生版）.docx
@@ -721,6 +721,7 @@
     <w:p>
       <w:pPr>
         <w:pStyle w:val="Compact"/>
+        <w:spacing w:before="0" w:after="0"/>
       </w:pPr>
       <w:r>
         <w:rPr>
@@ -750,6 +751,7 @@
     <w:p>
       <w:pPr>
         <w:pStyle w:val="Compact"/>
+        <w:spacing w:before="0" w:after="0"/>
       </w:pPr>
       <w:r>
         <w:rPr>
@@ -779,6 +781,7 @@
     <w:p>
       <w:pPr>
         <w:pStyle w:val="Compact"/>
+        <w:spacing w:before="0" w:after="0"/>
       </w:pPr>
       <w:r>
         <w:rPr>
@@ -796,6 +799,7 @@
     <w:p>
       <w:pPr>
         <w:pStyle w:val="Compact"/>
+        <w:spacing w:before="0" w:after="0"/>
       </w:pPr>
       <w:r>
         <w:rPr>
@@ -912,6 +916,7 @@
     <w:p>
       <w:pPr>
         <w:pStyle w:val="Compact"/>
+        <w:spacing w:before="0" w:after="0"/>
       </w:pPr>
       <w:r>
         <w:rPr>
@@ -979,6 +984,7 @@
     <w:p>
       <w:pPr>
         <w:pStyle w:val="Compact"/>
+        <w:spacing w:before="0" w:after="0"/>
       </w:pPr>
       <w:r>
         <w:rPr>
@@ -1021,6 +1027,7 @@
     <w:p>
       <w:pPr>
         <w:pStyle w:val="Compact"/>
+        <w:spacing w:before="0" w:after="0"/>
       </w:pPr>
       <w:r>
         <w:rPr>
@@ -1126,6 +1133,7 @@
     <w:p>
       <w:pPr>
         <w:pStyle w:val="Compact"/>
+        <w:spacing w:before="0" w:after="0"/>
       </w:pPr>
       <w:r>
         <w:rPr>
@@ -5330,8 +5338,8 @@
     <w:p>
       <w:pPr>
         <w:pStyle w:val="BodyText"/>
+        <w:spacing w:before="0" w:after="0"/>
         <w:ind w:left="480" w:hanging="480"/>
-        <w:spacing w:after="0"/>
       </w:pPr>
       <w:r>
         <w:rPr>
@@ -5343,34 +5351,34 @@
     <w:p>
       <w:pPr>
         <w:pStyle w:val="BodyText"/>
+        <w:spacing w:before="0" w:after="0"/>
         <w:ind w:left="480" w:hanging="480"/>
+      </w:pPr>
+      <w:r>
+        <w:rPr>
+          <w:rFonts w:ascii="Times New Roman" w:hAnsi="Times New Roman" w:eastAsia="Times New Roman" w:cs="Times New Roman"/>
+        </w:rPr>
+        <w:t xml:space="preserve">B. 3　　</w:t>
+      </w:r>
+    </w:p>
+    <w:p>
+      <w:pPr>
+        <w:pStyle w:val="BodyText"/>
         <w:spacing w:before="0" w:after="0"/>
-      </w:pPr>
-      <w:r>
-        <w:rPr>
-          <w:rFonts w:ascii="Times New Roman" w:hAnsi="Times New Roman" w:eastAsia="Times New Roman" w:cs="Times New Roman"/>
-        </w:rPr>
-        <w:t xml:space="preserve">B. 3　　</w:t>
+        <w:ind w:left="480" w:hanging="480"/>
+      </w:pPr>
+      <w:r>
+        <w:rPr>
+          <w:rFonts w:ascii="Times New Roman" w:hAnsi="Times New Roman" w:eastAsia="Times New Roman" w:cs="Times New Roman"/>
+        </w:rPr>
+        <w:t xml:space="preserve">C. 5　　</w:t>
       </w:r>
     </w:p>
     <w:p>
       <w:pPr>
         <w:pStyle w:val="BodyText"/>
+        <w:spacing w:before="0" w:after="0"/>
         <w:ind w:left="480" w:hanging="480"/>
-        <w:spacing w:before="0" w:after="0"/>
-      </w:pPr>
-      <w:r>
-        <w:rPr>
-          <w:rFonts w:ascii="Times New Roman" w:hAnsi="Times New Roman" w:eastAsia="Times New Roman" w:cs="Times New Roman"/>
-        </w:rPr>
-        <w:t xml:space="preserve">C. 5　　</w:t>
-      </w:r>
-    </w:p>
-    <w:p>
-      <w:pPr>
-        <w:pStyle w:val="BodyText"/>
-        <w:ind w:left="480" w:hanging="480"/>
-        <w:spacing w:before="0" w:after="180"/>
       </w:pPr>
       <w:r>
         <w:rPr>
@@ -6311,6 +6319,14 @@
       <w:tblPr>
         <w:tblStyle w:val="Table"/>
         <w:tblW w:type="auto" w:w="0"/>
+        <w:tblBorders>
+          <w:top w:val="single" w:sz="12" w:space="0" w:color="000000"/>
+          <w:left w:val="none" w:sz="0" w:space="0" w:color="auto"/>
+          <w:bottom w:val="single" w:sz="12" w:space="0" w:color="000000"/>
+          <w:right w:val="none" w:sz="0" w:space="0" w:color="auto"/>
+          <w:insideH w:val="none" w:sz="0" w:space="0" w:color="auto"/>
+          <w:insideV w:val="none" w:sz="0" w:space="0" w:color="auto"/>
+        </w:tblBorders>
         <w:tblLook w:firstRow="1" w:lastRow="0" w:firstColumn="0" w:lastColumn="0" w:noHBand="0" w:noVBand="0" w:val="0020"/>
       </w:tblPr>
       <w:tblGrid>
@@ -6327,7 +6343,11 @@
           <w:tblHeader w:val="on"/>
         </w:trPr>
         <w:tc>
-          <w:tcPr/>
+          <w:tcPr>
+            <w:tcBorders>
+              <w:bottom w:val="single" w:sz="8" w:space="0" w:color="000000"/>
+            </w:tcBorders>
+          </w:tcPr>
           <w:p>
             <w:pPr>
               <w:pStyle w:val="Compact"/>
@@ -6343,7 +6363,11 @@
           </w:p>
         </w:tc>
         <w:tc>
-          <w:tcPr/>
+          <w:tcPr>
+            <w:tcBorders>
+              <w:bottom w:val="single" w:sz="8" w:space="0" w:color="000000"/>
+            </w:tcBorders>
+          </w:tcPr>
           <w:p>
             <w:pPr>
               <w:pStyle w:val="Compact"/>
@@ -6352,7 +6376,11 @@
           </w:p>
         </w:tc>
         <w:tc>
-          <w:tcPr/>
+          <w:tcPr>
+            <w:tcBorders>
+              <w:bottom w:val="single" w:sz="8" w:space="0" w:color="000000"/>
+            </w:tcBorders>
+          </w:tcPr>
           <w:p>
             <w:pPr>
               <w:pStyle w:val="Compact"/>
@@ -6361,7 +6389,11 @@
           </w:p>
         </w:tc>
         <w:tc>
-          <w:tcPr/>
+          <w:tcPr>
+            <w:tcBorders>
+              <w:bottom w:val="single" w:sz="8" w:space="0" w:color="000000"/>
+            </w:tcBorders>
+          </w:tcPr>
           <w:p>
             <w:pPr>
               <w:pStyle w:val="Compact"/>
@@ -6370,7 +6402,11 @@
           </w:p>
         </w:tc>
         <w:tc>
-          <w:tcPr/>
+          <w:tcPr>
+            <w:tcBorders>
+              <w:bottom w:val="single" w:sz="8" w:space="0" w:color="000000"/>
+            </w:tcBorders>
+          </w:tcPr>
           <w:p>
             <w:pPr>
               <w:pStyle w:val="Compact"/>
@@ -6379,7 +6415,11 @@
           </w:p>
         </w:tc>
         <w:tc>
-          <w:tcPr/>
+          <w:tcPr>
+            <w:tcBorders>
+              <w:bottom w:val="single" w:sz="8" w:space="0" w:color="000000"/>
+            </w:tcBorders>
+          </w:tcPr>
           <w:p>
             <w:pPr>
               <w:pStyle w:val="Compact"/>
@@ -6388,7 +6428,11 @@
           </w:p>
         </w:tc>
         <w:tc>
-          <w:tcPr/>
+          <w:tcPr>
+            <w:tcBorders>
+              <w:bottom w:val="single" w:sz="8" w:space="0" w:color="000000"/>
+            </w:tcBorders>
+          </w:tcPr>
           <w:p>
             <w:pPr>
               <w:pStyle w:val="Compact"/>
@@ -8422,6 +8466,14 @@
       <w:tblPr>
         <w:tblStyle w:val="Table"/>
         <w:tblW w:type="auto" w:w="0"/>
+        <w:tblBorders>
+          <w:top w:val="single" w:sz="12" w:space="0" w:color="000000"/>
+          <w:left w:val="none" w:sz="0" w:space="0" w:color="auto"/>
+          <w:bottom w:val="single" w:sz="12" w:space="0" w:color="000000"/>
+          <w:right w:val="none" w:sz="0" w:space="0" w:color="auto"/>
+          <w:insideH w:val="none" w:sz="0" w:space="0" w:color="auto"/>
+          <w:insideV w:val="none" w:sz="0" w:space="0" w:color="auto"/>
+        </w:tblBorders>
         <w:tblLook w:firstRow="1" w:lastRow="0" w:firstColumn="0" w:lastColumn="0" w:noHBand="0" w:noVBand="0" w:val="0020"/>
       </w:tblPr>
       <w:tblGrid>
@@ -8437,7 +8489,11 @@
           <w:tblHeader w:val="on"/>
         </w:trPr>
         <w:tc>
-          <w:tcPr/>
+          <w:tcPr>
+            <w:tcBorders>
+              <w:bottom w:val="single" w:sz="8" w:space="0" w:color="000000"/>
+            </w:tcBorders>
+          </w:tcPr>
           <w:p>
             <w:pPr>
               <w:pStyle w:val="Compact"/>
@@ -8453,7 +8509,11 @@
           </w:p>
         </w:tc>
         <w:tc>
-          <w:tcPr/>
+          <w:tcPr>
+            <w:tcBorders>
+              <w:bottom w:val="single" w:sz="8" w:space="0" w:color="000000"/>
+            </w:tcBorders>
+          </w:tcPr>
           <w:p>
             <w:pPr>
               <w:pStyle w:val="Compact"/>
@@ -8469,7 +8529,11 @@
           </w:p>
         </w:tc>
         <w:tc>
-          <w:tcPr/>
+          <w:tcPr>
+            <w:tcBorders>
+              <w:bottom w:val="single" w:sz="8" w:space="0" w:color="000000"/>
+            </w:tcBorders>
+          </w:tcPr>
           <w:p>
             <w:pPr>
               <w:pStyle w:val="Compact"/>
@@ -8485,7 +8549,11 @@
           </w:p>
         </w:tc>
         <w:tc>
-          <w:tcPr/>
+          <w:tcPr>
+            <w:tcBorders>
+              <w:bottom w:val="single" w:sz="8" w:space="0" w:color="000000"/>
+            </w:tcBorders>
+          </w:tcPr>
           <w:p>
             <w:pPr>
               <w:pStyle w:val="Compact"/>
@@ -8501,7 +8569,11 @@
           </w:p>
         </w:tc>
         <w:tc>
-          <w:tcPr/>
+          <w:tcPr>
+            <w:tcBorders>
+              <w:bottom w:val="single" w:sz="8" w:space="0" w:color="000000"/>
+            </w:tcBorders>
+          </w:tcPr>
           <w:p>
             <w:pPr>
               <w:pStyle w:val="Compact"/>
@@ -8517,7 +8589,11 @@
           </w:p>
         </w:tc>
         <w:tc>
-          <w:tcPr/>
+          <w:tcPr>
+            <w:tcBorders>
+              <w:bottom w:val="single" w:sz="8" w:space="0" w:color="000000"/>
+            </w:tcBorders>
+          </w:tcPr>
           <w:p>
             <w:pPr>
               <w:pStyle w:val="Compact"/>
@@ -8727,9 +8803,8 @@
     <w:p>
       <w:pPr>
         <w:pStyle w:val="BodyText"/>
-        <w:spacing w:before="120"/>
+        <w:spacing w:before="0" w:after="0"/>
         <w:ind w:left="480" w:hanging="480"/>
-        <w:spacing w:after="0"/>
       </w:pPr>
       <w:r>
         <w:rPr>
@@ -8817,9 +8892,8 @@
     <w:p>
       <w:pPr>
         <w:pStyle w:val="BodyText"/>
-        <w:spacing w:before="120"/>
+        <w:spacing w:before="0" w:after="0"/>
         <w:ind w:left="480" w:hanging="480"/>
-        <w:spacing w:before="0" w:after="0"/>
       </w:pPr>
       <w:r>
         <w:rPr>
@@ -8869,47 +8943,45 @@
     <w:p>
       <w:pPr>
         <w:pStyle w:val="BodyText"/>
-        <w:spacing w:before="120"/>
+        <w:spacing w:before="0" w:after="0"/>
         <w:ind w:left="480" w:hanging="480"/>
+      </w:pPr>
+      <w:r>
+        <w:rPr>
+          <w:rFonts w:ascii="Times New Roman" w:hAnsi="Times New Roman" w:eastAsia="Times New Roman" w:cs="Times New Roman"/>
+        </w:rPr>
+        <w:t xml:space="preserve">C. M </w:t>
+      </w:r>
+      <w:r>
+        <w:rPr>
+          <w:rFonts w:hint="eastAsia" w:ascii="Times New Roman" w:hAnsi="Times New Roman" w:eastAsia="FangSong" w:cs="Times New Roman"/>
+        </w:rPr>
+        <w:t xml:space="preserve">与</w:t>
+      </w:r>
+      <w:r>
+        <w:rPr>
+          <w:rFonts w:ascii="Times New Roman" w:hAnsi="Times New Roman" w:eastAsia="Times New Roman" w:cs="Times New Roman"/>
+        </w:rPr>
+        <w:t xml:space="preserve"> T </w:t>
+      </w:r>
+      <w:r>
+        <w:rPr>
+          <w:rFonts w:hint="eastAsia" w:ascii="Times New Roman" w:hAnsi="Times New Roman" w:eastAsia="FangSong" w:cs="Times New Roman"/>
+        </w:rPr>
+        <w:t xml:space="preserve">形成的化合物具有两性</w:t>
+      </w:r>
+      <w:r>
+        <w:rPr>
+          <w:rFonts w:ascii="Times New Roman" w:hAnsi="Times New Roman" w:eastAsia="Times New Roman" w:cs="Times New Roman"/>
+        </w:rPr>
+        <w:t xml:space="preserve">　　</w:t>
+      </w:r>
+    </w:p>
+    <w:p>
+      <w:pPr>
+        <w:pStyle w:val="BodyText"/>
         <w:spacing w:before="0" w:after="0"/>
-      </w:pPr>
-      <w:r>
-        <w:rPr>
-          <w:rFonts w:ascii="Times New Roman" w:hAnsi="Times New Roman" w:eastAsia="Times New Roman" w:cs="Times New Roman"/>
-        </w:rPr>
-        <w:t xml:space="preserve">C. M </w:t>
-      </w:r>
-      <w:r>
-        <w:rPr>
-          <w:rFonts w:hint="eastAsia" w:ascii="Times New Roman" w:hAnsi="Times New Roman" w:eastAsia="FangSong" w:cs="Times New Roman"/>
-        </w:rPr>
-        <w:t xml:space="preserve">与</w:t>
-      </w:r>
-      <w:r>
-        <w:rPr>
-          <w:rFonts w:ascii="Times New Roman" w:hAnsi="Times New Roman" w:eastAsia="Times New Roman" w:cs="Times New Roman"/>
-        </w:rPr>
-        <w:t xml:space="preserve"> T </w:t>
-      </w:r>
-      <w:r>
-        <w:rPr>
-          <w:rFonts w:hint="eastAsia" w:ascii="Times New Roman" w:hAnsi="Times New Roman" w:eastAsia="FangSong" w:cs="Times New Roman"/>
-        </w:rPr>
-        <w:t xml:space="preserve">形成的化合物具有两性</w:t>
-      </w:r>
-      <w:r>
-        <w:rPr>
-          <w:rFonts w:ascii="Times New Roman" w:hAnsi="Times New Roman" w:eastAsia="Times New Roman" w:cs="Times New Roman"/>
-        </w:rPr>
-        <w:t xml:space="preserve">　　</w:t>
-      </w:r>
-    </w:p>
-    <w:p>
-      <w:pPr>
-        <w:pStyle w:val="BodyText"/>
-        <w:spacing w:before="120"/>
         <w:ind w:left="480" w:hanging="480"/>
-        <w:spacing w:before="0" w:after="180"/>
       </w:pPr>
       <w:r>
         <w:rPr>
@@ -9084,6 +9156,7 @@
     <w:p>
       <w:pPr>
         <w:pStyle w:val="BodyText"/>
+        <w:spacing w:before="0" w:after="0"/>
       </w:pPr>
       <w:r>
         <w:rPr>
@@ -9349,6 +9422,7 @@
     <w:p>
       <w:pPr>
         <w:pStyle w:val="BodyText"/>
+        <w:spacing w:before="0" w:after="0"/>
       </w:pPr>
       <w:r>
         <w:rPr>
@@ -9560,6 +9634,7 @@
     <w:p>
       <w:pPr>
         <w:pStyle w:val="BodyText"/>
+        <w:spacing w:before="0" w:after="0"/>
       </w:pPr>
       <w:r>
         <w:rPr>
@@ -9613,6 +9688,7 @@
     <w:p>
       <w:pPr>
         <w:pStyle w:val="BodyText"/>
+        <w:spacing w:before="0" w:after="0"/>
       </w:pPr>
       <w:r>
         <w:rPr>
@@ -11417,6 +11493,14 @@
         <w:tblStyle w:val="Table"/>
         <w:tblW w:type="pct" w:w="5000"/>
         <w:tblLayout w:type="fixed"/>
+        <w:tblBorders>
+          <w:top w:val="single" w:sz="12" w:space="0" w:color="000000"/>
+          <w:left w:val="none" w:sz="0" w:space="0" w:color="auto"/>
+          <w:bottom w:val="single" w:sz="12" w:space="0" w:color="000000"/>
+          <w:right w:val="none" w:sz="0" w:space="0" w:color="auto"/>
+          <w:insideH w:val="none" w:sz="0" w:space="0" w:color="auto"/>
+          <w:insideV w:val="none" w:sz="0" w:space="0" w:color="auto"/>
+        </w:tblBorders>
         <w:tblLook w:firstRow="1" w:lastRow="0" w:firstColumn="0" w:lastColumn="0" w:noHBand="0" w:noVBand="0" w:val="0020"/>
       </w:tblPr>
       <w:tblGrid>
@@ -11430,7 +11514,11 @@
           <w:tblHeader w:val="on"/>
         </w:trPr>
         <w:tc>
-          <w:tcPr/>
+          <w:tcPr>
+            <w:tcBorders>
+              <w:bottom w:val="single" w:sz="8" w:space="0" w:color="000000"/>
+            </w:tcBorders>
+          </w:tcPr>
           <w:p>
             <w:pPr>
               <w:pStyle w:val="Compact"/>
@@ -11446,7 +11534,11 @@
           </w:p>
         </w:tc>
         <w:tc>
-          <w:tcPr/>
+          <w:tcPr>
+            <w:tcBorders>
+              <w:bottom w:val="single" w:sz="8" w:space="0" w:color="000000"/>
+            </w:tcBorders>
+          </w:tcPr>
           <w:p>
             <w:pPr>
               <w:pStyle w:val="Compact"/>
@@ -11483,7 +11575,11 @@
           </w:p>
         </w:tc>
         <w:tc>
-          <w:tcPr/>
+          <w:tcPr>
+            <w:tcBorders>
+              <w:bottom w:val="single" w:sz="8" w:space="0" w:color="000000"/>
+            </w:tcBorders>
+          </w:tcPr>
           <w:p>
             <w:pPr>
               <w:pStyle w:val="Compact"/>
@@ -11535,7 +11631,11 @@
           </w:p>
         </w:tc>
         <w:tc>
-          <w:tcPr/>
+          <w:tcPr>
+            <w:tcBorders>
+              <w:bottom w:val="single" w:sz="8" w:space="0" w:color="000000"/>
+            </w:tcBorders>
+          </w:tcPr>
           <w:p>
             <w:pPr>
               <w:pStyle w:val="Compact"/>
@@ -16395,6 +16495,14 @@
       <w:tblPr>
         <w:tblStyle w:val="Table"/>
         <w:tblW w:type="auto" w:w="0"/>
+        <w:tblBorders>
+          <w:top w:val="single" w:sz="12" w:space="0" w:color="000000"/>
+          <w:left w:val="none" w:sz="0" w:space="0" w:color="auto"/>
+          <w:bottom w:val="single" w:sz="12" w:space="0" w:color="000000"/>
+          <w:right w:val="none" w:sz="0" w:space="0" w:color="auto"/>
+          <w:insideH w:val="none" w:sz="0" w:space="0" w:color="auto"/>
+          <w:insideV w:val="none" w:sz="0" w:space="0" w:color="auto"/>
+        </w:tblBorders>
         <w:tblLook w:firstRow="1" w:lastRow="0" w:firstColumn="0" w:lastColumn="0" w:noHBand="0" w:noVBand="0" w:val="0020"/>
       </w:tblPr>
       <w:tblGrid>
@@ -16408,7 +16516,11 @@
           <w:tblHeader w:val="on"/>
         </w:trPr>
         <w:tc>
-          <w:tcPr/>
+          <w:tcPr>
+            <w:tcBorders>
+              <w:bottom w:val="single" w:sz="8" w:space="0" w:color="000000"/>
+            </w:tcBorders>
+          </w:tcPr>
           <w:p>
             <w:pPr>
               <w:pStyle w:val="Compact"/>
@@ -16417,7 +16529,11 @@
           </w:p>
         </w:tc>
         <w:tc>
-          <w:tcPr/>
+          <w:tcPr>
+            <w:tcBorders>
+              <w:bottom w:val="single" w:sz="8" w:space="0" w:color="000000"/>
+            </w:tcBorders>
+          </w:tcPr>
           <w:p>
             <w:pPr>
               <w:pStyle w:val="Compact"/>
@@ -16447,7 +16563,11 @@
           </w:p>
         </w:tc>
         <w:tc>
-          <w:tcPr/>
+          <w:tcPr>
+            <w:tcBorders>
+              <w:bottom w:val="single" w:sz="8" w:space="0" w:color="000000"/>
+            </w:tcBorders>
+          </w:tcPr>
           <w:p>
             <w:pPr>
               <w:pStyle w:val="Compact"/>
@@ -16477,7 +16597,11 @@
           </w:p>
         </w:tc>
         <w:tc>
-          <w:tcPr/>
+          <w:tcPr>
+            <w:tcBorders>
+              <w:bottom w:val="single" w:sz="8" w:space="0" w:color="000000"/>
+            </w:tcBorders>
+          </w:tcPr>
           <w:p>
             <w:pPr>
               <w:pStyle w:val="Compact"/>
@@ -20306,6 +20430,14 @@
       <w:tblPr>
         <w:tblStyle w:val="Table"/>
         <w:tblW w:type="auto" w:w="0"/>
+        <w:tblBorders>
+          <w:top w:val="single" w:sz="12" w:space="0" w:color="000000"/>
+          <w:left w:val="none" w:sz="0" w:space="0" w:color="auto"/>
+          <w:bottom w:val="single" w:sz="12" w:space="0" w:color="000000"/>
+          <w:right w:val="none" w:sz="0" w:space="0" w:color="auto"/>
+          <w:insideH w:val="none" w:sz="0" w:space="0" w:color="auto"/>
+          <w:insideV w:val="none" w:sz="0" w:space="0" w:color="auto"/>
+        </w:tblBorders>
         <w:tblLook w:firstRow="1" w:lastRow="0" w:firstColumn="0" w:lastColumn="0" w:noHBand="0" w:noVBand="0" w:val="0020"/>
       </w:tblPr>
       <w:tblGrid>
@@ -20322,7 +20454,11 @@
           <w:tblHeader w:val="on"/>
         </w:trPr>
         <w:tc>
-          <w:tcPr/>
+          <w:tcPr>
+            <w:tcBorders>
+              <w:bottom w:val="single" w:sz="8" w:space="0" w:color="000000"/>
+            </w:tcBorders>
+          </w:tcPr>
           <w:p>
             <w:pPr>
               <w:pStyle w:val="Compact"/>
@@ -20338,7 +20474,11 @@
           </w:p>
         </w:tc>
         <w:tc>
-          <w:tcPr/>
+          <w:tcPr>
+            <w:tcBorders>
+              <w:bottom w:val="single" w:sz="8" w:space="0" w:color="000000"/>
+            </w:tcBorders>
+          </w:tcPr>
           <w:p>
             <w:pPr>
               <w:pStyle w:val="Compact"/>
@@ -20354,7 +20494,11 @@
           </w:p>
         </w:tc>
         <w:tc>
-          <w:tcPr/>
+          <w:tcPr>
+            <w:tcBorders>
+              <w:bottom w:val="single" w:sz="8" w:space="0" w:color="000000"/>
+            </w:tcBorders>
+          </w:tcPr>
           <w:p>
             <w:pPr>
               <w:pStyle w:val="Compact"/>
@@ -20370,7 +20514,11 @@
           </w:p>
         </w:tc>
         <w:tc>
-          <w:tcPr/>
+          <w:tcPr>
+            <w:tcBorders>
+              <w:bottom w:val="single" w:sz="8" w:space="0" w:color="000000"/>
+            </w:tcBorders>
+          </w:tcPr>
           <w:p>
             <w:pPr>
               <w:pStyle w:val="Compact"/>
@@ -20386,7 +20534,11 @@
           </w:p>
         </w:tc>
         <w:tc>
-          <w:tcPr/>
+          <w:tcPr>
+            <w:tcBorders>
+              <w:bottom w:val="single" w:sz="8" w:space="0" w:color="000000"/>
+            </w:tcBorders>
+          </w:tcPr>
           <w:p>
             <w:pPr>
               <w:pStyle w:val="Compact"/>
@@ -20402,7 +20554,11 @@
           </w:p>
         </w:tc>
         <w:tc>
-          <w:tcPr/>
+          <w:tcPr>
+            <w:tcBorders>
+              <w:bottom w:val="single" w:sz="8" w:space="0" w:color="000000"/>
+            </w:tcBorders>
+          </w:tcPr>
           <w:p>
             <w:pPr>
               <w:pStyle w:val="Compact"/>
@@ -20418,7 +20574,11 @@
           </w:p>
         </w:tc>
         <w:tc>
-          <w:tcPr/>
+          <w:tcPr>
+            <w:tcBorders>
+              <w:bottom w:val="single" w:sz="8" w:space="0" w:color="000000"/>
+            </w:tcBorders>
+          </w:tcPr>
           <w:p>
             <w:pPr>
               <w:pStyle w:val="Compact"/>
@@ -24393,6 +24553,14 @@
         <w:tblStyle w:val="Table"/>
         <w:tblW w:type="pct" w:w="5000"/>
         <w:tblLayout w:type="fixed"/>
+        <w:tblBorders>
+          <w:top w:val="single" w:sz="12" w:space="0" w:color="000000"/>
+          <w:left w:val="none" w:sz="0" w:space="0" w:color="auto"/>
+          <w:bottom w:val="single" w:sz="12" w:space="0" w:color="000000"/>
+          <w:right w:val="none" w:sz="0" w:space="0" w:color="auto"/>
+          <w:insideH w:val="none" w:sz="0" w:space="0" w:color="auto"/>
+          <w:insideV w:val="none" w:sz="0" w:space="0" w:color="auto"/>
+        </w:tblBorders>
         <w:tblLook w:firstRow="1" w:lastRow="0" w:firstColumn="0" w:lastColumn="0" w:noHBand="0" w:noVBand="0" w:val="0020"/>
       </w:tblPr>
       <w:tblGrid>
@@ -24413,7 +24581,11 @@
           <w:tblHeader w:val="on"/>
         </w:trPr>
         <w:tc>
-          <w:tcPr/>
+          <w:tcPr>
+            <w:tcBorders>
+              <w:bottom w:val="single" w:sz="8" w:space="0" w:color="000000"/>
+            </w:tcBorders>
+          </w:tcPr>
           <w:p>
             <w:pPr>
               <w:pStyle w:val="Compact"/>
@@ -24429,7 +24601,11 @@
           </w:p>
         </w:tc>
         <w:tc>
-          <w:tcPr/>
+          <w:tcPr>
+            <w:tcBorders>
+              <w:bottom w:val="single" w:sz="8" w:space="0" w:color="000000"/>
+            </w:tcBorders>
+          </w:tcPr>
           <w:p>
             <w:pPr>
               <w:pStyle w:val="Compact"/>
@@ -24445,7 +24621,11 @@
           </w:p>
         </w:tc>
         <w:tc>
-          <w:tcPr/>
+          <w:tcPr>
+            <w:tcBorders>
+              <w:bottom w:val="single" w:sz="8" w:space="0" w:color="000000"/>
+            </w:tcBorders>
+          </w:tcPr>
           <w:p>
             <w:pPr>
               <w:pStyle w:val="Compact"/>
@@ -24461,7 +24641,11 @@
           </w:p>
         </w:tc>
         <w:tc>
-          <w:tcPr/>
+          <w:tcPr>
+            <w:tcBorders>
+              <w:bottom w:val="single" w:sz="8" w:space="0" w:color="000000"/>
+            </w:tcBorders>
+          </w:tcPr>
           <w:p>
             <w:pPr>
               <w:pStyle w:val="Compact"/>
@@ -24477,7 +24661,11 @@
           </w:p>
         </w:tc>
         <w:tc>
-          <w:tcPr/>
+          <w:tcPr>
+            <w:tcBorders>
+              <w:bottom w:val="single" w:sz="8" w:space="0" w:color="000000"/>
+            </w:tcBorders>
+          </w:tcPr>
           <w:p>
             <w:pPr>
               <w:pStyle w:val="Compact"/>
@@ -24493,7 +24681,11 @@
           </w:p>
         </w:tc>
         <w:tc>
-          <w:tcPr/>
+          <w:tcPr>
+            <w:tcBorders>
+              <w:bottom w:val="single" w:sz="8" w:space="0" w:color="000000"/>
+            </w:tcBorders>
+          </w:tcPr>
           <w:p>
             <w:pPr>
               <w:pStyle w:val="Compact"/>
@@ -24509,7 +24701,11 @@
           </w:p>
         </w:tc>
         <w:tc>
-          <w:tcPr/>
+          <w:tcPr>
+            <w:tcBorders>
+              <w:bottom w:val="single" w:sz="8" w:space="0" w:color="000000"/>
+            </w:tcBorders>
+          </w:tcPr>
           <w:p>
             <w:pPr>
               <w:pStyle w:val="Compact"/>
@@ -24525,7 +24721,11 @@
           </w:p>
         </w:tc>
         <w:tc>
-          <w:tcPr/>
+          <w:tcPr>
+            <w:tcBorders>
+              <w:bottom w:val="single" w:sz="8" w:space="0" w:color="000000"/>
+            </w:tcBorders>
+          </w:tcPr>
           <w:p>
             <w:pPr>
               <w:pStyle w:val="Compact"/>
@@ -24541,7 +24741,11 @@
           </w:p>
         </w:tc>
         <w:tc>
-          <w:tcPr/>
+          <w:tcPr>
+            <w:tcBorders>
+              <w:bottom w:val="single" w:sz="8" w:space="0" w:color="000000"/>
+            </w:tcBorders>
+          </w:tcPr>
           <w:p>
             <w:pPr>
               <w:pStyle w:val="Compact"/>
@@ -24557,7 +24761,11 @@
           </w:p>
         </w:tc>
         <w:tc>
-          <w:tcPr/>
+          <w:tcPr>
+            <w:tcBorders>
+              <w:bottom w:val="single" w:sz="8" w:space="0" w:color="000000"/>
+            </w:tcBorders>
+          </w:tcPr>
           <w:p>
             <w:pPr>
               <w:pStyle w:val="Compact"/>
@@ -24573,7 +24781,11 @@
           </w:p>
         </w:tc>
         <w:tc>
-          <w:tcPr/>
+          <w:tcPr>
+            <w:tcBorders>
+              <w:bottom w:val="single" w:sz="8" w:space="0" w:color="000000"/>
+            </w:tcBorders>
+          </w:tcPr>
           <w:p>
             <w:pPr>
               <w:pStyle w:val="Compact"/>
@@ -26950,6 +27162,14 @@
       <w:tblPr>
         <w:tblStyle w:val="Table"/>
         <w:tblW w:type="auto" w:w="0"/>
+        <w:tblBorders>
+          <w:top w:val="single" w:sz="12" w:space="0" w:color="000000"/>
+          <w:left w:val="none" w:sz="0" w:space="0" w:color="auto"/>
+          <w:bottom w:val="single" w:sz="12" w:space="0" w:color="000000"/>
+          <w:right w:val="none" w:sz="0" w:space="0" w:color="auto"/>
+          <w:insideH w:val="none" w:sz="0" w:space="0" w:color="auto"/>
+          <w:insideV w:val="none" w:sz="0" w:space="0" w:color="auto"/>
+        </w:tblBorders>
         <w:tblLook w:firstRow="1" w:lastRow="0" w:firstColumn="0" w:lastColumn="0" w:noHBand="0" w:noVBand="0" w:val="0020"/>
       </w:tblPr>
       <w:tblGrid>
@@ -26963,7 +27183,11 @@
           <w:tblHeader w:val="on"/>
         </w:trPr>
         <w:tc>
-          <w:tcPr/>
+          <w:tcPr>
+            <w:tcBorders>
+              <w:bottom w:val="single" w:sz="8" w:space="0" w:color="000000"/>
+            </w:tcBorders>
+          </w:tcPr>
           <w:p>
             <w:pPr>
               <w:pStyle w:val="Compact"/>
@@ -26986,7 +27210,11 @@
           </w:p>
         </w:tc>
         <w:tc>
-          <w:tcPr/>
+          <w:tcPr>
+            <w:tcBorders>
+              <w:bottom w:val="single" w:sz="8" w:space="0" w:color="000000"/>
+            </w:tcBorders>
+          </w:tcPr>
           <w:p>
             <w:pPr>
               <w:pStyle w:val="Compact"/>
@@ -26995,7 +27223,11 @@
           </w:p>
         </w:tc>
         <w:tc>
-          <w:tcPr/>
+          <w:tcPr>
+            <w:tcBorders>
+              <w:bottom w:val="single" w:sz="8" w:space="0" w:color="000000"/>
+            </w:tcBorders>
+          </w:tcPr>
           <w:p>
             <w:pPr>
               <w:pStyle w:val="Compact"/>
@@ -27018,7 +27250,11 @@
           </w:p>
         </w:tc>
         <w:tc>
-          <w:tcPr/>
+          <w:tcPr>
+            <w:tcBorders>
+              <w:bottom w:val="single" w:sz="8" w:space="0" w:color="000000"/>
+            </w:tcBorders>
+          </w:tcPr>
           <w:p>
             <w:pPr>
               <w:pStyle w:val="Compact"/>
@@ -28446,6 +28682,14 @@
         <w:tblStyle w:val="Table"/>
         <w:tblW w:type="pct" w:w="5000"/>
         <w:tblLayout w:type="fixed"/>
+        <w:tblBorders>
+          <w:top w:val="single" w:sz="12" w:space="0" w:color="000000"/>
+          <w:left w:val="none" w:sz="0" w:space="0" w:color="auto"/>
+          <w:bottom w:val="single" w:sz="12" w:space="0" w:color="000000"/>
+          <w:right w:val="none" w:sz="0" w:space="0" w:color="auto"/>
+          <w:insideH w:val="none" w:sz="0" w:space="0" w:color="auto"/>
+          <w:insideV w:val="none" w:sz="0" w:space="0" w:color="auto"/>
+        </w:tblBorders>
         <w:tblLook w:firstRow="1" w:lastRow="0" w:firstColumn="0" w:lastColumn="0" w:noHBand="0" w:noVBand="0" w:val="0020"/>
       </w:tblPr>
       <w:tblGrid>
@@ -28463,7 +28707,11 @@
           <w:tblHeader w:val="on"/>
         </w:trPr>
         <w:tc>
-          <w:tcPr/>
+          <w:tcPr>
+            <w:tcBorders>
+              <w:bottom w:val="single" w:sz="8" w:space="0" w:color="000000"/>
+            </w:tcBorders>
+          </w:tcPr>
           <w:p>
             <w:pPr>
               <w:pStyle w:val="Compact"/>
@@ -28486,7 +28734,11 @@
           </w:p>
         </w:tc>
         <w:tc>
-          <w:tcPr/>
+          <w:tcPr>
+            <w:tcBorders>
+              <w:bottom w:val="single" w:sz="8" w:space="0" w:color="000000"/>
+            </w:tcBorders>
+          </w:tcPr>
           <w:p>
             <w:pPr>
               <w:pStyle w:val="Compact"/>
@@ -28502,7 +28754,11 @@
           </w:p>
         </w:tc>
         <w:tc>
-          <w:tcPr/>
+          <w:tcPr>
+            <w:tcBorders>
+              <w:bottom w:val="single" w:sz="8" w:space="0" w:color="000000"/>
+            </w:tcBorders>
+          </w:tcPr>
           <w:p>
             <w:pPr>
               <w:pStyle w:val="Compact"/>
@@ -28518,7 +28774,11 @@
           </w:p>
         </w:tc>
         <w:tc>
-          <w:tcPr/>
+          <w:tcPr>
+            <w:tcBorders>
+              <w:bottom w:val="single" w:sz="8" w:space="0" w:color="000000"/>
+            </w:tcBorders>
+          </w:tcPr>
           <w:p>
             <w:pPr>
               <w:pStyle w:val="Compact"/>
@@ -28534,7 +28794,11 @@
           </w:p>
         </w:tc>
         <w:tc>
-          <w:tcPr/>
+          <w:tcPr>
+            <w:tcBorders>
+              <w:bottom w:val="single" w:sz="8" w:space="0" w:color="000000"/>
+            </w:tcBorders>
+          </w:tcPr>
           <w:p>
             <w:pPr>
               <w:pStyle w:val="Compact"/>
@@ -28550,7 +28814,11 @@
           </w:p>
         </w:tc>
         <w:tc>
-          <w:tcPr/>
+          <w:tcPr>
+            <w:tcBorders>
+              <w:bottom w:val="single" w:sz="8" w:space="0" w:color="000000"/>
+            </w:tcBorders>
+          </w:tcPr>
           <w:p>
             <w:pPr>
               <w:pStyle w:val="Compact"/>
@@ -28566,7 +28834,11 @@
           </w:p>
         </w:tc>
         <w:tc>
-          <w:tcPr/>
+          <w:tcPr>
+            <w:tcBorders>
+              <w:bottom w:val="single" w:sz="8" w:space="0" w:color="000000"/>
+            </w:tcBorders>
+          </w:tcPr>
           <w:p>
             <w:pPr>
               <w:pStyle w:val="Compact"/>
@@ -28582,7 +28854,11 @@
           </w:p>
         </w:tc>
         <w:tc>
-          <w:tcPr/>
+          <w:tcPr>
+            <w:tcBorders>
+              <w:bottom w:val="single" w:sz="8" w:space="0" w:color="000000"/>
+            </w:tcBorders>
+          </w:tcPr>
           <w:p>
             <w:pPr>
               <w:pStyle w:val="Compact"/>
@@ -31545,7 +31821,7 @@
     <ns0:rPr>
       <ns0:rFonts ns0:ascii="Times New Roman" ns0:cs="Times New Roman" ns0:eastAsia="SimHei" ns0:hAnsi="Times New Roman"/>
       <ns0:b/>
-      <ns0:color ns0:val="17324D"/>
+      <ns0:color ns0:val="000000"/>
       <ns0:sz ns0:val="44"/>
       <ns0:szCs ns0:val="56"/>
     </ns0:rPr>
@@ -31687,7 +31963,7 @@
     <ns0:rPr>
       <ns0:rFonts ns0:ascii="Times New Roman" ns0:cs="Times New Roman" ns0:eastAsia="SimHei" ns0:hAnsi="Times New Roman"/>
       <ns0:b/>
-      <ns0:color ns0:val="17324D"/>
+      <ns0:color ns0:val="000000"/>
       <ns0:sz ns0:val="32"/>
       <ns0:szCs ns0:val="40"/>
     </ns0:rPr>
@@ -31711,7 +31987,7 @@
     <ns0:rPr>
       <ns0:rFonts ns0:ascii="Times New Roman" ns0:cs="Times New Roman" ns0:eastAsia="SimHei" ns0:hAnsi="Times New Roman"/>
       <ns0:b/>
-      <ns0:color ns0:val="17324D"/>
+      <ns0:color ns0:val="000000"/>
       <ns0:sz ns0:val="28"/>
       <ns0:szCs ns0:val="32"/>
     </ns0:rPr>
@@ -31735,7 +32011,7 @@
     <ns0:rPr>
       <ns0:rFonts ns0:ascii="Times New Roman" ns0:cs="Times New Roman" ns0:eastAsia="SimHei" ns0:hAnsi="Times New Roman"/>
       <ns0:b/>
-      <ns0:color ns0:val="17324D"/>
+      <ns0:color ns0:val="000000"/>
       <ns0:sz ns0:val="25"/>
       <ns0:szCs ns0:val="28"/>
     </ns0:rPr>

--- a/00-首页/题组Word/第一轮·竞赛教材版/第一轮结构·2-元素周期律（学生版）.docx
+++ b/00-首页/题组Word/第一轮·竞赛教材版/第一轮结构·2-元素周期律（学生版）.docx
@@ -42,6 +42,60 @@
     </w:p>
     <w:p>
       <w:pPr>
+        <w:pStyle w:val="BlockText"/>
+        <w:ind w:firstLine="420"/>
+      </w:pPr>
+      <w:r>
+        <w:rPr>
+          <w:rFonts w:hint="eastAsia" w:ascii="Times New Roman" w:hAnsi="Times New Roman" w:eastAsia="FangSong" w:cs="Times New Roman"/>
+        </w:rPr>
+        <w:t xml:space="preserve">共</w:t>
+      </w:r>
+      <w:r>
+        <w:rPr>
+          <w:rFonts w:ascii="Times New Roman" w:hAnsi="Times New Roman" w:eastAsia="Times New Roman" w:cs="Times New Roman"/>
+        </w:rPr>
+        <w:t xml:space="preserve"> 40 </w:t>
+      </w:r>
+      <w:r>
+        <w:rPr>
+          <w:rFonts w:hint="eastAsia" w:ascii="Times New Roman" w:hAnsi="Times New Roman" w:eastAsia="FangSong" w:cs="Times New Roman"/>
+        </w:rPr>
+        <w:t>题</w:t>
+      </w:r>
+      <w:r>
+        <w:rPr>
+          <w:rFonts w:hint="eastAsia" w:ascii="Times New Roman" w:hAnsi="Times New Roman" w:eastAsia="Times New Roman" w:cs="Times New Roman"/>
+        </w:rPr>
+        <w:t>。</w:t>
+      </w:r>
+      <w:r>
+        <w:rPr>
+          <w:rFonts w:hint="eastAsia" w:ascii="Times New Roman" w:hAnsi="Times New Roman" w:eastAsia="FangSong" w:cs="Times New Roman"/>
+        </w:rPr>
+        <w:t>建议先独立完成</w:t>
+      </w:r>
+      <w:r>
+        <w:rPr>
+          <w:rFonts w:hint="eastAsia" w:ascii="Times New Roman" w:hAnsi="Times New Roman" w:eastAsia="Times New Roman" w:cs="Times New Roman"/>
+        </w:rPr>
+        <w:t>，</w:t>
+      </w:r>
+      <w:r>
+        <w:rPr>
+          <w:rFonts w:hint="eastAsia" w:ascii="Times New Roman" w:hAnsi="Times New Roman" w:eastAsia="FangSong" w:cs="Times New Roman"/>
+        </w:rPr>
+        <w:t>再核对答案</w:t>
+      </w:r>
+      <w:r>
+        <w:rPr>
+          <w:rFonts w:hint="eastAsia" w:ascii="Times New Roman" w:hAnsi="Times New Roman" w:eastAsia="Times New Roman" w:cs="Times New Roman"/>
+        </w:rPr>
+        <w:t>。</w:t>
+      </w:r>
+    </w:p>
+    <w:p>
+      <w:pPr>
         <w:spacing w:before="160" w:after="80"/>
       </w:pPr>
       <w:r>
@@ -91,6 +145,7 @@
     <w:p>
       <w:pPr>
         <w:pStyle w:val="FirstParagraph"/>
+        <w:ind w:firstLine="420"/>
       </w:pPr>
       <w:r>
         <w:rPr>
@@ -237,7 +292,7 @@
         </w:rPr>
         <w:drawing>
           <wp:inline>
-            <wp:extent cx="3597477" cy="2156603"/>
+            <wp:extent cx="3600000" cy="2419047"/>
             <wp:effectExtent b="0" l="0" r="0" t="0"/>
             <wp:docPr descr="" title="" id="10" name="Picture"/>
             <a:graphic>
@@ -258,7 +313,7 @@
                   <pic:spPr bwMode="auto">
                     <a:xfrm>
                       <a:off x="0" y="0"/>
-                      <a:ext cx="3597477" cy="2156603"/>
+                      <a:ext cx="3600000" cy="2419047"/>
                     </a:xfrm>
                     <a:prstGeom prst="rect">
                       <a:avLst/>
@@ -721,7 +776,11 @@
     <w:p>
       <w:pPr>
         <w:pStyle w:val="Compact"/>
-        <w:spacing w:before="0" w:after="0"/>
+        <w:numPr>
+          <w:ilvl w:val="0"/>
+          <w:numId w:val="1001"/>
+        </w:numPr>
+        <w:ind w:firstLine="420"/>
       </w:pPr>
       <w:r>
         <w:rPr>
@@ -751,7 +810,11 @@
     <w:p>
       <w:pPr>
         <w:pStyle w:val="Compact"/>
-        <w:spacing w:before="0" w:after="0"/>
+        <w:numPr>
+          <w:ilvl w:val="0"/>
+          <w:numId w:val="1001"/>
+        </w:numPr>
+        <w:ind w:firstLine="420"/>
       </w:pPr>
       <w:r>
         <w:rPr>
@@ -781,7 +844,11 @@
     <w:p>
       <w:pPr>
         <w:pStyle w:val="Compact"/>
-        <w:spacing w:before="0" w:after="0"/>
+        <w:numPr>
+          <w:ilvl w:val="0"/>
+          <w:numId w:val="1001"/>
+        </w:numPr>
+        <w:ind w:firstLine="420"/>
       </w:pPr>
       <w:r>
         <w:rPr>
@@ -799,7 +866,11 @@
     <w:p>
       <w:pPr>
         <w:pStyle w:val="Compact"/>
-        <w:spacing w:before="0" w:after="0"/>
+        <w:numPr>
+          <w:ilvl w:val="0"/>
+          <w:numId w:val="1001"/>
+        </w:numPr>
+        <w:ind w:firstLine="420"/>
       </w:pPr>
       <w:r>
         <w:rPr>
@@ -828,13 +899,13 @@
     </w:p>
     <w:p>
       <w:pPr>
-        <w:spacing w:before="0" w:after="0"/>
-      </w:pPr>
-    </w:p>
-    <w:p>
-      <w:pPr>
-        <w:spacing w:before="0" w:after="0"/>
-      </w:pPr>
+        <w:spacing w:before="160" w:after="80"/>
+      </w:pPr>
+      <w:r>
+        <w:pict>
+          <v:rect style="width:0;height:1.5pt" o:hralign="center" o:hrstd="t" o:hr="t"/>
+        </w:pict>
+      </w:r>
     </w:p>
     <w:p>
       <w:pPr>
@@ -875,6 +946,7 @@
     <w:p>
       <w:pPr>
         <w:pStyle w:val="FirstParagraph"/>
+        <w:ind w:firstLine="420"/>
       </w:pPr>
       <w:r>
         <w:rPr>
@@ -916,7 +988,11 @@
     <w:p>
       <w:pPr>
         <w:pStyle w:val="Compact"/>
-        <w:spacing w:before="0" w:after="0"/>
+        <w:numPr>
+          <w:ilvl w:val="0"/>
+          <w:numId w:val="1002"/>
+        </w:numPr>
+        <w:ind w:firstLine="420"/>
       </w:pPr>
       <w:r>
         <w:rPr>
@@ -984,7 +1060,11 @@
     <w:p>
       <w:pPr>
         <w:pStyle w:val="Compact"/>
-        <w:spacing w:before="0" w:after="0"/>
+        <w:numPr>
+          <w:ilvl w:val="0"/>
+          <w:numId w:val="1002"/>
+        </w:numPr>
+        <w:ind w:firstLine="420"/>
       </w:pPr>
       <w:r>
         <w:rPr>
@@ -1027,7 +1107,11 @@
     <w:p>
       <w:pPr>
         <w:pStyle w:val="Compact"/>
-        <w:spacing w:before="0" w:after="0"/>
+        <w:numPr>
+          <w:ilvl w:val="0"/>
+          <w:numId w:val="1002"/>
+        </w:numPr>
+        <w:ind w:firstLine="420"/>
       </w:pPr>
       <w:r>
         <w:rPr>
@@ -1133,7 +1217,11 @@
     <w:p>
       <w:pPr>
         <w:pStyle w:val="Compact"/>
-        <w:spacing w:before="0" w:after="0"/>
+        <w:numPr>
+          <w:ilvl w:val="0"/>
+          <w:numId w:val="1002"/>
+        </w:numPr>
+        <w:ind w:firstLine="420"/>
       </w:pPr>
       <w:r>
         <w:rPr>
@@ -1212,13 +1300,13 @@
     </w:p>
     <w:p>
       <w:pPr>
-        <w:spacing w:before="0" w:after="0"/>
-      </w:pPr>
-    </w:p>
-    <w:p>
-      <w:pPr>
-        <w:spacing w:before="0" w:after="0"/>
-      </w:pPr>
+        <w:spacing w:before="160" w:after="80"/>
+      </w:pPr>
+      <w:r>
+        <w:pict>
+          <v:rect style="width:0;height:1.5pt" o:hralign="center" o:hrstd="t" o:hr="t"/>
+        </w:pict>
+      </w:r>
     </w:p>
     <w:p>
       <w:pPr>
@@ -1259,6 +1347,7 @@
     <w:p>
       <w:pPr>
         <w:pStyle w:val="FirstParagraph"/>
+        <w:ind w:firstLine="420"/>
       </w:pPr>
       <w:r>
         <w:rPr>
@@ -1401,28 +1490,13 @@
     </w:p>
     <w:p>
       <w:pPr>
-        <w:spacing w:before="0" w:after="0"/>
-      </w:pPr>
-    </w:p>
-    <w:p>
-      <w:pPr>
-        <w:spacing w:before="0" w:after="0"/>
-      </w:pPr>
-    </w:p>
-    <w:p>
-      <w:pPr>
-        <w:spacing w:before="0" w:after="0"/>
-      </w:pPr>
-    </w:p>
-    <w:p>
-      <w:pPr>
-        <w:spacing w:before="0" w:after="0"/>
-      </w:pPr>
-    </w:p>
-    <w:p>
-      <w:pPr>
-        <w:spacing w:before="0" w:after="0"/>
-      </w:pPr>
+        <w:spacing w:before="160" w:after="80"/>
+      </w:pPr>
+      <w:r>
+        <w:pict>
+          <v:rect style="width:0;height:1.5pt" o:hralign="center" o:hrstd="t" o:hr="t"/>
+        </w:pict>
+      </w:r>
     </w:p>
     <w:p>
       <w:pPr>
@@ -1463,6 +1537,7 @@
     <w:p>
       <w:pPr>
         <w:pStyle w:val="FirstParagraph"/>
+        <w:ind w:firstLine="420"/>
       </w:pPr>
       <w:r>
         <w:rPr>
@@ -1689,28 +1764,13 @@
     </w:p>
     <w:p>
       <w:pPr>
-        <w:spacing w:before="0" w:after="0"/>
-      </w:pPr>
-    </w:p>
-    <w:p>
-      <w:pPr>
-        <w:spacing w:before="0" w:after="0"/>
-      </w:pPr>
-    </w:p>
-    <w:p>
-      <w:pPr>
-        <w:spacing w:before="0" w:after="0"/>
-      </w:pPr>
-    </w:p>
-    <w:p>
-      <w:pPr>
-        <w:spacing w:before="0" w:after="0"/>
-      </w:pPr>
-    </w:p>
-    <w:p>
-      <w:pPr>
-        <w:spacing w:before="0" w:after="0"/>
-      </w:pPr>
+        <w:spacing w:before="160" w:after="80"/>
+      </w:pPr>
+      <w:r>
+        <w:pict>
+          <v:rect style="width:0;height:1.5pt" o:hralign="center" o:hrstd="t" o:hr="t"/>
+        </w:pict>
+      </w:r>
     </w:p>
     <w:p>
       <w:pPr>
@@ -1751,6 +1811,7 @@
     <w:p>
       <w:pPr>
         <w:pStyle w:val="FirstParagraph"/>
+        <w:ind w:firstLine="420"/>
       </w:pPr>
       <w:r>
         <w:rPr>
@@ -1767,14 +1828,12 @@
     </w:p>
     <w:p>
       <w:pPr>
-        <w:pStyle w:val="BodyText"/>
-      </w:pPr>
-      <w:r>
-        <w:rPr>
-          <w:rFonts w:ascii="Times New Roman" w:hAnsi="Times New Roman" w:eastAsia="Times New Roman" w:cs="Times New Roman"/>
-        </w:rPr>
-        <w:t xml:space="preserve">2-1 </w:t>
-      </w:r>
+        <w:numPr>
+          <w:ilvl w:val="0"/>
+          <w:numId w:val="1003"/>
+        </w:numPr>
+        <w:ind w:firstLine="420"/>
+      </w:pPr>
       <w:r>
         <w:rPr>
           <w:rFonts w:hint="eastAsia" w:ascii="Times New Roman" w:hAnsi="Times New Roman" w:eastAsia="FangSong" w:cs="Times New Roman"/>
@@ -1828,14 +1887,12 @@
     </w:p>
     <w:p>
       <w:pPr>
-        <w:pStyle w:val="BodyText"/>
-      </w:pPr>
-      <w:r>
-        <w:rPr>
-          <w:rFonts w:ascii="Times New Roman" w:hAnsi="Times New Roman" w:eastAsia="Times New Roman" w:cs="Times New Roman"/>
-        </w:rPr>
-        <w:t xml:space="preserve">2-2 </w:t>
-      </w:r>
+        <w:numPr>
+          <w:ilvl w:val="0"/>
+          <w:numId w:val="1003"/>
+        </w:numPr>
+        <w:ind w:firstLine="420"/>
+      </w:pPr>
       <w:r>
         <w:rPr>
           <w:rFonts w:hint="eastAsia" w:ascii="Times New Roman" w:hAnsi="Times New Roman" w:eastAsia="Times New Roman" w:cs="Times New Roman"/>
@@ -1933,14 +1990,12 @@
     </w:p>
     <w:p>
       <w:pPr>
-        <w:pStyle w:val="BodyText"/>
-      </w:pPr>
-      <w:r>
-        <w:rPr>
-          <w:rFonts w:ascii="Times New Roman" w:hAnsi="Times New Roman" w:eastAsia="Times New Roman" w:cs="Times New Roman"/>
-        </w:rPr>
-        <w:t xml:space="preserve">2-3 </w:t>
-      </w:r>
+        <w:numPr>
+          <w:ilvl w:val="0"/>
+          <w:numId w:val="1003"/>
+        </w:numPr>
+        <w:ind w:firstLine="420"/>
+      </w:pPr>
       <w:r>
         <w:rPr>
           <w:rFonts w:hint="eastAsia" w:ascii="Times New Roman" w:hAnsi="Times New Roman" w:eastAsia="FangSong" w:cs="Times New Roman"/>
@@ -1998,14 +2053,12 @@
     </w:p>
     <w:p>
       <w:pPr>
-        <w:pStyle w:val="BodyText"/>
-      </w:pPr>
-      <w:r>
-        <w:rPr>
-          <w:rFonts w:ascii="Times New Roman" w:hAnsi="Times New Roman" w:eastAsia="Times New Roman" w:cs="Times New Roman"/>
-        </w:rPr>
-        <w:t xml:space="preserve">2-4 </w:t>
-      </w:r>
+        <w:numPr>
+          <w:ilvl w:val="0"/>
+          <w:numId w:val="1003"/>
+        </w:numPr>
+        <w:ind w:firstLine="420"/>
+      </w:pPr>
       <w:r>
         <w:rPr>
           <w:rFonts w:hint="eastAsia" w:ascii="Times New Roman" w:hAnsi="Times New Roman" w:eastAsia="FangSong" w:cs="Times New Roman"/>
@@ -2033,20 +2086,12 @@
     </w:p>
     <w:p>
       <w:pPr>
-        <w:pStyle w:val="BodyText"/>
-      </w:pPr>
-      <w:r>
-        <w:rPr>
-          <w:rFonts w:ascii="Times New Roman" w:hAnsi="Times New Roman" w:eastAsia="Times New Roman" w:cs="Times New Roman"/>
-        </w:rPr>
-        <w:t xml:space="preserve">2-5</w:t>
-      </w:r>
-      <w:r>
-        <w:rPr>
-          <w:rFonts w:ascii="Times New Roman" w:hAnsi="Times New Roman" w:eastAsia="Times New Roman" w:cs="Times New Roman"/>
-        </w:rPr>
-        <w:t xml:space="preserve"> </w:t>
-      </w:r>
+        <w:numPr>
+          <w:ilvl w:val="0"/>
+          <w:numId w:val="1003"/>
+        </w:numPr>
+        <w:ind w:firstLine="420"/>
+      </w:pPr>
       <m:oMath>
         <m:oMathPr>
           <m:ctrlPr>
@@ -2268,14 +2313,12 @@
     </w:p>
     <w:p>
       <w:pPr>
-        <w:pStyle w:val="BodyText"/>
-      </w:pPr>
-      <w:r>
-        <w:rPr>
-          <w:rFonts w:ascii="Times New Roman" w:hAnsi="Times New Roman" w:eastAsia="Times New Roman" w:cs="Times New Roman"/>
-        </w:rPr>
-        <w:t xml:space="preserve">2-6 </w:t>
-      </w:r>
+        <w:numPr>
+          <w:ilvl w:val="0"/>
+          <w:numId w:val="1003"/>
+        </w:numPr>
+        <w:ind w:firstLine="420"/>
+      </w:pPr>
       <w:r>
         <w:rPr>
           <w:rFonts w:hint="eastAsia" w:ascii="Times New Roman" w:hAnsi="Times New Roman" w:eastAsia="FangSong" w:cs="Times New Roman"/>
@@ -2303,28 +2346,13 @@
     </w:p>
     <w:p>
       <w:pPr>
-        <w:spacing w:before="0" w:after="0"/>
-      </w:pPr>
-    </w:p>
-    <w:p>
-      <w:pPr>
-        <w:spacing w:before="0" w:after="0"/>
-      </w:pPr>
-    </w:p>
-    <w:p>
-      <w:pPr>
-        <w:spacing w:before="0" w:after="0"/>
-      </w:pPr>
-    </w:p>
-    <w:p>
-      <w:pPr>
-        <w:spacing w:before="0" w:after="0"/>
-      </w:pPr>
-    </w:p>
-    <w:p>
-      <w:pPr>
-        <w:spacing w:before="0" w:after="0"/>
-      </w:pPr>
+        <w:spacing w:before="160" w:after="80"/>
+      </w:pPr>
+      <w:r>
+        <w:pict>
+          <v:rect style="width:0;height:1.5pt" o:hralign="center" o:hrstd="t" o:hr="t"/>
+        </w:pict>
+      </w:r>
     </w:p>
     <w:p>
       <w:pPr>
@@ -2365,6 +2393,7 @@
     <w:p>
       <w:pPr>
         <w:pStyle w:val="FirstParagraph"/>
+        <w:ind w:firstLine="420"/>
       </w:pPr>
       <w:r>
         <w:rPr>
@@ -2598,7 +2627,7 @@
           <m:sSubSup>
             <m:e>
               <m:r>
-                <m:t xml:space="preserve"> </m:t>
+                <m:t>​</m:t>
               </m:r>
             </m:e>
             <m:sub>
@@ -2627,7 +2656,7 @@
           <m:sSubSup>
             <m:e>
               <m:r>
-                <m:t xml:space="preserve"> </m:t>
+                <m:t>​</m:t>
               </m:r>
             </m:e>
             <m:sub>
@@ -2656,7 +2685,7 @@
           <m:sSubSup>
             <m:e>
               <m:r>
-                <m:t xml:space="preserve"> </m:t>
+                <m:t>​</m:t>
               </m:r>
             </m:e>
             <m:sub>
@@ -2691,7 +2720,7 @@
           <m:sSubSup>
             <m:e>
               <m:r>
-                <m:t xml:space="preserve"> </m:t>
+                <m:t>​</m:t>
               </m:r>
             </m:e>
             <m:sub>
@@ -2720,7 +2749,7 @@
           <m:sSubSup>
             <m:e>
               <m:r>
-                <m:t xml:space="preserve"> </m:t>
+                <m:t>​</m:t>
               </m:r>
             </m:e>
             <m:sub>
@@ -2803,7 +2832,7 @@
           <m:sSubSup>
             <m:e>
               <m:r>
-                <m:t xml:space="preserve"> </m:t>
+                <m:t>​</m:t>
               </m:r>
             </m:e>
             <m:sub>
@@ -2832,7 +2861,7 @@
           <m:sSubSup>
             <m:e>
               <m:r>
-                <m:t xml:space="preserve"> </m:t>
+                <m:t>​</m:t>
               </m:r>
             </m:e>
             <m:sub>
@@ -2861,7 +2890,7 @@
           <m:sSubSup>
             <m:e>
               <m:r>
-                <m:t xml:space="preserve"> </m:t>
+                <m:t>​</m:t>
               </m:r>
             </m:e>
             <m:sub>
@@ -2935,7 +2964,7 @@
           <m:sSubSup>
             <m:e>
               <m:r>
-                <m:t xml:space="preserve"> </m:t>
+                <m:t>​</m:t>
               </m:r>
             </m:e>
             <m:sub>
@@ -2964,7 +2993,7 @@
           <m:sSubSup>
             <m:e>
               <m:r>
-                <m:t xml:space="preserve"> </m:t>
+                <m:t>​</m:t>
               </m:r>
             </m:e>
             <m:sub>
@@ -3017,7 +3046,7 @@
           <m:sSubSup>
             <m:e>
               <m:r>
-                <m:t xml:space="preserve"> </m:t>
+                <m:t>​</m:t>
               </m:r>
             </m:e>
             <m:sub>
@@ -3076,7 +3105,7 @@
           <m:sSubSup>
             <m:e>
               <m:r>
-                <m:t xml:space="preserve"> </m:t>
+                <m:t>​</m:t>
               </m:r>
             </m:e>
             <m:sub>
@@ -3129,7 +3158,7 @@
           <m:sSubSup>
             <m:e>
               <m:r>
-                <m:t xml:space="preserve"> </m:t>
+                <m:t>​</m:t>
               </m:r>
             </m:e>
             <m:sub>
@@ -3236,7 +3265,7 @@
           <m:sSubSup>
             <m:e>
               <m:r>
-                <m:t xml:space="preserve"> </m:t>
+                <m:t>​</m:t>
               </m:r>
             </m:e>
             <m:sub>
@@ -3265,7 +3294,7 @@
           <m:sSubSup>
             <m:e>
               <m:r>
-                <m:t xml:space="preserve"> </m:t>
+                <m:t>​</m:t>
               </m:r>
             </m:e>
             <m:sub>
@@ -3318,7 +3347,7 @@
           <m:sSubSup>
             <m:e>
               <m:r>
-                <m:t xml:space="preserve"> </m:t>
+                <m:t>​</m:t>
               </m:r>
             </m:e>
             <m:sub>
@@ -3347,7 +3376,7 @@
           <m:sSubSup>
             <m:e>
               <m:r>
-                <m:t xml:space="preserve"> </m:t>
+                <m:t>​</m:t>
               </m:r>
             </m:e>
             <m:sub>
@@ -3379,6 +3408,7 @@
     <w:p>
       <w:pPr>
         <w:pStyle w:val="FirstParagraph"/>
+        <w:ind w:firstLine="420"/>
       </w:pPr>
       <w:r>
         <w:rPr>
@@ -3455,7 +3485,7 @@
         <m:sSubSup>
           <m:e>
             <m:r>
-              <m:t xml:space="preserve"> </m:t>
+              <m:t>​</m:t>
             </m:r>
           </m:e>
           <m:sub>
@@ -3567,14 +3597,12 @@
     </w:p>
     <w:p>
       <w:pPr>
-        <w:pStyle w:val="BodyText"/>
-      </w:pPr>
-      <w:r>
-        <w:rPr>
-          <w:rFonts w:ascii="Times New Roman" w:hAnsi="Times New Roman" w:eastAsia="Times New Roman" w:cs="Times New Roman"/>
-        </w:rPr>
-        <w:t xml:space="preserve">5-1 </w:t>
-      </w:r>
+        <w:numPr>
+          <w:ilvl w:val="0"/>
+          <w:numId w:val="1004"/>
+        </w:numPr>
+        <w:ind w:firstLine="420"/>
+      </w:pPr>
       <w:r>
         <w:rPr>
           <w:rFonts w:hint="eastAsia" w:ascii="Times New Roman" w:hAnsi="Times New Roman" w:eastAsia="FangSong" w:cs="Times New Roman"/>
@@ -3788,14 +3816,12 @@
     </w:p>
     <w:p>
       <w:pPr>
-        <w:pStyle w:val="BodyText"/>
-      </w:pPr>
-      <w:r>
-        <w:rPr>
-          <w:rFonts w:ascii="Times New Roman" w:hAnsi="Times New Roman" w:eastAsia="Times New Roman" w:cs="Times New Roman"/>
-        </w:rPr>
-        <w:t xml:space="preserve">5-2 </w:t>
-      </w:r>
+        <w:numPr>
+          <w:ilvl w:val="0"/>
+          <w:numId w:val="1004"/>
+        </w:numPr>
+        <w:ind w:firstLine="420"/>
+      </w:pPr>
       <w:r>
         <w:rPr>
           <w:rFonts w:hint="eastAsia" w:ascii="Times New Roman" w:hAnsi="Times New Roman" w:eastAsia="FangSong" w:cs="Times New Roman"/>
@@ -3811,14 +3837,12 @@
     </w:p>
     <w:p>
       <w:pPr>
-        <w:pStyle w:val="BodyText"/>
-      </w:pPr>
-      <w:r>
-        <w:rPr>
-          <w:rFonts w:ascii="Times New Roman" w:hAnsi="Times New Roman" w:eastAsia="Times New Roman" w:cs="Times New Roman"/>
-        </w:rPr>
-        <w:t xml:space="preserve">5-3 </w:t>
-      </w:r>
+        <w:numPr>
+          <w:ilvl w:val="0"/>
+          <w:numId w:val="1004"/>
+        </w:numPr>
+        <w:ind w:firstLine="420"/>
+      </w:pPr>
       <w:r>
         <w:rPr>
           <w:rFonts w:hint="eastAsia" w:ascii="Times New Roman" w:hAnsi="Times New Roman" w:eastAsia="FangSong" w:cs="Times New Roman"/>
@@ -3834,43 +3858,13 @@
     </w:p>
     <w:p>
       <w:pPr>
-        <w:spacing w:before="0" w:after="0"/>
-      </w:pPr>
-    </w:p>
-    <w:p>
-      <w:pPr>
-        <w:spacing w:before="0" w:after="0"/>
-      </w:pPr>
-    </w:p>
-    <w:p>
-      <w:pPr>
-        <w:spacing w:before="0" w:after="0"/>
-      </w:pPr>
-    </w:p>
-    <w:p>
-      <w:pPr>
-        <w:spacing w:before="0" w:after="0"/>
-      </w:pPr>
-    </w:p>
-    <w:p>
-      <w:pPr>
-        <w:spacing w:before="0" w:after="0"/>
-      </w:pPr>
-    </w:p>
-    <w:p>
-      <w:pPr>
-        <w:spacing w:before="0" w:after="0"/>
-      </w:pPr>
-    </w:p>
-    <w:p>
-      <w:pPr>
-        <w:spacing w:before="0" w:after="0"/>
-      </w:pPr>
-    </w:p>
-    <w:p>
-      <w:pPr>
-        <w:spacing w:before="0" w:after="0"/>
-      </w:pPr>
+        <w:spacing w:before="160" w:after="80"/>
+      </w:pPr>
+      <w:r>
+        <w:pict>
+          <v:rect style="width:0;height:1.5pt" o:hralign="center" o:hrstd="t" o:hr="t"/>
+        </w:pict>
+      </w:r>
     </w:p>
     <w:p>
       <w:pPr>
@@ -3911,6 +3905,7 @@
     <w:p>
       <w:pPr>
         <w:pStyle w:val="FirstParagraph"/>
+        <w:ind w:firstLine="420"/>
       </w:pPr>
       <w:r>
         <w:rPr>
@@ -3983,8 +3978,9 @@
       <w:pPr>
         <w:numPr>
           <w:ilvl w:val="0"/>
-          <w:numId w:val="1003"/>
+          <w:numId w:val="1005"/>
         </w:numPr>
+        <w:ind w:firstLine="420"/>
       </w:pPr>
       <w:r>
         <w:rPr>
@@ -4027,8 +4023,9 @@
       <w:pPr>
         <w:numPr>
           <w:ilvl w:val="0"/>
-          <w:numId w:val="1003"/>
+          <w:numId w:val="1005"/>
         </w:numPr>
+        <w:ind w:firstLine="420"/>
       </w:pPr>
       <w:r>
         <w:rPr>
@@ -4094,6 +4091,7 @@
     <w:p>
       <w:pPr>
         <w:pStyle w:val="FirstParagraph"/>
+        <w:ind w:firstLine="420"/>
       </w:pPr>
       <w:r>
         <w:rPr>
@@ -4153,6 +4151,7 @@
     <w:p>
       <w:pPr>
         <w:pStyle w:val="BodyText"/>
+        <w:ind w:firstLine="420"/>
       </w:pPr>
       <w:r>
         <w:rPr>
@@ -4223,43 +4222,13 @@
     </w:p>
     <w:p>
       <w:pPr>
-        <w:spacing w:before="0" w:after="0"/>
-      </w:pPr>
-    </w:p>
-    <w:p>
-      <w:pPr>
-        <w:spacing w:before="0" w:after="0"/>
-      </w:pPr>
-    </w:p>
-    <w:p>
-      <w:pPr>
-        <w:spacing w:before="0" w:after="0"/>
-      </w:pPr>
-    </w:p>
-    <w:p>
-      <w:pPr>
-        <w:spacing w:before="0" w:after="0"/>
-      </w:pPr>
-    </w:p>
-    <w:p>
-      <w:pPr>
-        <w:spacing w:before="0" w:after="0"/>
-      </w:pPr>
-    </w:p>
-    <w:p>
-      <w:pPr>
-        <w:spacing w:before="0" w:after="0"/>
-      </w:pPr>
-    </w:p>
-    <w:p>
-      <w:pPr>
-        <w:spacing w:before="0" w:after="0"/>
-      </w:pPr>
-    </w:p>
-    <w:p>
-      <w:pPr>
-        <w:spacing w:before="0" w:after="0"/>
-      </w:pPr>
+        <w:spacing w:before="160" w:after="80"/>
+      </w:pPr>
+      <w:r>
+        <w:pict>
+          <v:rect style="width:0;height:1.5pt" o:hralign="center" o:hrstd="t" o:hr="t"/>
+        </w:pict>
+      </w:r>
     </w:p>
     <w:p>
       <w:pPr>
@@ -4300,6 +4269,7 @@
     <w:p>
       <w:pPr>
         <w:pStyle w:val="FirstParagraph"/>
+        <w:ind w:firstLine="420"/>
       </w:pPr>
       <w:r>
         <w:rPr>
@@ -4392,7 +4362,7 @@
         </w:rPr>
         <w:drawing>
           <wp:inline>
-            <wp:extent cx="3599999" cy="2509253"/>
+            <wp:extent cx="3600000" cy="2509253"/>
             <wp:effectExtent b="0" l="0" r="0" t="0"/>
             <wp:docPr descr="" title="" id="20" name="Picture"/>
             <a:graphic>
@@ -4413,7 +4383,7 @@
                   <pic:spPr bwMode="auto">
                     <a:xfrm>
                       <a:off x="0" y="0"/>
-                      <a:ext cx="3599999" cy="2509253"/>
+                      <a:ext cx="3600000" cy="2509253"/>
                     </a:xfrm>
                     <a:prstGeom prst="rect">
                       <a:avLst/>
@@ -4455,8 +4425,9 @@
         <w:pStyle w:val="Compact"/>
         <w:numPr>
           <w:ilvl w:val="0"/>
-          <w:numId w:val="1004"/>
+          <w:numId w:val="1006"/>
         </w:numPr>
+        <w:ind w:firstLine="420"/>
       </w:pPr>
       <w:r>
         <w:rPr>
@@ -4486,6 +4457,7 @@
     <w:p>
       <w:pPr>
         <w:pStyle w:val="FirstParagraph"/>
+        <w:ind w:firstLine="420"/>
       </w:pPr>
       <w:r>
         <w:rPr>
@@ -4529,8 +4501,9 @@
         <w:pStyle w:val="Compact"/>
         <w:numPr>
           <w:ilvl w:val="0"/>
-          <w:numId w:val="1005"/>
+          <w:numId w:val="1007"/>
         </w:numPr>
+        <w:ind w:firstLine="420"/>
       </w:pPr>
       <w:r>
         <w:rPr>
@@ -4631,6 +4604,7 @@
     <w:p>
       <w:pPr>
         <w:pStyle w:val="FirstParagraph"/>
+        <w:ind w:firstLine="420"/>
       </w:pPr>
       <w:r>
         <w:rPr>
@@ -4781,8 +4755,9 @@
       <w:pPr>
         <w:numPr>
           <w:ilvl w:val="0"/>
-          <w:numId w:val="1006"/>
+          <w:numId w:val="1008"/>
         </w:numPr>
+        <w:ind w:firstLine="420"/>
       </w:pPr>
       <w:r>
         <w:rPr>
@@ -4938,8 +4913,9 @@
       <w:pPr>
         <w:numPr>
           <w:ilvl w:val="0"/>
-          <w:numId w:val="1006"/>
+          <w:numId w:val="1008"/>
         </w:numPr>
+        <w:ind w:firstLine="420"/>
       </w:pPr>
       <w:r>
         <w:rPr>
@@ -4974,43 +4950,13 @@
     </w:p>
     <w:p>
       <w:pPr>
-        <w:spacing w:before="0" w:after="0"/>
-      </w:pPr>
-    </w:p>
-    <w:p>
-      <w:pPr>
-        <w:spacing w:before="0" w:after="0"/>
-      </w:pPr>
-    </w:p>
-    <w:p>
-      <w:pPr>
-        <w:spacing w:before="0" w:after="0"/>
-      </w:pPr>
-    </w:p>
-    <w:p>
-      <w:pPr>
-        <w:spacing w:before="0" w:after="0"/>
-      </w:pPr>
-    </w:p>
-    <w:p>
-      <w:pPr>
-        <w:spacing w:before="0" w:after="0"/>
-      </w:pPr>
-    </w:p>
-    <w:p>
-      <w:pPr>
-        <w:spacing w:before="0" w:after="0"/>
-      </w:pPr>
-    </w:p>
-    <w:p>
-      <w:pPr>
-        <w:spacing w:before="0" w:after="0"/>
-      </w:pPr>
-    </w:p>
-    <w:p>
-      <w:pPr>
-        <w:spacing w:before="0" w:after="0"/>
-      </w:pPr>
+        <w:spacing w:before="160" w:after="80"/>
+      </w:pPr>
+      <w:r>
+        <w:pict>
+          <v:rect style="width:0;height:1.5pt" o:hralign="center" o:hrstd="t" o:hr="t"/>
+        </w:pict>
+      </w:r>
     </w:p>
     <w:p>
       <w:pPr>
@@ -5051,6 +4997,7 @@
     <w:p>
       <w:pPr>
         <w:pStyle w:val="FirstParagraph"/>
+        <w:ind w:firstLine="420"/>
       </w:pPr>
       <w:r>
         <w:rPr>
@@ -5081,8 +5028,9 @@
       <w:pPr>
         <w:numPr>
           <w:ilvl w:val="0"/>
-          <w:numId w:val="1007"/>
+          <w:numId w:val="1009"/>
         </w:numPr>
+        <w:ind w:firstLine="420"/>
       </w:pPr>
       <w:r>
         <w:rPr>
@@ -5101,8 +5049,9 @@
       <w:pPr>
         <w:numPr>
           <w:ilvl w:val="0"/>
-          <w:numId w:val="1007"/>
+          <w:numId w:val="1009"/>
         </w:numPr>
+        <w:ind w:firstLine="420"/>
       </w:pPr>
       <w:r>
         <w:rPr>
@@ -5121,8 +5070,9 @@
       <w:pPr>
         <w:numPr>
           <w:ilvl w:val="0"/>
-          <w:numId w:val="1007"/>
+          <w:numId w:val="1009"/>
         </w:numPr>
+        <w:ind w:firstLine="420"/>
       </w:pPr>
       <w:r>
         <w:rPr>
@@ -5141,8 +5091,9 @@
       <w:pPr>
         <w:numPr>
           <w:ilvl w:val="0"/>
-          <w:numId w:val="1007"/>
+          <w:numId w:val="1009"/>
         </w:numPr>
+        <w:ind w:firstLine="420"/>
       </w:pPr>
       <w:r>
         <w:rPr>
@@ -5159,18 +5110,13 @@
     </w:p>
     <w:p>
       <w:pPr>
-        <w:spacing w:before="0" w:after="0"/>
-      </w:pPr>
-    </w:p>
-    <w:p>
-      <w:pPr>
-        <w:spacing w:before="0" w:after="0"/>
-      </w:pPr>
-    </w:p>
-    <w:p>
-      <w:pPr>
-        <w:spacing w:before="0" w:after="0"/>
-      </w:pPr>
+        <w:spacing w:before="160" w:after="80"/>
+      </w:pPr>
+      <w:r>
+        <w:pict>
+          <v:rect style="width:0;height:1.5pt" o:hralign="center" o:hrstd="t" o:hr="t"/>
+        </w:pict>
+      </w:r>
     </w:p>
     <w:p>
       <w:pPr>
@@ -5211,6 +5157,7 @@
     <w:p>
       <w:pPr>
         <w:pStyle w:val="FirstParagraph"/>
+        <w:ind w:firstLine="420"/>
       </w:pPr>
       <w:r>
         <w:rPr>
@@ -5239,18 +5186,13 @@
     </w:p>
     <w:p>
       <w:pPr>
-        <w:spacing w:before="0" w:after="0"/>
-      </w:pPr>
-    </w:p>
-    <w:p>
-      <w:pPr>
-        <w:spacing w:before="0" w:after="0"/>
-      </w:pPr>
-    </w:p>
-    <w:p>
-      <w:pPr>
-        <w:spacing w:before="0" w:after="0"/>
-      </w:pPr>
+        <w:spacing w:before="160" w:after="80"/>
+      </w:pPr>
+      <w:r>
+        <w:pict>
+          <v:rect style="width:0;height:1.5pt" o:hralign="center" o:hrstd="t" o:hr="t"/>
+        </w:pict>
+      </w:r>
     </w:p>
     <w:p>
       <w:pPr>
@@ -5291,6 +5233,7 @@
     <w:p>
       <w:pPr>
         <w:pStyle w:val="FirstParagraph"/>
+        <w:ind w:firstLine="420"/>
       </w:pPr>
       <w:r>
         <w:rPr>
@@ -5337,48 +5280,56 @@
     </w:p>
     <w:p>
       <w:pPr>
-        <w:pStyle w:val="BodyText"/>
-        <w:spacing w:before="0" w:after="0"/>
-        <w:ind w:left="480" w:hanging="480"/>
-      </w:pPr>
-      <w:r>
-        <w:rPr>
-          <w:rFonts w:ascii="Times New Roman" w:hAnsi="Times New Roman" w:eastAsia="Times New Roman" w:cs="Times New Roman"/>
-        </w:rPr>
-        <w:t xml:space="preserve">A. 1　　</w:t>
+        <w:pStyle w:val="Compact"/>
+        <w:numPr>
+          <w:ilvl w:val="0"/>
+          <w:numId w:val="1010"/>
+        </w:numPr>
+      </w:pPr>
+      <w:r>
+        <w:rPr>
+          <w:rFonts w:ascii="Times New Roman" w:hAnsi="Times New Roman" w:eastAsia="Times New Roman" w:cs="Times New Roman"/>
+        </w:rPr>
+        <w:t xml:space="preserve">A. 1</w:t>
       </w:r>
     </w:p>
     <w:p>
       <w:pPr>
-        <w:pStyle w:val="BodyText"/>
-        <w:spacing w:before="0" w:after="0"/>
-        <w:ind w:left="480" w:hanging="480"/>
-      </w:pPr>
-      <w:r>
-        <w:rPr>
-          <w:rFonts w:ascii="Times New Roman" w:hAnsi="Times New Roman" w:eastAsia="Times New Roman" w:cs="Times New Roman"/>
-        </w:rPr>
-        <w:t xml:space="preserve">B. 3　　</w:t>
+        <w:pStyle w:val="Compact"/>
+        <w:numPr>
+          <w:ilvl w:val="0"/>
+          <w:numId w:val="1010"/>
+        </w:numPr>
+      </w:pPr>
+      <w:r>
+        <w:rPr>
+          <w:rFonts w:ascii="Times New Roman" w:hAnsi="Times New Roman" w:eastAsia="Times New Roman" w:cs="Times New Roman"/>
+        </w:rPr>
+        <w:t xml:space="preserve">B. 3</w:t>
       </w:r>
     </w:p>
     <w:p>
       <w:pPr>
-        <w:pStyle w:val="BodyText"/>
-        <w:spacing w:before="0" w:after="0"/>
-        <w:ind w:left="480" w:hanging="480"/>
-      </w:pPr>
-      <w:r>
-        <w:rPr>
-          <w:rFonts w:ascii="Times New Roman" w:hAnsi="Times New Roman" w:eastAsia="Times New Roman" w:cs="Times New Roman"/>
-        </w:rPr>
-        <w:t xml:space="preserve">C. 5　　</w:t>
+        <w:pStyle w:val="Compact"/>
+        <w:numPr>
+          <w:ilvl w:val="0"/>
+          <w:numId w:val="1010"/>
+        </w:numPr>
+      </w:pPr>
+      <w:r>
+        <w:rPr>
+          <w:rFonts w:ascii="Times New Roman" w:hAnsi="Times New Roman" w:eastAsia="Times New Roman" w:cs="Times New Roman"/>
+        </w:rPr>
+        <w:t xml:space="preserve">C. 5</w:t>
       </w:r>
     </w:p>
     <w:p>
       <w:pPr>
-        <w:pStyle w:val="BodyText"/>
-        <w:spacing w:before="0" w:after="0"/>
-        <w:ind w:left="480" w:hanging="480"/>
+        <w:pStyle w:val="Compact"/>
+        <w:numPr>
+          <w:ilvl w:val="0"/>
+          <w:numId w:val="1010"/>
+        </w:numPr>
       </w:pPr>
       <w:r>
         <w:rPr>
@@ -5389,13 +5340,13 @@
     </w:p>
     <w:p>
       <w:pPr>
-        <w:spacing w:before="0" w:after="0"/>
-      </w:pPr>
-    </w:p>
-    <w:p>
-      <w:pPr>
-        <w:spacing w:before="0" w:after="0"/>
-      </w:pPr>
+        <w:spacing w:before="160" w:after="80"/>
+      </w:pPr>
+      <w:r>
+        <w:pict>
+          <v:rect style="width:0;height:1.5pt" o:hralign="center" o:hrstd="t" o:hr="t"/>
+        </w:pict>
+      </w:r>
     </w:p>
     <w:p>
       <w:pPr>
@@ -5436,6 +5387,7 @@
     <w:p>
       <w:pPr>
         <w:pStyle w:val="FirstParagraph"/>
+        <w:ind w:firstLine="420"/>
       </w:pPr>
       <w:r>
         <w:rPr>
@@ -5516,7 +5468,7 @@
         </w:rPr>
         <w:drawing>
           <wp:inline>
-            <wp:extent cx="3240000" cy="2629565"/>
+            <wp:extent cx="3240000" cy="2742260"/>
             <wp:effectExtent b="0" l="0" r="0" t="0"/>
             <wp:docPr descr="" title="" id="27" name="Picture"/>
             <a:graphic>
@@ -5537,7 +5489,7 @@
                   <pic:spPr bwMode="auto">
                     <a:xfrm>
                       <a:off x="0" y="0"/>
-                      <a:ext cx="3240000" cy="2629565"/>
+                      <a:ext cx="3240000" cy="2742260"/>
                     </a:xfrm>
                     <a:prstGeom prst="rect">
                       <a:avLst/>
@@ -5558,18 +5510,13 @@
     </w:p>
     <w:p>
       <w:pPr>
-        <w:spacing w:before="0" w:after="0"/>
-      </w:pPr>
-    </w:p>
-    <w:p>
-      <w:pPr>
-        <w:spacing w:before="0" w:after="0"/>
-      </w:pPr>
-    </w:p>
-    <w:p>
-      <w:pPr>
-        <w:spacing w:before="0" w:after="0"/>
-      </w:pPr>
+        <w:spacing w:before="160" w:after="80"/>
+      </w:pPr>
+      <w:r>
+        <w:pict>
+          <v:rect style="width:0;height:1.5pt" o:hralign="center" o:hrstd="t" o:hr="t"/>
+        </w:pict>
+      </w:r>
     </w:p>
     <w:p>
       <w:pPr>
@@ -5610,6 +5557,7 @@
     <w:p>
       <w:pPr>
         <w:pStyle w:val="FirstParagraph"/>
+        <w:ind w:firstLine="420"/>
       </w:pPr>
       <w:r>
         <w:rPr>
@@ -5702,7 +5650,7 @@
         </w:rPr>
         <w:drawing>
           <wp:inline>
-            <wp:extent cx="3599999" cy="2741917"/>
+            <wp:extent cx="3600000" cy="2741917"/>
             <wp:effectExtent b="0" l="0" r="0" t="0"/>
             <wp:docPr descr="" title="" id="31" name="Picture"/>
             <a:graphic>
@@ -5723,7 +5671,7 @@
                   <pic:spPr bwMode="auto">
                     <a:xfrm>
                       <a:off x="0" y="0"/>
-                      <a:ext cx="3599999" cy="2741917"/>
+                      <a:ext cx="3600000" cy="2741917"/>
                     </a:xfrm>
                     <a:prstGeom prst="rect">
                       <a:avLst/>
@@ -5746,8 +5694,9 @@
       <w:pPr>
         <w:numPr>
           <w:ilvl w:val="0"/>
-          <w:numId w:val="1008"/>
+          <w:numId w:val="1011"/>
         </w:numPr>
+        <w:ind w:firstLine="420"/>
       </w:pPr>
       <w:r>
         <w:rPr>
@@ -5778,8 +5727,9 @@
       <w:pPr>
         <w:numPr>
           <w:ilvl w:val="0"/>
-          <w:numId w:val="1008"/>
+          <w:numId w:val="1011"/>
         </w:numPr>
+        <w:ind w:firstLine="420"/>
       </w:pPr>
       <w:r>
         <w:rPr>
@@ -5862,28 +5812,13 @@
     </w:p>
     <w:p>
       <w:pPr>
-        <w:spacing w:before="0" w:after="0"/>
-      </w:pPr>
-    </w:p>
-    <w:p>
-      <w:pPr>
-        <w:spacing w:before="0" w:after="0"/>
-      </w:pPr>
-    </w:p>
-    <w:p>
-      <w:pPr>
-        <w:spacing w:before="0" w:after="0"/>
-      </w:pPr>
-    </w:p>
-    <w:p>
-      <w:pPr>
-        <w:spacing w:before="0" w:after="0"/>
-      </w:pPr>
-    </w:p>
-    <w:p>
-      <w:pPr>
-        <w:spacing w:before="0" w:after="0"/>
-      </w:pPr>
+        <w:spacing w:before="160" w:after="80"/>
+      </w:pPr>
+      <w:r>
+        <w:pict>
+          <v:rect style="width:0;height:1.5pt" o:hralign="center" o:hrstd="t" o:hr="t"/>
+        </w:pict>
+      </w:r>
     </w:p>
     <w:p>
       <w:pPr>
@@ -5924,6 +5859,7 @@
     <w:p>
       <w:pPr>
         <w:pStyle w:val="FirstParagraph"/>
+        <w:ind w:firstLine="420"/>
       </w:pPr>
       <w:r>
         <w:rPr>
@@ -6083,28 +6019,13 @@
     </w:p>
     <w:p>
       <w:pPr>
-        <w:spacing w:before="0" w:after="0"/>
-      </w:pPr>
-    </w:p>
-    <w:p>
-      <w:pPr>
-        <w:spacing w:before="0" w:after="0"/>
-      </w:pPr>
-    </w:p>
-    <w:p>
-      <w:pPr>
-        <w:spacing w:before="0" w:after="0"/>
-      </w:pPr>
-    </w:p>
-    <w:p>
-      <w:pPr>
-        <w:spacing w:before="0" w:after="0"/>
-      </w:pPr>
-    </w:p>
-    <w:p>
-      <w:pPr>
-        <w:spacing w:before="0" w:after="0"/>
-      </w:pPr>
+        <w:spacing w:before="160" w:after="80"/>
+      </w:pPr>
+      <w:r>
+        <w:pict>
+          <v:rect style="width:0;height:1.5pt" o:hralign="center" o:hrstd="t" o:hr="t"/>
+        </w:pict>
+      </w:r>
     </w:p>
     <w:p>
       <w:pPr>
@@ -6146,6 +6067,7 @@
       <w:pPr>
         <w:pStyle w:val="FirstParagraph"/>
         <w:spacing w:after="80"/>
+        <w:ind w:firstLine="420"/>
       </w:pPr>
       <w:r>
         <w:rPr>
@@ -6319,15 +6241,16 @@
       <w:tblPr>
         <w:tblStyle w:val="Table"/>
         <w:tblW w:type="auto" w:w="0"/>
+        <w:tblLook w:firstRow="1" w:lastRow="0" w:firstColumn="0" w:lastColumn="0" w:noHBand="0" w:noVBand="0" w:val="0020"/>
+        <w:jc w:val="center"/>
         <w:tblBorders>
-          <w:top w:val="single" w:sz="12" w:space="0" w:color="000000"/>
-          <w:left w:val="none" w:sz="0" w:space="0" w:color="auto"/>
-          <w:bottom w:val="single" w:sz="12" w:space="0" w:color="000000"/>
-          <w:right w:val="none" w:sz="0" w:space="0" w:color="auto"/>
-          <w:insideH w:val="none" w:sz="0" w:space="0" w:color="auto"/>
-          <w:insideV w:val="none" w:sz="0" w:space="0" w:color="auto"/>
+          <w:top w:val="single" w:sz="12" w:space="0" w:color="333333"/>
+          <w:bottom w:val="single" w:sz="12" w:space="0" w:color="333333"/>
+          <w:left w:val="none"/>
+          <w:right w:val="none"/>
+          <w:insideH w:val="none"/>
+          <w:insideV w:val="none"/>
         </w:tblBorders>
-        <w:tblLook w:firstRow="1" w:lastRow="0" w:firstColumn="0" w:lastColumn="0" w:noHBand="0" w:noVBand="0" w:val="0020"/>
       </w:tblPr>
       <w:tblGrid>
         <w:gridCol w:w="1131"/>
@@ -6345,7 +6268,7 @@
         <w:tc>
           <w:tcPr>
             <w:tcBorders>
-              <w:bottom w:val="single" w:sz="8" w:space="0" w:color="000000"/>
+              <w:bottom w:val="single" w:sz="6" w:space="0" w:color="333333"/>
             </w:tcBorders>
           </w:tcPr>
           <w:p>
@@ -6365,7 +6288,7 @@
         <w:tc>
           <w:tcPr>
             <w:tcBorders>
-              <w:bottom w:val="single" w:sz="8" w:space="0" w:color="000000"/>
+              <w:bottom w:val="single" w:sz="6" w:space="0" w:color="333333"/>
             </w:tcBorders>
           </w:tcPr>
           <w:p>
@@ -6378,7 +6301,7 @@
         <w:tc>
           <w:tcPr>
             <w:tcBorders>
-              <w:bottom w:val="single" w:sz="8" w:space="0" w:color="000000"/>
+              <w:bottom w:val="single" w:sz="6" w:space="0" w:color="333333"/>
             </w:tcBorders>
           </w:tcPr>
           <w:p>
@@ -6391,7 +6314,7 @@
         <w:tc>
           <w:tcPr>
             <w:tcBorders>
-              <w:bottom w:val="single" w:sz="8" w:space="0" w:color="000000"/>
+              <w:bottom w:val="single" w:sz="6" w:space="0" w:color="333333"/>
             </w:tcBorders>
           </w:tcPr>
           <w:p>
@@ -6404,7 +6327,7 @@
         <w:tc>
           <w:tcPr>
             <w:tcBorders>
-              <w:bottom w:val="single" w:sz="8" w:space="0" w:color="000000"/>
+              <w:bottom w:val="single" w:sz="6" w:space="0" w:color="333333"/>
             </w:tcBorders>
           </w:tcPr>
           <w:p>
@@ -6417,7 +6340,7 @@
         <w:tc>
           <w:tcPr>
             <w:tcBorders>
-              <w:bottom w:val="single" w:sz="8" w:space="0" w:color="000000"/>
+              <w:bottom w:val="single" w:sz="6" w:space="0" w:color="333333"/>
             </w:tcBorders>
           </w:tcPr>
           <w:p>
@@ -6430,7 +6353,7 @@
         <w:tc>
           <w:tcPr>
             <w:tcBorders>
-              <w:bottom w:val="single" w:sz="8" w:space="0" w:color="000000"/>
+              <w:bottom w:val="single" w:sz="6" w:space="0" w:color="333333"/>
             </w:tcBorders>
           </w:tcPr>
           <w:p>
@@ -7058,6 +6981,7 @@
       <w:pPr>
         <w:pStyle w:val="BodyText"/>
         <w:spacing w:before="120"/>
+        <w:ind w:firstLine="420"/>
       </w:pPr>
       <w:r>
         <w:rPr>
@@ -7075,6 +6999,7 @@
     <w:p>
       <w:pPr>
         <w:pStyle w:val="BodyText"/>
+        <w:ind w:firstLine="420"/>
       </w:pPr>
       <w:r>
         <w:rPr>
@@ -7111,8 +7036,9 @@
       <w:pPr>
         <w:numPr>
           <w:ilvl w:val="0"/>
-          <w:numId w:val="1009"/>
+          <w:numId w:val="1012"/>
         </w:numPr>
+        <w:ind w:firstLine="420"/>
       </w:pPr>
       <w:r>
         <w:rPr>
@@ -7238,8 +7164,9 @@
       <w:pPr>
         <w:numPr>
           <w:ilvl w:val="0"/>
-          <w:numId w:val="1009"/>
+          <w:numId w:val="1012"/>
         </w:numPr>
+        <w:ind w:firstLine="420"/>
       </w:pPr>
       <w:r>
         <w:rPr>
@@ -7330,8 +7257,9 @@
       <w:pPr>
         <w:numPr>
           <w:ilvl w:val="0"/>
-          <w:numId w:val="1009"/>
+          <w:numId w:val="1012"/>
         </w:numPr>
+        <w:ind w:firstLine="420"/>
       </w:pPr>
       <w:r>
         <w:rPr>
@@ -7472,43 +7400,13 @@
     </w:p>
     <w:p>
       <w:pPr>
-        <w:spacing w:before="0" w:after="0"/>
-      </w:pPr>
-    </w:p>
-    <w:p>
-      <w:pPr>
-        <w:spacing w:before="0" w:after="0"/>
-      </w:pPr>
-    </w:p>
-    <w:p>
-      <w:pPr>
-        <w:spacing w:before="0" w:after="0"/>
-      </w:pPr>
-    </w:p>
-    <w:p>
-      <w:pPr>
-        <w:spacing w:before="0" w:after="0"/>
-      </w:pPr>
-    </w:p>
-    <w:p>
-      <w:pPr>
-        <w:spacing w:before="0" w:after="0"/>
-      </w:pPr>
-    </w:p>
-    <w:p>
-      <w:pPr>
-        <w:spacing w:before="0" w:after="0"/>
-      </w:pPr>
-    </w:p>
-    <w:p>
-      <w:pPr>
-        <w:spacing w:before="0" w:after="0"/>
-      </w:pPr>
-    </w:p>
-    <w:p>
-      <w:pPr>
-        <w:spacing w:before="0" w:after="0"/>
-      </w:pPr>
+        <w:spacing w:before="160" w:after="80"/>
+      </w:pPr>
+      <w:r>
+        <w:pict>
+          <v:rect style="width:0;height:1.5pt" o:hralign="center" o:hrstd="t" o:hr="t"/>
+        </w:pict>
+      </w:r>
     </w:p>
     <w:p>
       <w:pPr>
@@ -7549,6 +7447,7 @@
     <w:p>
       <w:pPr>
         <w:pStyle w:val="FirstParagraph"/>
+        <w:ind w:firstLine="420"/>
       </w:pPr>
       <w:r>
         <w:rPr>
@@ -7996,6 +7895,7 @@
     <w:p>
       <w:pPr>
         <w:pStyle w:val="BodyText"/>
+        <w:ind w:firstLine="420"/>
       </w:pPr>
       <w:r>
         <w:rPr>
@@ -8014,8 +7914,9 @@
       <w:pPr>
         <w:numPr>
           <w:ilvl w:val="0"/>
-          <w:numId w:val="1010"/>
+          <w:numId w:val="1013"/>
         </w:numPr>
+        <w:ind w:firstLine="420"/>
       </w:pPr>
       <w:r>
         <w:rPr>
@@ -8034,8 +7935,9 @@
       <w:pPr>
         <w:numPr>
           <w:ilvl w:val="0"/>
-          <w:numId w:val="1010"/>
+          <w:numId w:val="1013"/>
         </w:numPr>
+        <w:ind w:firstLine="420"/>
       </w:pPr>
       <w:r>
         <w:rPr>
@@ -8054,8 +7956,9 @@
       <w:pPr>
         <w:numPr>
           <w:ilvl w:val="0"/>
-          <w:numId w:val="1010"/>
+          <w:numId w:val="1013"/>
         </w:numPr>
+        <w:ind w:firstLine="420"/>
       </w:pPr>
       <w:r>
         <w:rPr>
@@ -8072,28 +7975,13 @@
     </w:p>
     <w:p>
       <w:pPr>
-        <w:spacing w:before="0" w:after="0"/>
-      </w:pPr>
-    </w:p>
-    <w:p>
-      <w:pPr>
-        <w:spacing w:before="0" w:after="0"/>
-      </w:pPr>
-    </w:p>
-    <w:p>
-      <w:pPr>
-        <w:spacing w:before="0" w:after="0"/>
-      </w:pPr>
-    </w:p>
-    <w:p>
-      <w:pPr>
-        <w:spacing w:before="0" w:after="0"/>
-      </w:pPr>
-    </w:p>
-    <w:p>
-      <w:pPr>
-        <w:spacing w:before="0" w:after="0"/>
-      </w:pPr>
+        <w:spacing w:before="160" w:after="80"/>
+      </w:pPr>
+      <w:r>
+        <w:pict>
+          <v:rect style="width:0;height:1.5pt" o:hralign="center" o:hrstd="t" o:hr="t"/>
+        </w:pict>
+      </w:r>
     </w:p>
     <w:p>
       <w:pPr>
@@ -8134,6 +8022,7 @@
     <w:p>
       <w:pPr>
         <w:pStyle w:val="FirstParagraph"/>
+        <w:ind w:firstLine="420"/>
       </w:pPr>
       <w:r>
         <w:rPr>
@@ -8164,8 +8053,9 @@
       <w:pPr>
         <w:numPr>
           <w:ilvl w:val="0"/>
-          <w:numId w:val="1011"/>
+          <w:numId w:val="1014"/>
         </w:numPr>
+        <w:ind w:firstLine="420"/>
       </w:pPr>
       <w:r>
         <w:rPr>
@@ -8245,8 +8135,9 @@
       <w:pPr>
         <w:numPr>
           <w:ilvl w:val="0"/>
-          <w:numId w:val="1011"/>
+          <w:numId w:val="1014"/>
         </w:numPr>
+        <w:ind w:firstLine="420"/>
       </w:pPr>
       <w:r>
         <w:rPr>
@@ -8329,8 +8220,9 @@
       <w:pPr>
         <w:numPr>
           <w:ilvl w:val="0"/>
-          <w:numId w:val="1011"/>
+          <w:numId w:val="1014"/>
         </w:numPr>
+        <w:ind w:firstLine="420"/>
       </w:pPr>
       <w:r>
         <w:rPr>
@@ -8365,18 +8257,13 @@
     </w:p>
     <w:p>
       <w:pPr>
-        <w:spacing w:before="0" w:after="0"/>
-      </w:pPr>
-    </w:p>
-    <w:p>
-      <w:pPr>
-        <w:spacing w:before="0" w:after="0"/>
-      </w:pPr>
-    </w:p>
-    <w:p>
-      <w:pPr>
-        <w:spacing w:before="0" w:after="0"/>
-      </w:pPr>
+        <w:spacing w:before="160" w:after="80"/>
+      </w:pPr>
+      <w:r>
+        <w:pict>
+          <v:rect style="width:0;height:1.5pt" o:hralign="center" o:hrstd="t" o:hr="t"/>
+        </w:pict>
+      </w:r>
     </w:p>
     <w:p>
       <w:pPr>
@@ -8418,6 +8305,7 @@
       <w:pPr>
         <w:pStyle w:val="FirstParagraph"/>
         <w:spacing w:after="80"/>
+        <w:ind w:firstLine="420"/>
       </w:pPr>
       <w:r>
         <w:rPr>
@@ -8466,15 +8354,16 @@
       <w:tblPr>
         <w:tblStyle w:val="Table"/>
         <w:tblW w:type="auto" w:w="0"/>
+        <w:tblLook w:firstRow="1" w:lastRow="0" w:firstColumn="0" w:lastColumn="0" w:noHBand="0" w:noVBand="0" w:val="0020"/>
+        <w:jc w:val="center"/>
         <w:tblBorders>
-          <w:top w:val="single" w:sz="12" w:space="0" w:color="000000"/>
-          <w:left w:val="none" w:sz="0" w:space="0" w:color="auto"/>
-          <w:bottom w:val="single" w:sz="12" w:space="0" w:color="000000"/>
-          <w:right w:val="none" w:sz="0" w:space="0" w:color="auto"/>
-          <w:insideH w:val="none" w:sz="0" w:space="0" w:color="auto"/>
-          <w:insideV w:val="none" w:sz="0" w:space="0" w:color="auto"/>
+          <w:top w:val="single" w:sz="12" w:space="0" w:color="333333"/>
+          <w:bottom w:val="single" w:sz="12" w:space="0" w:color="333333"/>
+          <w:left w:val="none"/>
+          <w:right w:val="none"/>
+          <w:insideH w:val="none"/>
+          <w:insideV w:val="none"/>
         </w:tblBorders>
-        <w:tblLook w:firstRow="1" w:lastRow="0" w:firstColumn="0" w:lastColumn="0" w:noHBand="0" w:noVBand="0" w:val="0020"/>
       </w:tblPr>
       <w:tblGrid>
         <w:gridCol w:w="1320"/>
@@ -8491,7 +8380,7 @@
         <w:tc>
           <w:tcPr>
             <w:tcBorders>
-              <w:bottom w:val="single" w:sz="8" w:space="0" w:color="000000"/>
+              <w:bottom w:val="single" w:sz="6" w:space="0" w:color="333333"/>
             </w:tcBorders>
           </w:tcPr>
           <w:p>
@@ -8511,7 +8400,7 @@
         <w:tc>
           <w:tcPr>
             <w:tcBorders>
-              <w:bottom w:val="single" w:sz="8" w:space="0" w:color="000000"/>
+              <w:bottom w:val="single" w:sz="6" w:space="0" w:color="333333"/>
             </w:tcBorders>
           </w:tcPr>
           <w:p>
@@ -8531,7 +8420,7 @@
         <w:tc>
           <w:tcPr>
             <w:tcBorders>
-              <w:bottom w:val="single" w:sz="8" w:space="0" w:color="000000"/>
+              <w:bottom w:val="single" w:sz="6" w:space="0" w:color="333333"/>
             </w:tcBorders>
           </w:tcPr>
           <w:p>
@@ -8551,7 +8440,7 @@
         <w:tc>
           <w:tcPr>
             <w:tcBorders>
-              <w:bottom w:val="single" w:sz="8" w:space="0" w:color="000000"/>
+              <w:bottom w:val="single" w:sz="6" w:space="0" w:color="333333"/>
             </w:tcBorders>
           </w:tcPr>
           <w:p>
@@ -8571,7 +8460,7 @@
         <w:tc>
           <w:tcPr>
             <w:tcBorders>
-              <w:bottom w:val="single" w:sz="8" w:space="0" w:color="000000"/>
+              <w:bottom w:val="single" w:sz="6" w:space="0" w:color="333333"/>
             </w:tcBorders>
           </w:tcPr>
           <w:p>
@@ -8591,7 +8480,7 @@
         <w:tc>
           <w:tcPr>
             <w:tcBorders>
-              <w:bottom w:val="single" w:sz="8" w:space="0" w:color="000000"/>
+              <w:bottom w:val="single" w:sz="6" w:space="0" w:color="333333"/>
             </w:tcBorders>
           </w:tcPr>
           <w:p>
@@ -8802,9 +8691,13 @@
     </w:tbl>
     <w:p>
       <w:pPr>
-        <w:pStyle w:val="BodyText"/>
-        <w:spacing w:before="0" w:after="0"/>
-        <w:ind w:left="480" w:hanging="480"/>
+        <w:pStyle w:val="Compact"/>
+        <w:numPr>
+          <w:ilvl w:val="0"/>
+          <w:numId w:val="1015"/>
+        </w:numPr>
+        <w:spacing w:before="120"/>
+        <w:ind w:firstLine="420"/>
       </w:pPr>
       <w:r>
         <w:rPr>
@@ -8882,18 +8775,15 @@
           <m:t>R</m:t>
         </m:r>
       </m:oMath>
-      <w:r>
-        <w:rPr>
-          <w:rFonts w:ascii="Times New Roman" w:hAnsi="Times New Roman" w:eastAsia="Times New Roman" w:cs="Times New Roman"/>
-        </w:rPr>
-        <w:t xml:space="preserve">　　</w:t>
-      </w:r>
     </w:p>
     <w:p>
       <w:pPr>
-        <w:pStyle w:val="BodyText"/>
-        <w:spacing w:before="0" w:after="0"/>
-        <w:ind w:left="480" w:hanging="480"/>
+        <w:pStyle w:val="Compact"/>
+        <w:numPr>
+          <w:ilvl w:val="0"/>
+          <w:numId w:val="1015"/>
+        </w:numPr>
+        <w:ind w:firstLine="420"/>
       </w:pPr>
       <w:r>
         <w:rPr>
@@ -8933,18 +8823,15 @@
           <m:t>Q</m:t>
         </m:r>
       </m:oMath>
-      <w:r>
-        <w:rPr>
-          <w:rFonts w:ascii="Times New Roman" w:hAnsi="Times New Roman" w:eastAsia="Times New Roman" w:cs="Times New Roman"/>
-        </w:rPr>
-        <w:t xml:space="preserve">　　</w:t>
-      </w:r>
     </w:p>
     <w:p>
       <w:pPr>
-        <w:pStyle w:val="BodyText"/>
-        <w:spacing w:before="0" w:after="0"/>
-        <w:ind w:left="480" w:hanging="480"/>
+        <w:pStyle w:val="Compact"/>
+        <w:numPr>
+          <w:ilvl w:val="0"/>
+          <w:numId w:val="1015"/>
+        </w:numPr>
+        <w:ind w:firstLine="420"/>
       </w:pPr>
       <w:r>
         <w:rPr>
@@ -8969,19 +8856,16 @@
           <w:rFonts w:hint="eastAsia" w:ascii="Times New Roman" w:hAnsi="Times New Roman" w:eastAsia="FangSong" w:cs="Times New Roman"/>
         </w:rPr>
         <w:t xml:space="preserve">形成的化合物具有两性</w:t>
-      </w:r>
-      <w:r>
-        <w:rPr>
-          <w:rFonts w:ascii="Times New Roman" w:hAnsi="Times New Roman" w:eastAsia="Times New Roman" w:cs="Times New Roman"/>
-        </w:rPr>
-        <w:t xml:space="preserve">　　</w:t>
       </w:r>
     </w:p>
     <w:p>
       <w:pPr>
-        <w:pStyle w:val="BodyText"/>
-        <w:spacing w:before="0" w:after="0"/>
-        <w:ind w:left="480" w:hanging="480"/>
+        <w:pStyle w:val="Compact"/>
+        <w:numPr>
+          <w:ilvl w:val="0"/>
+          <w:numId w:val="1015"/>
+        </w:numPr>
+        <w:ind w:firstLine="420"/>
       </w:pPr>
       <w:r>
         <w:rPr>
@@ -9074,13 +8958,13 @@
     </w:p>
     <w:p>
       <w:pPr>
-        <w:spacing w:before="0" w:after="0"/>
-      </w:pPr>
-    </w:p>
-    <w:p>
-      <w:pPr>
-        <w:spacing w:before="0" w:after="0"/>
-      </w:pPr>
+        <w:spacing w:before="160" w:after="80"/>
+      </w:pPr>
+      <w:r>
+        <w:pict>
+          <v:rect style="width:0;height:1.5pt" o:hralign="center" o:hrstd="t" o:hr="t"/>
+        </w:pict>
+      </w:r>
     </w:p>
     <w:p>
       <w:pPr>
@@ -9121,6 +9005,7 @@
     <w:p>
       <w:pPr>
         <w:pStyle w:val="FirstParagraph"/>
+        <w:ind w:firstLine="420"/>
       </w:pPr>
       <w:r>
         <w:rPr>
@@ -9156,7 +9041,7 @@
     <w:p>
       <w:pPr>
         <w:pStyle w:val="BodyText"/>
-        <w:spacing w:before="0" w:after="0"/>
+        <w:ind w:firstLine="420"/>
       </w:pPr>
       <w:r>
         <w:rPr>
@@ -9422,7 +9307,7 @@
     <w:p>
       <w:pPr>
         <w:pStyle w:val="BodyText"/>
-        <w:spacing w:before="0" w:after="0"/>
+        <w:ind w:firstLine="420"/>
       </w:pPr>
       <w:r>
         <w:rPr>
@@ -9634,7 +9519,7 @@
     <w:p>
       <w:pPr>
         <w:pStyle w:val="BodyText"/>
-        <w:spacing w:before="0" w:after="0"/>
+        <w:ind w:firstLine="420"/>
       </w:pPr>
       <w:r>
         <w:rPr>
@@ -9688,7 +9573,7 @@
     <w:p>
       <w:pPr>
         <w:pStyle w:val="BodyText"/>
-        <w:spacing w:before="0" w:after="0"/>
+        <w:ind w:firstLine="420"/>
       </w:pPr>
       <w:r>
         <w:rPr>
@@ -9817,13 +9702,13 @@
     </w:p>
     <w:p>
       <w:pPr>
-        <w:spacing w:before="0" w:after="0"/>
-      </w:pPr>
-    </w:p>
-    <w:p>
-      <w:pPr>
-        <w:spacing w:before="0" w:after="0"/>
-      </w:pPr>
+        <w:spacing w:before="160" w:after="80"/>
+      </w:pPr>
+      <w:r>
+        <w:pict>
+          <v:rect style="width:0;height:1.5pt" o:hralign="center" o:hrstd="t" o:hr="t"/>
+        </w:pict>
+      </w:r>
     </w:p>
     <w:p>
       <w:pPr>
@@ -9864,6 +9749,7 @@
     <w:p>
       <w:pPr>
         <w:pStyle w:val="FirstParagraph"/>
+        <w:ind w:firstLine="420"/>
       </w:pPr>
       <w:r>
         <w:rPr>
@@ -9898,18 +9784,13 @@
     </w:p>
     <w:p>
       <w:pPr>
-        <w:spacing w:before="0" w:after="0"/>
-      </w:pPr>
-    </w:p>
-    <w:p>
-      <w:pPr>
-        <w:spacing w:before="0" w:after="0"/>
-      </w:pPr>
-    </w:p>
-    <w:p>
-      <w:pPr>
-        <w:spacing w:before="0" w:after="0"/>
-      </w:pPr>
+        <w:spacing w:before="160" w:after="80"/>
+      </w:pPr>
+      <w:r>
+        <w:pict>
+          <v:rect style="width:0;height:1.5pt" o:hralign="center" o:hrstd="t" o:hr="t"/>
+        </w:pict>
+      </w:r>
     </w:p>
     <w:p>
       <w:pPr>
@@ -9950,6 +9831,7 @@
     <w:p>
       <w:pPr>
         <w:pStyle w:val="FirstParagraph"/>
+        <w:ind w:firstLine="420"/>
       </w:pPr>
       <w:r>
         <w:rPr>
@@ -9978,14 +9860,12 @@
     </w:p>
     <w:p>
       <w:pPr>
-        <w:pStyle w:val="BodyText"/>
-      </w:pPr>
-      <w:r>
-        <w:rPr>
-          <w:rFonts w:ascii="Times New Roman" w:hAnsi="Times New Roman" w:eastAsia="Times New Roman" w:cs="Times New Roman"/>
-        </w:rPr>
-        <w:t xml:space="preserve">10-1 </w:t>
-      </w:r>
+        <w:numPr>
+          <w:ilvl w:val="0"/>
+          <w:numId w:val="1016"/>
+        </w:numPr>
+        <w:ind w:firstLine="420"/>
+      </w:pPr>
       <w:r>
         <w:rPr>
           <w:rFonts w:hint="eastAsia" w:ascii="Times New Roman" w:hAnsi="Times New Roman" w:eastAsia="FangSong" w:cs="Times New Roman"/>
@@ -10195,14 +10075,12 @@
     </w:p>
     <w:p>
       <w:pPr>
-        <w:pStyle w:val="BodyText"/>
-      </w:pPr>
-      <w:r>
-        <w:rPr>
-          <w:rFonts w:ascii="Times New Roman" w:hAnsi="Times New Roman" w:eastAsia="Times New Roman" w:cs="Times New Roman"/>
-        </w:rPr>
-        <w:t xml:space="preserve">10-2 </w:t>
-      </w:r>
+        <w:numPr>
+          <w:ilvl w:val="0"/>
+          <w:numId w:val="1016"/>
+        </w:numPr>
+        <w:ind w:firstLine="420"/>
+      </w:pPr>
       <w:r>
         <w:rPr>
           <w:rFonts w:hint="eastAsia" w:ascii="Times New Roman" w:hAnsi="Times New Roman" w:eastAsia="FangSong" w:cs="Times New Roman"/>
@@ -10440,7 +10318,8 @@
     </w:p>
     <w:p>
       <w:pPr>
-        <w:pStyle w:val="BodyText"/>
+        <w:pStyle w:val="FirstParagraph"/>
+        <w:ind w:firstLine="420"/>
       </w:pPr>
       <w:r>
         <w:rPr>
@@ -10464,6 +10343,7 @@
     <w:p>
       <w:pPr>
         <w:pStyle w:val="BodyText"/>
+        <w:ind w:firstLine="420"/>
       </w:pPr>
       <w:r>
         <w:rPr>
@@ -10498,14 +10378,12 @@
     </w:p>
     <w:p>
       <w:pPr>
-        <w:pStyle w:val="BodyText"/>
-      </w:pPr>
-      <w:r>
-        <w:rPr>
-          <w:rFonts w:ascii="Times New Roman" w:hAnsi="Times New Roman" w:eastAsia="Times New Roman" w:cs="Times New Roman"/>
-        </w:rPr>
-        <w:t xml:space="preserve">10-3 </w:t>
-      </w:r>
+        <w:numPr>
+          <w:ilvl w:val="0"/>
+          <w:numId w:val="1017"/>
+        </w:numPr>
+        <w:ind w:firstLine="420"/>
+      </w:pPr>
       <w:r>
         <w:rPr>
           <w:rFonts w:hint="eastAsia" w:ascii="Times New Roman" w:hAnsi="Times New Roman" w:eastAsia="FangSong" w:cs="Times New Roman"/>
@@ -11100,15 +10978,13 @@
     </w:p>
     <w:p>
       <w:pPr>
-        <w:pStyle w:val="BodyText"/>
+        <w:numPr>
+          <w:ilvl w:val="0"/>
+          <w:numId w:val="1017"/>
+        </w:numPr>
         <w:spacing w:after="80"/>
-      </w:pPr>
-      <w:r>
-        <w:rPr>
-          <w:rFonts w:ascii="Times New Roman" w:hAnsi="Times New Roman" w:eastAsia="Times New Roman" w:cs="Times New Roman"/>
-        </w:rPr>
-        <w:t xml:space="preserve">10-4 </w:t>
-      </w:r>
+        <w:ind w:firstLine="420"/>
+      </w:pPr>
       <w:r>
         <w:rPr>
           <w:rFonts w:hint="eastAsia" w:ascii="Times New Roman" w:hAnsi="Times New Roman" w:eastAsia="FangSong" w:cs="Times New Roman"/>
@@ -11493,15 +11369,16 @@
         <w:tblStyle w:val="Table"/>
         <w:tblW w:type="pct" w:w="5000"/>
         <w:tblLayout w:type="fixed"/>
+        <w:tblLook w:firstRow="1" w:lastRow="0" w:firstColumn="0" w:lastColumn="0" w:noHBand="0" w:noVBand="0" w:val="0020"/>
+        <w:jc w:val="center"/>
         <w:tblBorders>
-          <w:top w:val="single" w:sz="12" w:space="0" w:color="000000"/>
-          <w:left w:val="none" w:sz="0" w:space="0" w:color="auto"/>
-          <w:bottom w:val="single" w:sz="12" w:space="0" w:color="000000"/>
-          <w:right w:val="none" w:sz="0" w:space="0" w:color="auto"/>
-          <w:insideH w:val="none" w:sz="0" w:space="0" w:color="auto"/>
-          <w:insideV w:val="none" w:sz="0" w:space="0" w:color="auto"/>
+          <w:top w:val="single" w:sz="12" w:space="0" w:color="333333"/>
+          <w:bottom w:val="single" w:sz="12" w:space="0" w:color="333333"/>
+          <w:left w:val="none"/>
+          <w:right w:val="none"/>
+          <w:insideH w:val="none"/>
+          <w:insideV w:val="none"/>
         </w:tblBorders>
-        <w:tblLook w:firstRow="1" w:lastRow="0" w:firstColumn="0" w:lastColumn="0" w:noHBand="0" w:noVBand="0" w:val="0020"/>
       </w:tblPr>
       <w:tblGrid>
         <w:gridCol w:w="1980"/>
@@ -11516,7 +11393,7 @@
         <w:tc>
           <w:tcPr>
             <w:tcBorders>
-              <w:bottom w:val="single" w:sz="8" w:space="0" w:color="000000"/>
+              <w:bottom w:val="single" w:sz="6" w:space="0" w:color="333333"/>
             </w:tcBorders>
           </w:tcPr>
           <w:p>
@@ -11536,7 +11413,7 @@
         <w:tc>
           <w:tcPr>
             <w:tcBorders>
-              <w:bottom w:val="single" w:sz="8" w:space="0" w:color="000000"/>
+              <w:bottom w:val="single" w:sz="6" w:space="0" w:color="333333"/>
             </w:tcBorders>
           </w:tcPr>
           <w:p>
@@ -11577,7 +11454,7 @@
         <w:tc>
           <w:tcPr>
             <w:tcBorders>
-              <w:bottom w:val="single" w:sz="8" w:space="0" w:color="000000"/>
+              <w:bottom w:val="single" w:sz="6" w:space="0" w:color="333333"/>
             </w:tcBorders>
           </w:tcPr>
           <w:p>
@@ -11633,7 +11510,7 @@
         <w:tc>
           <w:tcPr>
             <w:tcBorders>
-              <w:bottom w:val="single" w:sz="8" w:space="0" w:color="000000"/>
+              <w:bottom w:val="single" w:sz="6" w:space="0" w:color="333333"/>
             </w:tcBorders>
           </w:tcPr>
           <w:p>
@@ -12085,6 +11962,7 @@
       <w:pPr>
         <w:pStyle w:val="BodyText"/>
         <w:spacing w:before="120"/>
+        <w:ind w:firstLine="420"/>
       </w:pPr>
       <w:r>
         <w:rPr>
@@ -12101,43 +11979,13 @@
     </w:p>
     <w:p>
       <w:pPr>
-        <w:spacing w:before="0" w:after="0"/>
-      </w:pPr>
-    </w:p>
-    <w:p>
-      <w:pPr>
-        <w:spacing w:before="0" w:after="0"/>
-      </w:pPr>
-    </w:p>
-    <w:p>
-      <w:pPr>
-        <w:spacing w:before="0" w:after="0"/>
-      </w:pPr>
-    </w:p>
-    <w:p>
-      <w:pPr>
-        <w:spacing w:before="0" w:after="0"/>
-      </w:pPr>
-    </w:p>
-    <w:p>
-      <w:pPr>
-        <w:spacing w:before="0" w:after="0"/>
-      </w:pPr>
-    </w:p>
-    <w:p>
-      <w:pPr>
-        <w:spacing w:before="0" w:after="0"/>
-      </w:pPr>
-    </w:p>
-    <w:p>
-      <w:pPr>
-        <w:spacing w:before="0" w:after="0"/>
-      </w:pPr>
-    </w:p>
-    <w:p>
-      <w:pPr>
-        <w:spacing w:before="0" w:after="0"/>
-      </w:pPr>
+        <w:spacing w:before="160" w:after="80"/>
+      </w:pPr>
+      <w:r>
+        <w:pict>
+          <v:rect style="width:0;height:1.5pt" o:hralign="center" o:hrstd="t" o:hr="t"/>
+        </w:pict>
+      </w:r>
     </w:p>
     <w:p>
       <w:pPr>
@@ -12178,6 +12026,7 @@
     <w:p>
       <w:pPr>
         <w:pStyle w:val="FirstParagraph"/>
+        <w:ind w:firstLine="420"/>
       </w:pPr>
       <w:r>
         <w:rPr>
@@ -12382,14 +12231,12 @@
     </w:p>
     <w:p>
       <w:pPr>
-        <w:pStyle w:val="BodyText"/>
-      </w:pPr>
-      <w:r>
-        <w:rPr>
-          <w:rFonts w:ascii="Times New Roman" w:hAnsi="Times New Roman" w:eastAsia="Times New Roman" w:cs="Times New Roman"/>
-        </w:rPr>
-        <w:t xml:space="preserve">3-1 </w:t>
-      </w:r>
+        <w:numPr>
+          <w:ilvl w:val="0"/>
+          <w:numId w:val="1018"/>
+        </w:numPr>
+        <w:ind w:firstLine="420"/>
+      </w:pPr>
       <w:r>
         <w:rPr>
           <w:rFonts w:hint="eastAsia" w:ascii="Times New Roman" w:hAnsi="Times New Roman" w:eastAsia="FangSong" w:cs="Times New Roman"/>
@@ -12405,14 +12252,12 @@
     </w:p>
     <w:p>
       <w:pPr>
-        <w:pStyle w:val="BodyText"/>
-      </w:pPr>
-      <w:r>
-        <w:rPr>
-          <w:rFonts w:ascii="Times New Roman" w:hAnsi="Times New Roman" w:eastAsia="Times New Roman" w:cs="Times New Roman"/>
-        </w:rPr>
-        <w:t xml:space="preserve">3-2 </w:t>
-      </w:r>
+        <w:numPr>
+          <w:ilvl w:val="0"/>
+          <w:numId w:val="1018"/>
+        </w:numPr>
+        <w:ind w:firstLine="420"/>
+      </w:pPr>
       <w:r>
         <w:rPr>
           <w:rFonts w:hint="eastAsia" w:ascii="Times New Roman" w:hAnsi="Times New Roman" w:eastAsia="FangSong" w:cs="Times New Roman"/>
@@ -12428,14 +12273,12 @@
     </w:p>
     <w:p>
       <w:pPr>
-        <w:pStyle w:val="BodyText"/>
-      </w:pPr>
-      <w:r>
-        <w:rPr>
-          <w:rFonts w:ascii="Times New Roman" w:hAnsi="Times New Roman" w:eastAsia="Times New Roman" w:cs="Times New Roman"/>
-        </w:rPr>
-        <w:t xml:space="preserve">3-3 </w:t>
-      </w:r>
+        <w:numPr>
+          <w:ilvl w:val="0"/>
+          <w:numId w:val="1018"/>
+        </w:numPr>
+        <w:ind w:firstLine="420"/>
+      </w:pPr>
       <w:r>
         <w:rPr>
           <w:rFonts w:hint="eastAsia" w:ascii="Times New Roman" w:hAnsi="Times New Roman" w:eastAsia="FangSong" w:cs="Times New Roman"/>
@@ -12451,14 +12294,12 @@
     </w:p>
     <w:p>
       <w:pPr>
-        <w:pStyle w:val="BodyText"/>
-      </w:pPr>
-      <w:r>
-        <w:rPr>
-          <w:rFonts w:ascii="Times New Roman" w:hAnsi="Times New Roman" w:eastAsia="Times New Roman" w:cs="Times New Roman"/>
-        </w:rPr>
-        <w:t xml:space="preserve">3-4 </w:t>
-      </w:r>
+        <w:numPr>
+          <w:ilvl w:val="0"/>
+          <w:numId w:val="1018"/>
+        </w:numPr>
+        <w:ind w:firstLine="420"/>
+      </w:pPr>
       <w:r>
         <w:rPr>
           <w:rFonts w:hint="eastAsia" w:ascii="Times New Roman" w:hAnsi="Times New Roman" w:eastAsia="FangSong" w:cs="Times New Roman"/>
@@ -12474,14 +12315,12 @@
     </w:p>
     <w:p>
       <w:pPr>
-        <w:pStyle w:val="BodyText"/>
-      </w:pPr>
-      <w:r>
-        <w:rPr>
-          <w:rFonts w:ascii="Times New Roman" w:hAnsi="Times New Roman" w:eastAsia="Times New Roman" w:cs="Times New Roman"/>
-        </w:rPr>
-        <w:t xml:space="preserve">3-5 </w:t>
-      </w:r>
+        <w:numPr>
+          <w:ilvl w:val="0"/>
+          <w:numId w:val="1018"/>
+        </w:numPr>
+        <w:ind w:firstLine="420"/>
+      </w:pPr>
       <w:r>
         <w:rPr>
           <w:rFonts w:hint="eastAsia" w:ascii="Times New Roman" w:hAnsi="Times New Roman" w:eastAsia="FangSong" w:cs="Times New Roman"/>
@@ -12529,28 +12368,13 @@
     </w:p>
     <w:p>
       <w:pPr>
-        <w:spacing w:before="0" w:after="0"/>
-      </w:pPr>
-    </w:p>
-    <w:p>
-      <w:pPr>
-        <w:spacing w:before="0" w:after="0"/>
-      </w:pPr>
-    </w:p>
-    <w:p>
-      <w:pPr>
-        <w:spacing w:before="0" w:after="0"/>
-      </w:pPr>
-    </w:p>
-    <w:p>
-      <w:pPr>
-        <w:spacing w:before="0" w:after="0"/>
-      </w:pPr>
-    </w:p>
-    <w:p>
-      <w:pPr>
-        <w:spacing w:before="0" w:after="0"/>
-      </w:pPr>
+        <w:spacing w:before="160" w:after="80"/>
+      </w:pPr>
+      <w:r>
+        <w:pict>
+          <v:rect style="width:0;height:1.5pt" o:hralign="center" o:hrstd="t" o:hr="t"/>
+        </w:pict>
+      </w:r>
     </w:p>
     <w:p>
       <w:pPr>
@@ -12591,6 +12415,7 @@
     <w:p>
       <w:pPr>
         <w:pStyle w:val="FirstParagraph"/>
+        <w:ind w:firstLine="420"/>
       </w:pPr>
       <w:r>
         <w:rPr>
@@ -13053,43 +12878,13 @@
     </w:p>
     <w:p>
       <w:pPr>
-        <w:spacing w:before="0" w:after="0"/>
-      </w:pPr>
-    </w:p>
-    <w:p>
-      <w:pPr>
-        <w:spacing w:before="0" w:after="0"/>
-      </w:pPr>
-    </w:p>
-    <w:p>
-      <w:pPr>
-        <w:spacing w:before="0" w:after="0"/>
-      </w:pPr>
-    </w:p>
-    <w:p>
-      <w:pPr>
-        <w:spacing w:before="0" w:after="0"/>
-      </w:pPr>
-    </w:p>
-    <w:p>
-      <w:pPr>
-        <w:spacing w:before="0" w:after="0"/>
-      </w:pPr>
-    </w:p>
-    <w:p>
-      <w:pPr>
-        <w:spacing w:before="0" w:after="0"/>
-      </w:pPr>
-    </w:p>
-    <w:p>
-      <w:pPr>
-        <w:spacing w:before="0" w:after="0"/>
-      </w:pPr>
-    </w:p>
-    <w:p>
-      <w:pPr>
-        <w:spacing w:before="0" w:after="0"/>
-      </w:pPr>
+        <w:spacing w:before="160" w:after="80"/>
+      </w:pPr>
+      <w:r>
+        <w:pict>
+          <v:rect style="width:0;height:1.5pt" o:hralign="center" o:hrstd="t" o:hr="t"/>
+        </w:pict>
+      </w:r>
     </w:p>
     <w:p>
       <w:pPr>
@@ -13130,6 +12925,7 @@
     <w:p>
       <w:pPr>
         <w:pStyle w:val="FirstParagraph"/>
+        <w:ind w:firstLine="420"/>
       </w:pPr>
       <w:r>
         <w:rPr>
@@ -13392,14 +13188,12 @@
     </w:p>
     <w:p>
       <w:pPr>
-        <w:pStyle w:val="BodyText"/>
-      </w:pPr>
-      <w:r>
-        <w:rPr>
-          <w:rFonts w:ascii="Times New Roman" w:hAnsi="Times New Roman" w:eastAsia="Times New Roman" w:cs="Times New Roman"/>
-        </w:rPr>
-        <w:t xml:space="preserve">4-1 </w:t>
-      </w:r>
+        <w:numPr>
+          <w:ilvl w:val="0"/>
+          <w:numId w:val="1019"/>
+        </w:numPr>
+        <w:ind w:firstLine="420"/>
+      </w:pPr>
       <w:r>
         <w:rPr>
           <w:rFonts w:hint="eastAsia" w:ascii="Times New Roman" w:hAnsi="Times New Roman" w:eastAsia="FangSong" w:cs="Times New Roman"/>
@@ -13439,14 +13233,12 @@
     </w:p>
     <w:p>
       <w:pPr>
-        <w:pStyle w:val="BodyText"/>
-      </w:pPr>
-      <w:r>
-        <w:rPr>
-          <w:rFonts w:ascii="Times New Roman" w:hAnsi="Times New Roman" w:eastAsia="Times New Roman" w:cs="Times New Roman"/>
-        </w:rPr>
-        <w:t xml:space="preserve">4-2 </w:t>
-      </w:r>
+        <w:numPr>
+          <w:ilvl w:val="0"/>
+          <w:numId w:val="1019"/>
+        </w:numPr>
+        <w:ind w:firstLine="420"/>
+      </w:pPr>
       <w:r>
         <w:rPr>
           <w:rFonts w:hint="eastAsia" w:ascii="Times New Roman" w:hAnsi="Times New Roman" w:eastAsia="FangSong" w:cs="Times New Roman"/>
@@ -13486,14 +13278,12 @@
     </w:p>
     <w:p>
       <w:pPr>
-        <w:pStyle w:val="BodyText"/>
-      </w:pPr>
-      <w:r>
-        <w:rPr>
-          <w:rFonts w:ascii="Times New Roman" w:hAnsi="Times New Roman" w:eastAsia="Times New Roman" w:cs="Times New Roman"/>
-        </w:rPr>
-        <w:t xml:space="preserve">4-3 </w:t>
-      </w:r>
+        <w:numPr>
+          <w:ilvl w:val="0"/>
+          <w:numId w:val="1019"/>
+        </w:numPr>
+        <w:ind w:firstLine="420"/>
+      </w:pPr>
       <w:r>
         <w:rPr>
           <w:rFonts w:hint="eastAsia" w:ascii="Times New Roman" w:hAnsi="Times New Roman" w:eastAsia="FangSong" w:cs="Times New Roman"/>
@@ -13533,43 +13323,13 @@
     </w:p>
     <w:p>
       <w:pPr>
-        <w:spacing w:before="0" w:after="0"/>
-      </w:pPr>
-    </w:p>
-    <w:p>
-      <w:pPr>
-        <w:spacing w:before="0" w:after="0"/>
-      </w:pPr>
-    </w:p>
-    <w:p>
-      <w:pPr>
-        <w:spacing w:before="0" w:after="0"/>
-      </w:pPr>
-    </w:p>
-    <w:p>
-      <w:pPr>
-        <w:spacing w:before="0" w:after="0"/>
-      </w:pPr>
-    </w:p>
-    <w:p>
-      <w:pPr>
-        <w:spacing w:before="0" w:after="0"/>
-      </w:pPr>
-    </w:p>
-    <w:p>
-      <w:pPr>
-        <w:spacing w:before="0" w:after="0"/>
-      </w:pPr>
-    </w:p>
-    <w:p>
-      <w:pPr>
-        <w:spacing w:before="0" w:after="0"/>
-      </w:pPr>
-    </w:p>
-    <w:p>
-      <w:pPr>
-        <w:spacing w:before="0" w:after="0"/>
-      </w:pPr>
+        <w:spacing w:before="160" w:after="80"/>
+      </w:pPr>
+      <w:r>
+        <w:pict>
+          <v:rect style="width:0;height:1.5pt" o:hralign="center" o:hrstd="t" o:hr="t"/>
+        </w:pict>
+      </w:r>
     </w:p>
     <w:p>
       <w:pPr>
@@ -13610,6 +13370,7 @@
     <w:p>
       <w:pPr>
         <w:pStyle w:val="FirstParagraph"/>
+        <w:ind w:firstLine="420"/>
       </w:pPr>
       <w:r>
         <w:rPr>
@@ -14460,20 +14221,12 @@
     </w:p>
     <w:p>
       <w:pPr>
-        <w:pStyle w:val="BodyText"/>
-      </w:pPr>
-      <w:r>
-        <w:rPr>
-          <w:rFonts w:ascii="Times New Roman" w:hAnsi="Times New Roman" w:eastAsia="Times New Roman" w:cs="Times New Roman"/>
-        </w:rPr>
-        <w:t xml:space="preserve">9-1</w:t>
-      </w:r>
-      <w:r>
-        <w:rPr>
-          <w:rFonts w:ascii="Times New Roman" w:hAnsi="Times New Roman" w:eastAsia="Times New Roman" w:cs="Times New Roman"/>
-        </w:rPr>
-        <w:t xml:space="preserve"> </w:t>
-      </w:r>
+        <w:numPr>
+          <w:ilvl w:val="0"/>
+          <w:numId w:val="1020"/>
+        </w:numPr>
+        <w:ind w:firstLine="420"/>
+      </w:pPr>
       <m:oMath>
         <m:oMathPr>
           <m:ctrlPr>
@@ -14594,20 +14347,12 @@
     </w:p>
     <w:p>
       <w:pPr>
-        <w:pStyle w:val="BodyText"/>
-      </w:pPr>
-      <w:r>
-        <w:rPr>
-          <w:rFonts w:ascii="Times New Roman" w:hAnsi="Times New Roman" w:eastAsia="Times New Roman" w:cs="Times New Roman"/>
-        </w:rPr>
-        <w:t xml:space="preserve">9-2</w:t>
-      </w:r>
-      <w:r>
-        <w:rPr>
-          <w:rFonts w:ascii="Times New Roman" w:hAnsi="Times New Roman" w:eastAsia="Times New Roman" w:cs="Times New Roman"/>
-        </w:rPr>
-        <w:t xml:space="preserve"> </w:t>
-      </w:r>
+        <w:numPr>
+          <w:ilvl w:val="0"/>
+          <w:numId w:val="1020"/>
+        </w:numPr>
+        <w:ind w:firstLine="420"/>
+      </w:pPr>
       <m:oMath>
         <m:oMathPr>
           <m:ctrlPr>
@@ -14757,20 +14502,12 @@
     </w:p>
     <w:p>
       <w:pPr>
-        <w:pStyle w:val="BodyText"/>
-      </w:pPr>
-      <w:r>
-        <w:rPr>
-          <w:rFonts w:ascii="Times New Roman" w:hAnsi="Times New Roman" w:eastAsia="Times New Roman" w:cs="Times New Roman"/>
-        </w:rPr>
-        <w:t xml:space="preserve">9-3</w:t>
-      </w:r>
-      <w:r>
-        <w:rPr>
-          <w:rFonts w:ascii="Times New Roman" w:hAnsi="Times New Roman" w:eastAsia="Times New Roman" w:cs="Times New Roman"/>
-        </w:rPr>
-        <w:t xml:space="preserve"> </w:t>
-      </w:r>
+        <w:numPr>
+          <w:ilvl w:val="0"/>
+          <w:numId w:val="1020"/>
+        </w:numPr>
+        <w:ind w:firstLine="420"/>
+      </w:pPr>
       <m:oMath>
         <m:oMathPr>
           <m:ctrlPr>
@@ -14926,14 +14663,12 @@
     </w:p>
     <w:p>
       <w:pPr>
-        <w:pStyle w:val="BodyText"/>
-      </w:pPr>
-      <w:r>
-        <w:rPr>
-          <w:rFonts w:ascii="Times New Roman" w:hAnsi="Times New Roman" w:eastAsia="Times New Roman" w:cs="Times New Roman"/>
-        </w:rPr>
-        <w:t xml:space="preserve">9-4 </w:t>
-      </w:r>
+        <w:numPr>
+          <w:ilvl w:val="0"/>
+          <w:numId w:val="1020"/>
+        </w:numPr>
+        <w:ind w:firstLine="420"/>
+      </w:pPr>
       <w:r>
         <w:rPr>
           <w:rFonts w:hint="eastAsia" w:ascii="Times New Roman" w:hAnsi="Times New Roman" w:eastAsia="FangSong" w:cs="Times New Roman"/>
@@ -14981,28 +14716,13 @@
     </w:p>
     <w:p>
       <w:pPr>
-        <w:spacing w:before="0" w:after="0"/>
-      </w:pPr>
-    </w:p>
-    <w:p>
-      <w:pPr>
-        <w:spacing w:before="0" w:after="0"/>
-      </w:pPr>
-    </w:p>
-    <w:p>
-      <w:pPr>
-        <w:spacing w:before="0" w:after="0"/>
-      </w:pPr>
-    </w:p>
-    <w:p>
-      <w:pPr>
-        <w:spacing w:before="0" w:after="0"/>
-      </w:pPr>
-    </w:p>
-    <w:p>
-      <w:pPr>
-        <w:spacing w:before="0" w:after="0"/>
-      </w:pPr>
+        <w:spacing w:before="160" w:after="80"/>
+      </w:pPr>
+      <w:r>
+        <w:pict>
+          <v:rect style="width:0;height:1.5pt" o:hralign="center" o:hrstd="t" o:hr="t"/>
+        </w:pict>
+      </w:r>
     </w:p>
     <w:p>
       <w:pPr>
@@ -15043,6 +14763,7 @@
     <w:p>
       <w:pPr>
         <w:pStyle w:val="FirstParagraph"/>
+        <w:ind w:firstLine="420"/>
       </w:pPr>
       <w:r>
         <w:rPr>
@@ -15670,14 +15391,12 @@
     </w:p>
     <w:p>
       <w:pPr>
-        <w:pStyle w:val="BodyText"/>
-      </w:pPr>
-      <w:r>
-        <w:rPr>
-          <w:rFonts w:ascii="Times New Roman" w:hAnsi="Times New Roman" w:eastAsia="Times New Roman" w:cs="Times New Roman"/>
-        </w:rPr>
-        <w:t xml:space="preserve">1-1 </w:t>
-      </w:r>
+        <w:numPr>
+          <w:ilvl w:val="0"/>
+          <w:numId w:val="1021"/>
+        </w:numPr>
+        <w:ind w:firstLine="420"/>
+      </w:pPr>
       <w:r>
         <w:rPr>
           <w:rFonts w:hint="eastAsia" w:ascii="Times New Roman" w:hAnsi="Times New Roman" w:eastAsia="FangSong" w:cs="Times New Roman"/>
@@ -15828,14 +15547,12 @@
     </w:p>
     <w:p>
       <w:pPr>
-        <w:pStyle w:val="BodyText"/>
-      </w:pPr>
-      <w:r>
-        <w:rPr>
-          <w:rFonts w:ascii="Times New Roman" w:hAnsi="Times New Roman" w:eastAsia="Times New Roman" w:cs="Times New Roman"/>
-        </w:rPr>
-        <w:t xml:space="preserve">1-2 </w:t>
-      </w:r>
+        <w:numPr>
+          <w:ilvl w:val="0"/>
+          <w:numId w:val="1021"/>
+        </w:numPr>
+        <w:ind w:firstLine="420"/>
+      </w:pPr>
       <w:r>
         <w:rPr>
           <w:rFonts w:hint="eastAsia" w:ascii="Times New Roman" w:hAnsi="Times New Roman" w:eastAsia="FangSong" w:cs="Times New Roman"/>
@@ -16257,20 +15974,12 @@
     </w:p>
     <w:p>
       <w:pPr>
-        <w:pStyle w:val="BodyText"/>
-      </w:pPr>
-      <w:r>
-        <w:rPr>
-          <w:rFonts w:ascii="Times New Roman" w:hAnsi="Times New Roman" w:eastAsia="Times New Roman" w:cs="Times New Roman"/>
-        </w:rPr>
-        <w:t xml:space="preserve">1-3</w:t>
-      </w:r>
-      <w:r>
-        <w:rPr>
-          <w:rFonts w:ascii="Times New Roman" w:hAnsi="Times New Roman" w:eastAsia="Times New Roman" w:cs="Times New Roman"/>
-        </w:rPr>
-        <w:t xml:space="preserve"> </w:t>
-      </w:r>
+        <w:numPr>
+          <w:ilvl w:val="0"/>
+          <w:numId w:val="1021"/>
+        </w:numPr>
+        <w:ind w:firstLine="420"/>
+      </w:pPr>
       <m:oMath>
         <m:sSub>
           <m:e>
@@ -16351,43 +16060,13 @@
     </w:p>
     <w:p>
       <w:pPr>
-        <w:spacing w:before="0" w:after="0"/>
-      </w:pPr>
-    </w:p>
-    <w:p>
-      <w:pPr>
-        <w:spacing w:before="0" w:after="0"/>
-      </w:pPr>
-    </w:p>
-    <w:p>
-      <w:pPr>
-        <w:spacing w:before="0" w:after="0"/>
-      </w:pPr>
-    </w:p>
-    <w:p>
-      <w:pPr>
-        <w:spacing w:before="0" w:after="0"/>
-      </w:pPr>
-    </w:p>
-    <w:p>
-      <w:pPr>
-        <w:spacing w:before="0" w:after="0"/>
-      </w:pPr>
-    </w:p>
-    <w:p>
-      <w:pPr>
-        <w:spacing w:before="0" w:after="0"/>
-      </w:pPr>
-    </w:p>
-    <w:p>
-      <w:pPr>
-        <w:spacing w:before="0" w:after="0"/>
-      </w:pPr>
-    </w:p>
-    <w:p>
-      <w:pPr>
-        <w:spacing w:before="0" w:after="0"/>
-      </w:pPr>
+        <w:spacing w:before="160" w:after="80"/>
+      </w:pPr>
+      <w:r>
+        <w:pict>
+          <v:rect style="width:0;height:1.5pt" o:hralign="center" o:hrstd="t" o:hr="t"/>
+        </w:pict>
+      </w:r>
     </w:p>
     <w:p>
       <w:pPr>
@@ -16429,6 +16108,7 @@
       <w:pPr>
         <w:pStyle w:val="FirstParagraph"/>
         <w:spacing w:after="80"/>
+        <w:ind w:firstLine="420"/>
       </w:pPr>
       <w:r>
         <w:rPr>
@@ -16495,15 +16175,16 @@
       <w:tblPr>
         <w:tblStyle w:val="Table"/>
         <w:tblW w:type="auto" w:w="0"/>
+        <w:tblLook w:firstRow="1" w:lastRow="0" w:firstColumn="0" w:lastColumn="0" w:noHBand="0" w:noVBand="0" w:val="0020"/>
+        <w:jc w:val="center"/>
         <w:tblBorders>
-          <w:top w:val="single" w:sz="12" w:space="0" w:color="000000"/>
-          <w:left w:val="none" w:sz="0" w:space="0" w:color="auto"/>
-          <w:bottom w:val="single" w:sz="12" w:space="0" w:color="000000"/>
-          <w:right w:val="none" w:sz="0" w:space="0" w:color="auto"/>
-          <w:insideH w:val="none" w:sz="0" w:space="0" w:color="auto"/>
-          <w:insideV w:val="none" w:sz="0" w:space="0" w:color="auto"/>
+          <w:top w:val="single" w:sz="12" w:space="0" w:color="333333"/>
+          <w:bottom w:val="single" w:sz="12" w:space="0" w:color="333333"/>
+          <w:left w:val="none"/>
+          <w:right w:val="none"/>
+          <w:insideH w:val="none"/>
+          <w:insideV w:val="none"/>
         </w:tblBorders>
-        <w:tblLook w:firstRow="1" w:lastRow="0" w:firstColumn="0" w:lastColumn="0" w:noHBand="0" w:noVBand="0" w:val="0020"/>
       </w:tblPr>
       <w:tblGrid>
         <w:gridCol w:w="1980"/>
@@ -16518,7 +16199,7 @@
         <w:tc>
           <w:tcPr>
             <w:tcBorders>
-              <w:bottom w:val="single" w:sz="8" w:space="0" w:color="000000"/>
+              <w:bottom w:val="single" w:sz="6" w:space="0" w:color="333333"/>
             </w:tcBorders>
           </w:tcPr>
           <w:p>
@@ -16531,7 +16212,7 @@
         <w:tc>
           <w:tcPr>
             <w:tcBorders>
-              <w:bottom w:val="single" w:sz="8" w:space="0" w:color="000000"/>
+              <w:bottom w:val="single" w:sz="6" w:space="0" w:color="333333"/>
             </w:tcBorders>
           </w:tcPr>
           <w:p>
@@ -16565,7 +16246,7 @@
         <w:tc>
           <w:tcPr>
             <w:tcBorders>
-              <w:bottom w:val="single" w:sz="8" w:space="0" w:color="000000"/>
+              <w:bottom w:val="single" w:sz="6" w:space="0" w:color="333333"/>
             </w:tcBorders>
           </w:tcPr>
           <w:p>
@@ -16599,7 +16280,7 @@
         <w:tc>
           <w:tcPr>
             <w:tcBorders>
-              <w:bottom w:val="single" w:sz="8" w:space="0" w:color="000000"/>
+              <w:bottom w:val="single" w:sz="6" w:space="0" w:color="333333"/>
             </w:tcBorders>
           </w:tcPr>
           <w:p>
@@ -16810,6 +16491,7 @@
       <w:pPr>
         <w:pStyle w:val="BodyText"/>
         <w:spacing w:before="120"/>
+        <w:ind w:firstLine="420"/>
       </w:pPr>
       <w:r>
         <w:rPr>
@@ -16850,28 +16532,13 @@
     </w:p>
     <w:p>
       <w:pPr>
-        <w:spacing w:before="0" w:after="0"/>
-      </w:pPr>
-    </w:p>
-    <w:p>
-      <w:pPr>
-        <w:spacing w:before="0" w:after="0"/>
-      </w:pPr>
-    </w:p>
-    <w:p>
-      <w:pPr>
-        <w:spacing w:before="0" w:after="0"/>
-      </w:pPr>
-    </w:p>
-    <w:p>
-      <w:pPr>
-        <w:spacing w:before="0" w:after="0"/>
-      </w:pPr>
-    </w:p>
-    <w:p>
-      <w:pPr>
-        <w:spacing w:before="0" w:after="0"/>
-      </w:pPr>
+        <w:spacing w:before="160" w:after="80"/>
+      </w:pPr>
+      <w:r>
+        <w:pict>
+          <v:rect style="width:0;height:1.5pt" o:hralign="center" o:hrstd="t" o:hr="t"/>
+        </w:pict>
+      </w:r>
     </w:p>
     <w:p>
       <w:pPr>
@@ -16912,6 +16579,7 @@
     <w:p>
       <w:pPr>
         <w:pStyle w:val="FirstParagraph"/>
+        <w:ind w:firstLine="420"/>
       </w:pPr>
       <w:r>
         <w:rPr>
@@ -17563,14 +17231,12 @@
     </w:p>
     <w:p>
       <w:pPr>
-        <w:pStyle w:val="BodyText"/>
-      </w:pPr>
-      <w:r>
-        <w:rPr>
-          <w:rFonts w:ascii="Times New Roman" w:hAnsi="Times New Roman" w:eastAsia="Times New Roman" w:cs="Times New Roman"/>
-        </w:rPr>
-        <w:t xml:space="preserve">8-1 </w:t>
-      </w:r>
+        <w:numPr>
+          <w:ilvl w:val="0"/>
+          <w:numId w:val="1022"/>
+        </w:numPr>
+        <w:ind w:firstLine="420"/>
+      </w:pPr>
       <w:r>
         <w:rPr>
           <w:rFonts w:hint="eastAsia" w:ascii="Times New Roman" w:hAnsi="Times New Roman" w:eastAsia="FangSong" w:cs="Times New Roman"/>
@@ -17634,14 +17300,12 @@
     </w:p>
     <w:p>
       <w:pPr>
-        <w:pStyle w:val="BodyText"/>
-      </w:pPr>
-      <w:r>
-        <w:rPr>
-          <w:rFonts w:ascii="Times New Roman" w:hAnsi="Times New Roman" w:eastAsia="Times New Roman" w:cs="Times New Roman"/>
-        </w:rPr>
-        <w:t xml:space="preserve">8-2 </w:t>
-      </w:r>
+        <w:numPr>
+          <w:ilvl w:val="0"/>
+          <w:numId w:val="1022"/>
+        </w:numPr>
+        <w:ind w:firstLine="420"/>
+      </w:pPr>
       <w:r>
         <w:rPr>
           <w:rFonts w:hint="eastAsia" w:ascii="Times New Roman" w:hAnsi="Times New Roman" w:eastAsia="FangSong" w:cs="Times New Roman"/>
@@ -17669,14 +17333,12 @@
     </w:p>
     <w:p>
       <w:pPr>
-        <w:pStyle w:val="BodyText"/>
-      </w:pPr>
-      <w:r>
-        <w:rPr>
-          <w:rFonts w:ascii="Times New Roman" w:hAnsi="Times New Roman" w:eastAsia="Times New Roman" w:cs="Times New Roman"/>
-        </w:rPr>
-        <w:t xml:space="preserve">8-3 </w:t>
-      </w:r>
+        <w:numPr>
+          <w:ilvl w:val="0"/>
+          <w:numId w:val="1022"/>
+        </w:numPr>
+        <w:ind w:firstLine="420"/>
+      </w:pPr>
       <w:r>
         <w:rPr>
           <w:rFonts w:hint="eastAsia" w:ascii="Times New Roman" w:hAnsi="Times New Roman" w:eastAsia="FangSong" w:cs="Times New Roman"/>
@@ -17704,13 +17366,17 @@
     </w:p>
     <w:p>
       <w:pPr>
-        <w:pStyle w:val="BodyText"/>
-      </w:pPr>
-      <w:r>
-        <w:rPr>
-          <w:rFonts w:ascii="Times New Roman" w:hAnsi="Times New Roman" w:eastAsia="Times New Roman" w:cs="Times New Roman"/>
-        </w:rPr>
-        <w:t xml:space="preserve">8-4 M </w:t>
+        <w:numPr>
+          <w:ilvl w:val="0"/>
+          <w:numId w:val="1022"/>
+        </w:numPr>
+        <w:ind w:firstLine="420"/>
+      </w:pPr>
+      <w:r>
+        <w:rPr>
+          <w:rFonts w:ascii="Times New Roman" w:hAnsi="Times New Roman" w:eastAsia="Times New Roman" w:cs="Times New Roman"/>
+        </w:rPr>
+        <w:t xml:space="preserve">M </w:t>
       </w:r>
       <w:r>
         <w:rPr>
@@ -17899,13 +17565,17 @@
     </w:p>
     <w:p>
       <w:pPr>
-        <w:pStyle w:val="BodyText"/>
-      </w:pPr>
-      <w:r>
-        <w:rPr>
-          <w:rFonts w:ascii="Times New Roman" w:hAnsi="Times New Roman" w:eastAsia="Times New Roman" w:cs="Times New Roman"/>
-        </w:rPr>
-        <w:t xml:space="preserve">8-5 1936 </w:t>
+        <w:numPr>
+          <w:ilvl w:val="0"/>
+          <w:numId w:val="1022"/>
+        </w:numPr>
+        <w:ind w:firstLine="420"/>
+      </w:pPr>
+      <w:r>
+        <w:rPr>
+          <w:rFonts w:ascii="Times New Roman" w:hAnsi="Times New Roman" w:eastAsia="Times New Roman" w:cs="Times New Roman"/>
+        </w:rPr>
+        <w:t xml:space="preserve">1936 </w:t>
       </w:r>
       <w:r>
         <w:rPr>
@@ -17947,7 +17617,7 @@
         <m:sSup>
           <m:e>
             <m:r>
-              <m:t xml:space="preserve"> </m:t>
+              <m:t>​</m:t>
             </m:r>
           </m:e>
           <m:sup>
@@ -17985,7 +17655,7 @@
         <m:sSup>
           <m:e>
             <m:r>
-              <m:t xml:space="preserve"> </m:t>
+              <m:t>​</m:t>
             </m:r>
           </m:e>
           <m:sup>
@@ -18106,43 +17776,13 @@
     </w:p>
     <w:p>
       <w:pPr>
-        <w:spacing w:before="0" w:after="0"/>
-      </w:pPr>
-    </w:p>
-    <w:p>
-      <w:pPr>
-        <w:spacing w:before="0" w:after="0"/>
-      </w:pPr>
-    </w:p>
-    <w:p>
-      <w:pPr>
-        <w:spacing w:before="0" w:after="0"/>
-      </w:pPr>
-    </w:p>
-    <w:p>
-      <w:pPr>
-        <w:spacing w:before="0" w:after="0"/>
-      </w:pPr>
-    </w:p>
-    <w:p>
-      <w:pPr>
-        <w:spacing w:before="0" w:after="0"/>
-      </w:pPr>
-    </w:p>
-    <w:p>
-      <w:pPr>
-        <w:spacing w:before="0" w:after="0"/>
-      </w:pPr>
-    </w:p>
-    <w:p>
-      <w:pPr>
-        <w:spacing w:before="0" w:after="0"/>
-      </w:pPr>
-    </w:p>
-    <w:p>
-      <w:pPr>
-        <w:spacing w:before="0" w:after="0"/>
-      </w:pPr>
+        <w:spacing w:before="160" w:after="80"/>
+      </w:pPr>
+      <w:r>
+        <w:pict>
+          <v:rect style="width:0;height:1.5pt" o:hralign="center" o:hrstd="t" o:hr="t"/>
+        </w:pict>
+      </w:r>
     </w:p>
     <w:p>
       <w:pPr>
@@ -18183,6 +17823,7 @@
     <w:p>
       <w:pPr>
         <w:pStyle w:val="FirstParagraph"/>
+        <w:ind w:firstLine="420"/>
       </w:pPr>
       <w:r>
         <w:rPr>
@@ -18479,13 +18120,17 @@
     </w:p>
     <w:p>
       <w:pPr>
-        <w:pStyle w:val="BodyText"/>
-      </w:pPr>
-      <w:r>
-        <w:rPr>
-          <w:rFonts w:ascii="Times New Roman" w:hAnsi="Times New Roman" w:eastAsia="Times New Roman" w:cs="Times New Roman"/>
-        </w:rPr>
-        <w:t xml:space="preserve">1-1 X、Y、Z </w:t>
+        <w:numPr>
+          <w:ilvl w:val="0"/>
+          <w:numId w:val="1023"/>
+        </w:numPr>
+        <w:ind w:firstLine="420"/>
+      </w:pPr>
+      <w:r>
+        <w:rPr>
+          <w:rFonts w:ascii="Times New Roman" w:hAnsi="Times New Roman" w:eastAsia="Times New Roman" w:cs="Times New Roman"/>
+        </w:rPr>
+        <w:t xml:space="preserve">X、Y、Z </w:t>
       </w:r>
       <w:r>
         <w:rPr>
@@ -18514,13 +18159,17 @@
     </w:p>
     <w:p>
       <w:pPr>
-        <w:pStyle w:val="BodyText"/>
-      </w:pPr>
-      <w:r>
-        <w:rPr>
-          <w:rFonts w:ascii="Times New Roman" w:hAnsi="Times New Roman" w:eastAsia="Times New Roman" w:cs="Times New Roman"/>
-        </w:rPr>
-        <w:t xml:space="preserve">1-2 G </w:t>
+        <w:numPr>
+          <w:ilvl w:val="0"/>
+          <w:numId w:val="1023"/>
+        </w:numPr>
+        <w:ind w:firstLine="420"/>
+      </w:pPr>
+      <w:r>
+        <w:rPr>
+          <w:rFonts w:ascii="Times New Roman" w:hAnsi="Times New Roman" w:eastAsia="Times New Roman" w:cs="Times New Roman"/>
+        </w:rPr>
+        <w:t xml:space="preserve">G </w:t>
       </w:r>
       <w:r>
         <w:rPr>
@@ -18579,14 +18228,12 @@
     </w:p>
     <w:p>
       <w:pPr>
-        <w:pStyle w:val="BodyText"/>
-      </w:pPr>
-      <w:r>
-        <w:rPr>
-          <w:rFonts w:ascii="Times New Roman" w:hAnsi="Times New Roman" w:eastAsia="Times New Roman" w:cs="Times New Roman"/>
-        </w:rPr>
-        <w:t xml:space="preserve">1-3 </w:t>
-      </w:r>
+        <w:numPr>
+          <w:ilvl w:val="0"/>
+          <w:numId w:val="1023"/>
+        </w:numPr>
+        <w:ind w:firstLine="420"/>
+      </w:pPr>
       <w:r>
         <w:rPr>
           <w:rFonts w:hint="eastAsia" w:ascii="Times New Roman" w:hAnsi="Times New Roman" w:eastAsia="FangSong" w:cs="Times New Roman"/>
@@ -18614,14 +18261,12 @@
     </w:p>
     <w:p>
       <w:pPr>
-        <w:pStyle w:val="BodyText"/>
-      </w:pPr>
-      <w:r>
-        <w:rPr>
-          <w:rFonts w:ascii="Times New Roman" w:hAnsi="Times New Roman" w:eastAsia="Times New Roman" w:cs="Times New Roman"/>
-        </w:rPr>
-        <w:t xml:space="preserve">1-4 </w:t>
-      </w:r>
+        <w:numPr>
+          <w:ilvl w:val="0"/>
+          <w:numId w:val="1023"/>
+        </w:numPr>
+        <w:ind w:firstLine="420"/>
+      </w:pPr>
       <w:r>
         <w:rPr>
           <w:rFonts w:hint="eastAsia" w:ascii="Times New Roman" w:hAnsi="Times New Roman" w:eastAsia="FangSong" w:cs="Times New Roman"/>
@@ -18649,14 +18294,12 @@
     </w:p>
     <w:p>
       <w:pPr>
-        <w:pStyle w:val="BodyText"/>
-      </w:pPr>
-      <w:r>
-        <w:rPr>
-          <w:rFonts w:ascii="Times New Roman" w:hAnsi="Times New Roman" w:eastAsia="Times New Roman" w:cs="Times New Roman"/>
-        </w:rPr>
-        <w:t xml:space="preserve">1-5 </w:t>
-      </w:r>
+        <w:numPr>
+          <w:ilvl w:val="0"/>
+          <w:numId w:val="1023"/>
+        </w:numPr>
+        <w:ind w:firstLine="420"/>
+      </w:pPr>
       <w:r>
         <w:rPr>
           <w:rFonts w:hint="eastAsia" w:ascii="Times New Roman" w:hAnsi="Times New Roman" w:eastAsia="FangSong" w:cs="Times New Roman"/>
@@ -19095,43 +18738,13 @@
     </w:p>
     <w:p>
       <w:pPr>
-        <w:spacing w:before="0" w:after="0"/>
-      </w:pPr>
-    </w:p>
-    <w:p>
-      <w:pPr>
-        <w:spacing w:before="0" w:after="0"/>
-      </w:pPr>
-    </w:p>
-    <w:p>
-      <w:pPr>
-        <w:spacing w:before="0" w:after="0"/>
-      </w:pPr>
-    </w:p>
-    <w:p>
-      <w:pPr>
-        <w:spacing w:before="0" w:after="0"/>
-      </w:pPr>
-    </w:p>
-    <w:p>
-      <w:pPr>
-        <w:spacing w:before="0" w:after="0"/>
-      </w:pPr>
-    </w:p>
-    <w:p>
-      <w:pPr>
-        <w:spacing w:before="0" w:after="0"/>
-      </w:pPr>
-    </w:p>
-    <w:p>
-      <w:pPr>
-        <w:spacing w:before="0" w:after="0"/>
-      </w:pPr>
-    </w:p>
-    <w:p>
-      <w:pPr>
-        <w:spacing w:before="0" w:after="0"/>
-      </w:pPr>
+        <w:spacing w:before="160" w:after="80"/>
+      </w:pPr>
+      <w:r>
+        <w:pict>
+          <v:rect style="width:0;height:1.5pt" o:hralign="center" o:hrstd="t" o:hr="t"/>
+        </w:pict>
+      </w:r>
     </w:p>
     <w:p>
       <w:pPr>
@@ -19172,6 +18785,7 @@
     <w:p>
       <w:pPr>
         <w:pStyle w:val="FirstParagraph"/>
+        <w:ind w:firstLine="420"/>
       </w:pPr>
       <w:r>
         <w:rPr>
@@ -19201,6 +18815,7 @@
     <w:p>
       <w:pPr>
         <w:pStyle w:val="BodyText"/>
+        <w:ind w:firstLine="420"/>
       </w:pPr>
       <w:r>
         <w:rPr>
@@ -19236,6 +18851,7 @@
     <w:p>
       <w:pPr>
         <w:pStyle w:val="BodyText"/>
+        <w:ind w:firstLine="420"/>
       </w:pPr>
       <w:r>
         <w:rPr>
@@ -19285,6 +18901,7 @@
     <w:p>
       <w:pPr>
         <w:pStyle w:val="BodyText"/>
+        <w:ind w:firstLine="420"/>
       </w:pPr>
       <w:r>
         <w:rPr>
@@ -19394,6 +19011,7 @@
     <w:p>
       <w:pPr>
         <w:pStyle w:val="BodyText"/>
+        <w:ind w:firstLine="420"/>
       </w:pPr>
       <w:r>
         <w:rPr>
@@ -19506,6 +19124,7 @@
     <w:p>
       <w:pPr>
         <w:pStyle w:val="BodyText"/>
+        <w:ind w:firstLine="420"/>
       </w:pPr>
       <w:r>
         <w:rPr>
@@ -19529,6 +19148,7 @@
     <w:p>
       <w:pPr>
         <w:pStyle w:val="BodyText"/>
+        <w:ind w:firstLine="420"/>
       </w:pPr>
       <w:r>
         <w:rPr>
@@ -19655,6 +19275,7 @@
     <w:p>
       <w:pPr>
         <w:pStyle w:val="BodyText"/>
+        <w:ind w:firstLine="420"/>
       </w:pPr>
       <w:r>
         <w:rPr>
@@ -19849,6 +19470,7 @@
     <w:p>
       <w:pPr>
         <w:pStyle w:val="BodyText"/>
+        <w:ind w:firstLine="420"/>
       </w:pPr>
       <w:r>
         <w:rPr>
@@ -20173,7 +19795,7 @@
         </w:rPr>
         <w:drawing>
           <wp:inline>
-            <wp:extent cx="2476500" cy="1841168"/>
+            <wp:extent cx="2476500" cy="1879600"/>
             <wp:effectExtent b="0" l="0" r="0" t="0"/>
             <wp:docPr descr="" title="" id="54" name="Picture"/>
             <a:graphic>
@@ -20194,7 +19816,7 @@
                   <pic:spPr bwMode="auto">
                     <a:xfrm>
                       <a:off x="0" y="0"/>
-                      <a:ext cx="2476500" cy="1841168"/>
+                      <a:ext cx="2476500" cy="1879600"/>
                     </a:xfrm>
                     <a:prstGeom prst="rect">
                       <a:avLst/>
@@ -20216,6 +19838,7 @@
     <w:p>
       <w:pPr>
         <w:pStyle w:val="BodyText"/>
+        <w:ind w:firstLine="420"/>
       </w:pPr>
       <w:r>
         <w:rPr>
@@ -20256,43 +19879,13 @@
     </w:p>
     <w:p>
       <w:pPr>
-        <w:spacing w:before="0" w:after="0"/>
-      </w:pPr>
-    </w:p>
-    <w:p>
-      <w:pPr>
-        <w:spacing w:before="0" w:after="0"/>
-      </w:pPr>
-    </w:p>
-    <w:p>
-      <w:pPr>
-        <w:spacing w:before="0" w:after="0"/>
-      </w:pPr>
-    </w:p>
-    <w:p>
-      <w:pPr>
-        <w:spacing w:before="0" w:after="0"/>
-      </w:pPr>
-    </w:p>
-    <w:p>
-      <w:pPr>
-        <w:spacing w:before="0" w:after="0"/>
-      </w:pPr>
-    </w:p>
-    <w:p>
-      <w:pPr>
-        <w:spacing w:before="0" w:after="0"/>
-      </w:pPr>
-    </w:p>
-    <w:p>
-      <w:pPr>
-        <w:spacing w:before="0" w:after="0"/>
-      </w:pPr>
-    </w:p>
-    <w:p>
-      <w:pPr>
-        <w:spacing w:before="0" w:after="0"/>
-      </w:pPr>
+        <w:spacing w:before="160" w:after="80"/>
+      </w:pPr>
+      <w:r>
+        <w:pict>
+          <v:rect style="width:0;height:1.5pt" o:hralign="center" o:hrstd="t" o:hr="t"/>
+        </w:pict>
+      </w:r>
     </w:p>
     <w:p>
       <w:pPr>
@@ -20334,6 +19927,7 @@
       <w:pPr>
         <w:pStyle w:val="FirstParagraph"/>
         <w:spacing w:after="80"/>
+        <w:ind w:firstLine="420"/>
       </w:pPr>
       <w:r>
         <w:rPr>
@@ -20430,15 +20024,16 @@
       <w:tblPr>
         <w:tblStyle w:val="Table"/>
         <w:tblW w:type="auto" w:w="0"/>
+        <w:tblLook w:firstRow="1" w:lastRow="0" w:firstColumn="0" w:lastColumn="0" w:noHBand="0" w:noVBand="0" w:val="0020"/>
+        <w:jc w:val="center"/>
         <w:tblBorders>
-          <w:top w:val="single" w:sz="12" w:space="0" w:color="000000"/>
-          <w:left w:val="none" w:sz="0" w:space="0" w:color="auto"/>
-          <w:bottom w:val="single" w:sz="12" w:space="0" w:color="000000"/>
-          <w:right w:val="none" w:sz="0" w:space="0" w:color="auto"/>
-          <w:insideH w:val="none" w:sz="0" w:space="0" w:color="auto"/>
-          <w:insideV w:val="none" w:sz="0" w:space="0" w:color="auto"/>
+          <w:top w:val="single" w:sz="12" w:space="0" w:color="333333"/>
+          <w:bottom w:val="single" w:sz="12" w:space="0" w:color="333333"/>
+          <w:left w:val="none"/>
+          <w:right w:val="none"/>
+          <w:insideH w:val="none"/>
+          <w:insideV w:val="none"/>
         </w:tblBorders>
-        <w:tblLook w:firstRow="1" w:lastRow="0" w:firstColumn="0" w:lastColumn="0" w:noHBand="0" w:noVBand="0" w:val="0020"/>
       </w:tblPr>
       <w:tblGrid>
         <w:gridCol w:w="1131"/>
@@ -20456,7 +20051,7 @@
         <w:tc>
           <w:tcPr>
             <w:tcBorders>
-              <w:bottom w:val="single" w:sz="8" w:space="0" w:color="000000"/>
+              <w:bottom w:val="single" w:sz="6" w:space="0" w:color="333333"/>
             </w:tcBorders>
           </w:tcPr>
           <w:p>
@@ -20476,7 +20071,7 @@
         <w:tc>
           <w:tcPr>
             <w:tcBorders>
-              <w:bottom w:val="single" w:sz="8" w:space="0" w:color="000000"/>
+              <w:bottom w:val="single" w:sz="6" w:space="0" w:color="333333"/>
             </w:tcBorders>
           </w:tcPr>
           <w:p>
@@ -20496,7 +20091,7 @@
         <w:tc>
           <w:tcPr>
             <w:tcBorders>
-              <w:bottom w:val="single" w:sz="8" w:space="0" w:color="000000"/>
+              <w:bottom w:val="single" w:sz="6" w:space="0" w:color="333333"/>
             </w:tcBorders>
           </w:tcPr>
           <w:p>
@@ -20516,7 +20111,7 @@
         <w:tc>
           <w:tcPr>
             <w:tcBorders>
-              <w:bottom w:val="single" w:sz="8" w:space="0" w:color="000000"/>
+              <w:bottom w:val="single" w:sz="6" w:space="0" w:color="333333"/>
             </w:tcBorders>
           </w:tcPr>
           <w:p>
@@ -20536,7 +20131,7 @@
         <w:tc>
           <w:tcPr>
             <w:tcBorders>
-              <w:bottom w:val="single" w:sz="8" w:space="0" w:color="000000"/>
+              <w:bottom w:val="single" w:sz="6" w:space="0" w:color="333333"/>
             </w:tcBorders>
           </w:tcPr>
           <w:p>
@@ -20556,7 +20151,7 @@
         <w:tc>
           <w:tcPr>
             <w:tcBorders>
-              <w:bottom w:val="single" w:sz="8" w:space="0" w:color="000000"/>
+              <w:bottom w:val="single" w:sz="6" w:space="0" w:color="333333"/>
             </w:tcBorders>
           </w:tcPr>
           <w:p>
@@ -20576,7 +20171,7 @@
         <w:tc>
           <w:tcPr>
             <w:tcBorders>
-              <w:bottom w:val="single" w:sz="8" w:space="0" w:color="000000"/>
+              <w:bottom w:val="single" w:sz="6" w:space="0" w:color="333333"/>
             </w:tcBorders>
           </w:tcPr>
           <w:p>
@@ -20712,6 +20307,7 @@
       <w:pPr>
         <w:pStyle w:val="BodyText"/>
         <w:spacing w:before="120"/>
+        <w:ind w:firstLine="420"/>
       </w:pPr>
       <w:r>
         <w:rPr>
@@ -20729,7 +20325,7 @@
         <m:sSup>
           <m:e>
             <m:r>
-              <m:t xml:space="preserve"> </m:t>
+              <m:t>​</m:t>
             </m:r>
           </m:e>
           <m:sup>
@@ -20779,7 +20375,7 @@
         <m:sSup>
           <m:e>
             <m:r>
-              <m:t xml:space="preserve"> </m:t>
+              <m:t>​</m:t>
             </m:r>
           </m:e>
           <m:sup>
@@ -20989,7 +20585,7 @@
         <m:sSup>
           <m:e>
             <m:r>
-              <m:t xml:space="preserve"> </m:t>
+              <m:t>​</m:t>
             </m:r>
           </m:e>
           <m:sup>
@@ -21135,7 +20731,7 @@
         <m:sSup>
           <m:e>
             <m:r>
-              <m:t xml:space="preserve"> </m:t>
+              <m:t>​</m:t>
             </m:r>
           </m:e>
           <m:sup>
@@ -21156,7 +20752,7 @@
         <m:sSup>
           <m:e>
             <m:r>
-              <m:t xml:space="preserve"> </m:t>
+              <m:t>​</m:t>
             </m:r>
           </m:e>
           <m:sup>
@@ -21197,7 +20793,7 @@
         <m:sSup>
           <m:e>
             <m:r>
-              <m:t xml:space="preserve"> </m:t>
+              <m:t>​</m:t>
             </m:r>
           </m:e>
           <m:sup>
@@ -21313,14 +20909,12 @@
     </w:p>
     <w:p>
       <w:pPr>
-        <w:pStyle w:val="BodyText"/>
-      </w:pPr>
-      <w:r>
-        <w:rPr>
-          <w:rFonts w:ascii="Times New Roman" w:hAnsi="Times New Roman" w:eastAsia="Times New Roman" w:cs="Times New Roman"/>
-        </w:rPr>
-        <w:t xml:space="preserve">4-1 </w:t>
-      </w:r>
+        <w:numPr>
+          <w:ilvl w:val="0"/>
+          <w:numId w:val="1024"/>
+        </w:numPr>
+        <w:ind w:firstLine="420"/>
+      </w:pPr>
       <w:r>
         <w:rPr>
           <w:rFonts w:hint="eastAsia" w:ascii="Times New Roman" w:hAnsi="Times New Roman" w:eastAsia="FangSong" w:cs="Times New Roman"/>
@@ -21337,7 +20931,7 @@
         <m:sSup>
           <m:e>
             <m:r>
-              <m:t xml:space="preserve"> </m:t>
+              <m:t>​</m:t>
             </m:r>
           </m:e>
           <m:sup>
@@ -21375,7 +20969,7 @@
         <m:sSup>
           <m:e>
             <m:r>
-              <m:t xml:space="preserve"> </m:t>
+              <m:t>​</m:t>
             </m:r>
           </m:e>
           <m:sup>
@@ -21412,14 +21006,12 @@
     </w:p>
     <w:p>
       <w:pPr>
-        <w:pStyle w:val="BodyText"/>
-      </w:pPr>
-      <w:r>
-        <w:rPr>
-          <w:rFonts w:ascii="Times New Roman" w:hAnsi="Times New Roman" w:eastAsia="Times New Roman" w:cs="Times New Roman"/>
-        </w:rPr>
-        <w:t xml:space="preserve">4-2 </w:t>
-      </w:r>
+        <w:numPr>
+          <w:ilvl w:val="0"/>
+          <w:numId w:val="1024"/>
+        </w:numPr>
+        <w:ind w:firstLine="420"/>
+      </w:pPr>
       <w:r>
         <w:rPr>
           <w:rFonts w:hint="eastAsia" w:ascii="Times New Roman" w:hAnsi="Times New Roman" w:eastAsia="FangSong" w:cs="Times New Roman"/>
@@ -21435,14 +21027,12 @@
     </w:p>
     <w:p>
       <w:pPr>
-        <w:pStyle w:val="BodyText"/>
-      </w:pPr>
-      <w:r>
-        <w:rPr>
-          <w:rFonts w:ascii="Times New Roman" w:hAnsi="Times New Roman" w:eastAsia="Times New Roman" w:cs="Times New Roman"/>
-        </w:rPr>
-        <w:t xml:space="preserve">4-3 </w:t>
-      </w:r>
+        <w:numPr>
+          <w:ilvl w:val="0"/>
+          <w:numId w:val="1024"/>
+        </w:numPr>
+        <w:ind w:firstLine="420"/>
+      </w:pPr>
       <w:r>
         <w:rPr>
           <w:rFonts w:hint="eastAsia" w:ascii="Times New Roman" w:hAnsi="Times New Roman" w:eastAsia="FangSong" w:cs="Times New Roman"/>
@@ -21506,14 +21096,12 @@
     </w:p>
     <w:p>
       <w:pPr>
-        <w:pStyle w:val="BodyText"/>
-      </w:pPr>
-      <w:r>
-        <w:rPr>
-          <w:rFonts w:ascii="Times New Roman" w:hAnsi="Times New Roman" w:eastAsia="Times New Roman" w:cs="Times New Roman"/>
-        </w:rPr>
-        <w:t xml:space="preserve">4-4 </w:t>
-      </w:r>
+        <w:numPr>
+          <w:ilvl w:val="0"/>
+          <w:numId w:val="1024"/>
+        </w:numPr>
+        <w:ind w:firstLine="420"/>
+      </w:pPr>
       <w:r>
         <w:rPr>
           <w:rFonts w:hint="eastAsia" w:ascii="Times New Roman" w:hAnsi="Times New Roman" w:eastAsia="FangSong" w:cs="Times New Roman"/>
@@ -21541,14 +21129,12 @@
     </w:p>
     <w:p>
       <w:pPr>
-        <w:pStyle w:val="BodyText"/>
-      </w:pPr>
-      <w:r>
-        <w:rPr>
-          <w:rFonts w:ascii="Times New Roman" w:hAnsi="Times New Roman" w:eastAsia="Times New Roman" w:cs="Times New Roman"/>
-        </w:rPr>
-        <w:t xml:space="preserve">4-5 </w:t>
-      </w:r>
+        <w:numPr>
+          <w:ilvl w:val="0"/>
+          <w:numId w:val="1024"/>
+        </w:numPr>
+        <w:ind w:firstLine="420"/>
+      </w:pPr>
       <w:r>
         <w:rPr>
           <w:rFonts w:hint="eastAsia" w:ascii="Times New Roman" w:hAnsi="Times New Roman" w:eastAsia="FangSong" w:cs="Times New Roman"/>
@@ -21671,43 +21257,13 @@
     </w:p>
     <w:p>
       <w:pPr>
-        <w:spacing w:before="0" w:after="0"/>
-      </w:pPr>
-    </w:p>
-    <w:p>
-      <w:pPr>
-        <w:spacing w:before="0" w:after="0"/>
-      </w:pPr>
-    </w:p>
-    <w:p>
-      <w:pPr>
-        <w:spacing w:before="0" w:after="0"/>
-      </w:pPr>
-    </w:p>
-    <w:p>
-      <w:pPr>
-        <w:spacing w:before="0" w:after="0"/>
-      </w:pPr>
-    </w:p>
-    <w:p>
-      <w:pPr>
-        <w:spacing w:before="0" w:after="0"/>
-      </w:pPr>
-    </w:p>
-    <w:p>
-      <w:pPr>
-        <w:spacing w:before="0" w:after="0"/>
-      </w:pPr>
-    </w:p>
-    <w:p>
-      <w:pPr>
-        <w:spacing w:before="0" w:after="0"/>
-      </w:pPr>
-    </w:p>
-    <w:p>
-      <w:pPr>
-        <w:spacing w:before="0" w:after="0"/>
-      </w:pPr>
+        <w:spacing w:before="160" w:after="80"/>
+      </w:pPr>
+      <w:r>
+        <w:pict>
+          <v:rect style="width:0;height:1.5pt" o:hralign="center" o:hrstd="t" o:hr="t"/>
+        </w:pict>
+      </w:r>
     </w:p>
     <w:p>
       <w:pPr>
@@ -21747,13 +21303,17 @@
     </w:p>
     <w:p>
       <w:pPr>
-        <w:pStyle w:val="FirstParagraph"/>
-      </w:pPr>
-      <w:r>
-        <w:rPr>
-          <w:rFonts w:ascii="Times New Roman" w:hAnsi="Times New Roman" w:eastAsia="Times New Roman" w:cs="Times New Roman"/>
-        </w:rPr>
-        <w:t xml:space="preserve">5-1 2019 </w:t>
+        <w:numPr>
+          <w:ilvl w:val="0"/>
+          <w:numId w:val="1025"/>
+        </w:numPr>
+        <w:ind w:firstLine="420"/>
+      </w:pPr>
+      <w:r>
+        <w:rPr>
+          <w:rFonts w:ascii="Times New Roman" w:hAnsi="Times New Roman" w:eastAsia="Times New Roman" w:cs="Times New Roman"/>
+        </w:rPr>
+        <w:t xml:space="preserve">2019 </w:t>
       </w:r>
       <w:r>
         <w:rPr>
@@ -22118,14 +21678,12 @@
     </w:p>
     <w:p>
       <w:pPr>
-        <w:pStyle w:val="BodyText"/>
-      </w:pPr>
-      <w:r>
-        <w:rPr>
-          <w:rFonts w:ascii="Times New Roman" w:hAnsi="Times New Roman" w:eastAsia="Times New Roman" w:cs="Times New Roman"/>
-        </w:rPr>
-        <w:t xml:space="preserve">5-2 </w:t>
-      </w:r>
+        <w:numPr>
+          <w:ilvl w:val="0"/>
+          <w:numId w:val="1025"/>
+        </w:numPr>
+        <w:ind w:firstLine="420"/>
+      </w:pPr>
       <w:r>
         <w:rPr>
           <w:rFonts w:hint="eastAsia" w:ascii="Times New Roman" w:hAnsi="Times New Roman" w:eastAsia="FangSong" w:cs="Times New Roman"/>
@@ -22198,7 +21756,7 @@
         <m:sSubSup>
           <m:e>
             <m:r>
-              <m:t xml:space="preserve"> </m:t>
+              <m:t>​</m:t>
             </m:r>
           </m:e>
           <m:sub>
@@ -22249,7 +21807,7 @@
         <m:sSubSup>
           <m:e>
             <m:r>
-              <m:t xml:space="preserve"> </m:t>
+              <m:t>​</m:t>
             </m:r>
           </m:e>
           <m:sub>
@@ -22300,7 +21858,7 @@
         <m:sSup>
           <m:e>
             <m:r>
-              <m:t xml:space="preserve"> </m:t>
+              <m:t>​</m:t>
             </m:r>
           </m:e>
           <m:sup>
@@ -22344,7 +21902,7 @@
         <m:sSup>
           <m:e>
             <m:r>
-              <m:t xml:space="preserve"> </m:t>
+              <m:t>​</m:t>
             </m:r>
           </m:e>
           <m:sup>
@@ -22388,7 +21946,7 @@
         <m:sSup>
           <m:e>
             <m:r>
-              <m:t xml:space="preserve"> </m:t>
+              <m:t>​</m:t>
             </m:r>
           </m:e>
           <m:sup>
@@ -22426,7 +21984,7 @@
         <m:sSup>
           <m:e>
             <m:r>
-              <m:t xml:space="preserve"> </m:t>
+              <m:t>​</m:t>
             </m:r>
           </m:e>
           <m:sup>
@@ -22475,43 +22033,13 @@
     </w:p>
     <w:p>
       <w:pPr>
-        <w:spacing w:before="0" w:after="0"/>
-      </w:pPr>
-    </w:p>
-    <w:p>
-      <w:pPr>
-        <w:spacing w:before="0" w:after="0"/>
-      </w:pPr>
-    </w:p>
-    <w:p>
-      <w:pPr>
-        <w:spacing w:before="0" w:after="0"/>
-      </w:pPr>
-    </w:p>
-    <w:p>
-      <w:pPr>
-        <w:spacing w:before="0" w:after="0"/>
-      </w:pPr>
-    </w:p>
-    <w:p>
-      <w:pPr>
-        <w:spacing w:before="0" w:after="0"/>
-      </w:pPr>
-    </w:p>
-    <w:p>
-      <w:pPr>
-        <w:spacing w:before="0" w:after="0"/>
-      </w:pPr>
-    </w:p>
-    <w:p>
-      <w:pPr>
-        <w:spacing w:before="0" w:after="0"/>
-      </w:pPr>
-    </w:p>
-    <w:p>
-      <w:pPr>
-        <w:spacing w:before="0" w:after="0"/>
-      </w:pPr>
+        <w:spacing w:before="160" w:after="80"/>
+      </w:pPr>
+      <w:r>
+        <w:pict>
+          <v:rect style="width:0;height:1.5pt" o:hralign="center" o:hrstd="t" o:hr="t"/>
+        </w:pict>
+      </w:r>
     </w:p>
     <w:p>
       <w:pPr>
@@ -22551,14 +22079,12 @@
     </w:p>
     <w:p>
       <w:pPr>
-        <w:pStyle w:val="FirstParagraph"/>
-      </w:pPr>
-      <w:r>
-        <w:rPr>
-          <w:rFonts w:ascii="Times New Roman" w:hAnsi="Times New Roman" w:eastAsia="Times New Roman" w:cs="Times New Roman"/>
-        </w:rPr>
-        <w:t xml:space="preserve">6-1 </w:t>
-      </w:r>
+        <w:numPr>
+          <w:ilvl w:val="0"/>
+          <w:numId w:val="1026"/>
+        </w:numPr>
+        <w:ind w:firstLine="420"/>
+      </w:pPr>
       <w:r>
         <w:rPr>
           <w:rFonts w:hint="eastAsia" w:ascii="Times New Roman" w:hAnsi="Times New Roman" w:eastAsia="FangSong" w:cs="Times New Roman"/>
@@ -22642,14 +22168,12 @@
     </w:p>
     <w:p>
       <w:pPr>
-        <w:pStyle w:val="BodyText"/>
-      </w:pPr>
-      <w:r>
-        <w:rPr>
-          <w:rFonts w:ascii="Times New Roman" w:hAnsi="Times New Roman" w:eastAsia="Times New Roman" w:cs="Times New Roman"/>
-        </w:rPr>
-        <w:t xml:space="preserve">6-2 </w:t>
-      </w:r>
+        <w:numPr>
+          <w:ilvl w:val="0"/>
+          <w:numId w:val="1026"/>
+        </w:numPr>
+        <w:ind w:firstLine="420"/>
+      </w:pPr>
       <w:r>
         <w:rPr>
           <w:rFonts w:hint="eastAsia" w:ascii="Times New Roman" w:hAnsi="Times New Roman" w:eastAsia="FangSong" w:cs="Times New Roman"/>
@@ -22861,14 +22385,12 @@
     </w:p>
     <w:p>
       <w:pPr>
-        <w:pStyle w:val="BodyText"/>
-      </w:pPr>
-      <w:r>
-        <w:rPr>
-          <w:rFonts w:ascii="Times New Roman" w:hAnsi="Times New Roman" w:eastAsia="Times New Roman" w:cs="Times New Roman"/>
-        </w:rPr>
-        <w:t xml:space="preserve">6-3 </w:t>
-      </w:r>
+        <w:numPr>
+          <w:ilvl w:val="0"/>
+          <w:numId w:val="1026"/>
+        </w:numPr>
+        <w:ind w:firstLine="420"/>
+      </w:pPr>
       <w:r>
         <w:rPr>
           <w:rFonts w:hint="eastAsia" w:ascii="Times New Roman" w:hAnsi="Times New Roman" w:eastAsia="FangSong" w:cs="Times New Roman"/>
@@ -23084,14 +22606,12 @@
     </w:p>
     <w:p>
       <w:pPr>
-        <w:pStyle w:val="BodyText"/>
-      </w:pPr>
-      <w:r>
-        <w:rPr>
-          <w:rFonts w:ascii="Times New Roman" w:hAnsi="Times New Roman" w:eastAsia="Times New Roman" w:cs="Times New Roman"/>
-        </w:rPr>
-        <w:t xml:space="preserve">6-4 </w:t>
-      </w:r>
+        <w:numPr>
+          <w:ilvl w:val="0"/>
+          <w:numId w:val="1026"/>
+        </w:numPr>
+        <w:ind w:firstLine="420"/>
+      </w:pPr>
       <w:r>
         <w:rPr>
           <w:rFonts w:hint="eastAsia" w:ascii="Times New Roman" w:hAnsi="Times New Roman" w:eastAsia="FangSong" w:cs="Times New Roman"/>
@@ -23521,13 +23041,17 @@
     </w:p>
     <w:p>
       <w:pPr>
-        <w:pStyle w:val="BodyText"/>
-      </w:pPr>
-      <w:r>
-        <w:rPr>
-          <w:rFonts w:ascii="Times New Roman" w:hAnsi="Times New Roman" w:eastAsia="Times New Roman" w:cs="Times New Roman"/>
-        </w:rPr>
-        <w:t xml:space="preserve">6-5 1982 </w:t>
+        <w:numPr>
+          <w:ilvl w:val="0"/>
+          <w:numId w:val="1026"/>
+        </w:numPr>
+        <w:ind w:firstLine="420"/>
+      </w:pPr>
+      <w:r>
+        <w:rPr>
+          <w:rFonts w:ascii="Times New Roman" w:hAnsi="Times New Roman" w:eastAsia="Times New Roman" w:cs="Times New Roman"/>
+        </w:rPr>
+        <w:t xml:space="preserve">1982 </w:t>
       </w:r>
       <w:r>
         <w:rPr>
@@ -23553,7 +23077,7 @@
         <m:sSubSup>
           <m:e>
             <m:r>
-              <m:t xml:space="preserve"> </m:t>
+              <m:t>​</m:t>
             </m:r>
           </m:e>
           <m:sub>
@@ -23610,7 +23134,7 @@
         <m:sSubSup>
           <m:e>
             <m:r>
-              <m:t xml:space="preserve"> </m:t>
+              <m:t>​</m:t>
             </m:r>
           </m:e>
           <m:sub>
@@ -23721,7 +23245,7 @@
         <m:sSubSup>
           <m:e>
             <m:r>
-              <m:t xml:space="preserve"> </m:t>
+              <m:t>​</m:t>
             </m:r>
           </m:e>
           <m:sub>
@@ -23778,7 +23302,7 @@
         <m:sSubSup>
           <m:e>
             <m:r>
-              <m:t xml:space="preserve"> </m:t>
+              <m:t>​</m:t>
             </m:r>
           </m:e>
           <m:sub>
@@ -23874,7 +23398,7 @@
     </w:p>
     <w:p>
       <w:pPr>
-        <w:pStyle w:val="BodyText"/>
+        <w:pStyle w:val="FirstParagraph"/>
       </w:pPr>
       <w:r>
         <w:rPr>
@@ -23896,43 +23420,13 @@
     </w:p>
     <w:p>
       <w:pPr>
-        <w:spacing w:before="0" w:after="0"/>
-      </w:pPr>
-    </w:p>
-    <w:p>
-      <w:pPr>
-        <w:spacing w:before="0" w:after="0"/>
-      </w:pPr>
-    </w:p>
-    <w:p>
-      <w:pPr>
-        <w:spacing w:before="0" w:after="0"/>
-      </w:pPr>
-    </w:p>
-    <w:p>
-      <w:pPr>
-        <w:spacing w:before="0" w:after="0"/>
-      </w:pPr>
-    </w:p>
-    <w:p>
-      <w:pPr>
-        <w:spacing w:before="0" w:after="0"/>
-      </w:pPr>
-    </w:p>
-    <w:p>
-      <w:pPr>
-        <w:spacing w:before="0" w:after="0"/>
-      </w:pPr>
-    </w:p>
-    <w:p>
-      <w:pPr>
-        <w:spacing w:before="0" w:after="0"/>
-      </w:pPr>
-    </w:p>
-    <w:p>
-      <w:pPr>
-        <w:spacing w:before="0" w:after="0"/>
-      </w:pPr>
+        <w:spacing w:before="160" w:after="80"/>
+      </w:pPr>
+      <w:r>
+        <w:pict>
+          <v:rect style="width:0;height:1.5pt" o:hralign="center" o:hrstd="t" o:hr="t"/>
+        </w:pict>
+      </w:r>
     </w:p>
     <w:p>
       <w:pPr>
@@ -23972,14 +23466,12 @@
     </w:p>
     <w:p>
       <w:pPr>
-        <w:pStyle w:val="FirstParagraph"/>
-      </w:pPr>
-      <w:r>
-        <w:rPr>
-          <w:rFonts w:ascii="Times New Roman" w:hAnsi="Times New Roman" w:eastAsia="Times New Roman" w:cs="Times New Roman"/>
-        </w:rPr>
-        <w:t xml:space="preserve">6-1 </w:t>
-      </w:r>
+        <w:numPr>
+          <w:ilvl w:val="0"/>
+          <w:numId w:val="1027"/>
+        </w:numPr>
+        <w:ind w:firstLine="420"/>
+      </w:pPr>
       <w:r>
         <w:rPr>
           <w:rFonts w:hint="eastAsia" w:ascii="Times New Roman" w:hAnsi="Times New Roman" w:eastAsia="FangSong" w:cs="Times New Roman"/>
@@ -24247,14 +23739,12 @@
     </w:p>
     <w:p>
       <w:pPr>
-        <w:pStyle w:val="BodyText"/>
-      </w:pPr>
-      <w:r>
-        <w:rPr>
-          <w:rFonts w:ascii="Times New Roman" w:hAnsi="Times New Roman" w:eastAsia="Times New Roman" w:cs="Times New Roman"/>
-        </w:rPr>
-        <w:t xml:space="preserve">6-2 </w:t>
-      </w:r>
+        <w:numPr>
+          <w:ilvl w:val="0"/>
+          <w:numId w:val="1027"/>
+        </w:numPr>
+        <w:ind w:firstLine="420"/>
+      </w:pPr>
       <w:r>
         <w:rPr>
           <w:rFonts w:hint="eastAsia" w:ascii="Times New Roman" w:hAnsi="Times New Roman" w:eastAsia="FangSong" w:cs="Times New Roman"/>
@@ -24420,43 +23910,13 @@
     </w:p>
     <w:p>
       <w:pPr>
-        <w:spacing w:before="0" w:after="0"/>
-      </w:pPr>
-    </w:p>
-    <w:p>
-      <w:pPr>
-        <w:spacing w:before="0" w:after="0"/>
-      </w:pPr>
-    </w:p>
-    <w:p>
-      <w:pPr>
-        <w:spacing w:before="0" w:after="0"/>
-      </w:pPr>
-    </w:p>
-    <w:p>
-      <w:pPr>
-        <w:spacing w:before="0" w:after="0"/>
-      </w:pPr>
-    </w:p>
-    <w:p>
-      <w:pPr>
-        <w:spacing w:before="0" w:after="0"/>
-      </w:pPr>
-    </w:p>
-    <w:p>
-      <w:pPr>
-        <w:spacing w:before="0" w:after="0"/>
-      </w:pPr>
-    </w:p>
-    <w:p>
-      <w:pPr>
-        <w:spacing w:before="0" w:after="0"/>
-      </w:pPr>
-    </w:p>
-    <w:p>
-      <w:pPr>
-        <w:spacing w:before="0" w:after="0"/>
-      </w:pPr>
+        <w:spacing w:before="160" w:after="80"/>
+      </w:pPr>
+      <w:r>
+        <w:pict>
+          <v:rect style="width:0;height:1.5pt" o:hralign="center" o:hrstd="t" o:hr="t"/>
+        </w:pict>
+      </w:r>
     </w:p>
     <w:p>
       <w:pPr>
@@ -24498,6 +23958,7 @@
       <w:pPr>
         <w:pStyle w:val="FirstParagraph"/>
         <w:spacing w:after="80"/>
+        <w:ind w:firstLine="420"/>
       </w:pPr>
       <w:r>
         <w:rPr>
@@ -24553,15 +24014,16 @@
         <w:tblStyle w:val="Table"/>
         <w:tblW w:type="pct" w:w="5000"/>
         <w:tblLayout w:type="fixed"/>
+        <w:tblLook w:firstRow="1" w:lastRow="0" w:firstColumn="0" w:lastColumn="0" w:noHBand="0" w:noVBand="0" w:val="0020"/>
+        <w:jc w:val="center"/>
         <w:tblBorders>
-          <w:top w:val="single" w:sz="12" w:space="0" w:color="000000"/>
-          <w:left w:val="none" w:sz="0" w:space="0" w:color="auto"/>
-          <w:bottom w:val="single" w:sz="12" w:space="0" w:color="000000"/>
-          <w:right w:val="none" w:sz="0" w:space="0" w:color="auto"/>
-          <w:insideH w:val="none" w:sz="0" w:space="0" w:color="auto"/>
-          <w:insideV w:val="none" w:sz="0" w:space="0" w:color="auto"/>
+          <w:top w:val="single" w:sz="12" w:space="0" w:color="333333"/>
+          <w:bottom w:val="single" w:sz="12" w:space="0" w:color="333333"/>
+          <w:left w:val="none"/>
+          <w:right w:val="none"/>
+          <w:insideH w:val="none"/>
+          <w:insideV w:val="none"/>
         </w:tblBorders>
-        <w:tblLook w:firstRow="1" w:lastRow="0" w:firstColumn="0" w:lastColumn="0" w:noHBand="0" w:noVBand="0" w:val="0020"/>
       </w:tblPr>
       <w:tblGrid>
         <w:gridCol w:w="719"/>
@@ -24583,7 +24045,7 @@
         <w:tc>
           <w:tcPr>
             <w:tcBorders>
-              <w:bottom w:val="single" w:sz="8" w:space="0" w:color="000000"/>
+              <w:bottom w:val="single" w:sz="6" w:space="0" w:color="333333"/>
             </w:tcBorders>
           </w:tcPr>
           <w:p>
@@ -24603,7 +24065,7 @@
         <w:tc>
           <w:tcPr>
             <w:tcBorders>
-              <w:bottom w:val="single" w:sz="8" w:space="0" w:color="000000"/>
+              <w:bottom w:val="single" w:sz="6" w:space="0" w:color="333333"/>
             </w:tcBorders>
           </w:tcPr>
           <w:p>
@@ -24623,7 +24085,7 @@
         <w:tc>
           <w:tcPr>
             <w:tcBorders>
-              <w:bottom w:val="single" w:sz="8" w:space="0" w:color="000000"/>
+              <w:bottom w:val="single" w:sz="6" w:space="0" w:color="333333"/>
             </w:tcBorders>
           </w:tcPr>
           <w:p>
@@ -24643,7 +24105,7 @@
         <w:tc>
           <w:tcPr>
             <w:tcBorders>
-              <w:bottom w:val="single" w:sz="8" w:space="0" w:color="000000"/>
+              <w:bottom w:val="single" w:sz="6" w:space="0" w:color="333333"/>
             </w:tcBorders>
           </w:tcPr>
           <w:p>
@@ -24663,7 +24125,7 @@
         <w:tc>
           <w:tcPr>
             <w:tcBorders>
-              <w:bottom w:val="single" w:sz="8" w:space="0" w:color="000000"/>
+              <w:bottom w:val="single" w:sz="6" w:space="0" w:color="333333"/>
             </w:tcBorders>
           </w:tcPr>
           <w:p>
@@ -24683,7 +24145,7 @@
         <w:tc>
           <w:tcPr>
             <w:tcBorders>
-              <w:bottom w:val="single" w:sz="8" w:space="0" w:color="000000"/>
+              <w:bottom w:val="single" w:sz="6" w:space="0" w:color="333333"/>
             </w:tcBorders>
           </w:tcPr>
           <w:p>
@@ -24703,7 +24165,7 @@
         <w:tc>
           <w:tcPr>
             <w:tcBorders>
-              <w:bottom w:val="single" w:sz="8" w:space="0" w:color="000000"/>
+              <w:bottom w:val="single" w:sz="6" w:space="0" w:color="333333"/>
             </w:tcBorders>
           </w:tcPr>
           <w:p>
@@ -24723,7 +24185,7 @@
         <w:tc>
           <w:tcPr>
             <w:tcBorders>
-              <w:bottom w:val="single" w:sz="8" w:space="0" w:color="000000"/>
+              <w:bottom w:val="single" w:sz="6" w:space="0" w:color="333333"/>
             </w:tcBorders>
           </w:tcPr>
           <w:p>
@@ -24743,7 +24205,7 @@
         <w:tc>
           <w:tcPr>
             <w:tcBorders>
-              <w:bottom w:val="single" w:sz="8" w:space="0" w:color="000000"/>
+              <w:bottom w:val="single" w:sz="6" w:space="0" w:color="333333"/>
             </w:tcBorders>
           </w:tcPr>
           <w:p>
@@ -24763,7 +24225,7 @@
         <w:tc>
           <w:tcPr>
             <w:tcBorders>
-              <w:bottom w:val="single" w:sz="8" w:space="0" w:color="000000"/>
+              <w:bottom w:val="single" w:sz="6" w:space="0" w:color="333333"/>
             </w:tcBorders>
           </w:tcPr>
           <w:p>
@@ -24783,7 +24245,7 @@
         <w:tc>
           <w:tcPr>
             <w:tcBorders>
-              <w:bottom w:val="single" w:sz="8" w:space="0" w:color="000000"/>
+              <w:bottom w:val="single" w:sz="6" w:space="0" w:color="333333"/>
             </w:tcBorders>
           </w:tcPr>
           <w:p>
@@ -25706,6 +25168,7 @@
       <w:pPr>
         <w:pStyle w:val="BodyText"/>
         <w:spacing w:before="120"/>
+        <w:ind w:firstLine="420"/>
       </w:pPr>
       <w:r>
         <w:rPr>
@@ -25758,43 +25221,13 @@
     </w:p>
     <w:p>
       <w:pPr>
-        <w:spacing w:before="0" w:after="0"/>
-      </w:pPr>
-    </w:p>
-    <w:p>
-      <w:pPr>
-        <w:spacing w:before="0" w:after="0"/>
-      </w:pPr>
-    </w:p>
-    <w:p>
-      <w:pPr>
-        <w:spacing w:before="0" w:after="0"/>
-      </w:pPr>
-    </w:p>
-    <w:p>
-      <w:pPr>
-        <w:spacing w:before="0" w:after="0"/>
-      </w:pPr>
-    </w:p>
-    <w:p>
-      <w:pPr>
-        <w:spacing w:before="0" w:after="0"/>
-      </w:pPr>
-    </w:p>
-    <w:p>
-      <w:pPr>
-        <w:spacing w:before="0" w:after="0"/>
-      </w:pPr>
-    </w:p>
-    <w:p>
-      <w:pPr>
-        <w:spacing w:before="0" w:after="0"/>
-      </w:pPr>
-    </w:p>
-    <w:p>
-      <w:pPr>
-        <w:spacing w:before="0" w:after="0"/>
-      </w:pPr>
+        <w:spacing w:before="160" w:after="80"/>
+      </w:pPr>
+      <w:r>
+        <w:pict>
+          <v:rect style="width:0;height:1.5pt" o:hralign="center" o:hrstd="t" o:hr="t"/>
+        </w:pict>
+      </w:r>
     </w:p>
     <w:p>
       <w:pPr>
@@ -25835,6 +25268,7 @@
     <w:p>
       <w:pPr>
         <w:pStyle w:val="FirstParagraph"/>
+        <w:ind w:firstLine="420"/>
       </w:pPr>
       <w:r>
         <w:rPr>
@@ -25870,6 +25304,7 @@
     <w:p>
       <w:pPr>
         <w:pStyle w:val="BodyText"/>
+        <w:ind w:firstLine="420"/>
       </w:pPr>
       <w:r>
         <w:rPr>
@@ -26362,6 +25797,7 @@
     <w:p>
       <w:pPr>
         <w:pStyle w:val="BodyText"/>
+        <w:ind w:firstLine="420"/>
       </w:pPr>
       <w:r>
         <w:rPr>
@@ -26454,7 +25890,7 @@
         </w:rPr>
         <w:drawing>
           <wp:inline>
-            <wp:extent cx="3240000" cy="2843887"/>
+            <wp:extent cx="3240000" cy="2875500"/>
             <wp:effectExtent b="0" l="0" r="0" t="0"/>
             <wp:docPr descr="" title="" id="63" name="Picture"/>
             <a:graphic>
@@ -26475,7 +25911,7 @@
                   <pic:spPr bwMode="auto">
                     <a:xfrm>
                       <a:off x="0" y="0"/>
-                      <a:ext cx="3240000" cy="2843887"/>
+                      <a:ext cx="3240000" cy="2875500"/>
                     </a:xfrm>
                     <a:prstGeom prst="rect">
                       <a:avLst/>
@@ -26497,6 +25933,7 @@
     <w:p>
       <w:pPr>
         <w:pStyle w:val="BodyText"/>
+        <w:ind w:firstLine="420"/>
       </w:pPr>
       <w:r>
         <w:rPr>
@@ -26514,7 +25951,7 @@
         <m:sSub>
           <m:e>
             <m:r>
-              <m:t xml:space="preserve"> </m:t>
+              <m:t>​</m:t>
             </m:r>
           </m:e>
           <m:sub>
@@ -26558,12 +25995,13 @@
     <w:p>
       <w:pPr>
         <w:pStyle w:val="BodyText"/>
+        <w:ind w:firstLine="420"/>
       </w:pPr>
       <m:oMath>
         <m:sSub>
           <m:e>
             <m:r>
-              <m:t xml:space="preserve"> </m:t>
+              <m:t>​</m:t>
             </m:r>
           </m:e>
           <m:sub>
@@ -26607,6 +26045,7 @@
     <w:p>
       <w:pPr>
         <w:pStyle w:val="BodyText"/>
+        <w:ind w:firstLine="420"/>
       </w:pPr>
       <w:r>
         <w:rPr>
@@ -26625,8 +26064,9 @@
       <w:pPr>
         <w:numPr>
           <w:ilvl w:val="0"/>
-          <w:numId w:val="1012"/>
+          <w:numId w:val="1028"/>
         </w:numPr>
+        <w:ind w:firstLine="420"/>
       </w:pPr>
       <w:r>
         <w:rPr>
@@ -26644,7 +26084,7 @@
         <m:sSub>
           <m:e>
             <m:r>
-              <m:t xml:space="preserve"> </m:t>
+              <m:t>​</m:t>
             </m:r>
           </m:e>
           <m:sub>
@@ -26701,8 +26141,9 @@
       <w:pPr>
         <w:numPr>
           <w:ilvl w:val="0"/>
-          <w:numId w:val="1012"/>
+          <w:numId w:val="1028"/>
         </w:numPr>
+        <w:ind w:firstLine="420"/>
       </w:pPr>
       <w:r>
         <w:rPr>
@@ -26720,7 +26161,7 @@
         <m:sSub>
           <m:e>
             <m:r>
-              <m:t xml:space="preserve"> </m:t>
+              <m:t>​</m:t>
             </m:r>
           </m:e>
           <m:sub>
@@ -26752,7 +26193,7 @@
         <m:sSub>
           <m:e>
             <m:r>
-              <m:t xml:space="preserve"> </m:t>
+              <m:t>​</m:t>
             </m:r>
           </m:e>
           <m:sub>
@@ -26784,7 +26225,7 @@
         <m:sSub>
           <m:e>
             <m:r>
-              <m:t xml:space="preserve"> </m:t>
+              <m:t>​</m:t>
             </m:r>
           </m:e>
           <m:sub>
@@ -26841,8 +26282,9 @@
       <w:pPr>
         <w:numPr>
           <w:ilvl w:val="0"/>
-          <w:numId w:val="1012"/>
+          <w:numId w:val="1028"/>
         </w:numPr>
+        <w:ind w:firstLine="420"/>
       </w:pPr>
       <w:r>
         <w:rPr>
@@ -26860,7 +26302,7 @@
         <m:sSub>
           <m:e>
             <m:r>
-              <m:t xml:space="preserve"> </m:t>
+              <m:t>​</m:t>
             </m:r>
           </m:e>
           <m:sub>
@@ -26917,8 +26359,9 @@
       <w:pPr>
         <w:numPr>
           <w:ilvl w:val="0"/>
-          <w:numId w:val="1012"/>
+          <w:numId w:val="1028"/>
         </w:numPr>
+        <w:ind w:firstLine="420"/>
       </w:pPr>
       <w:r>
         <w:rPr>
@@ -26960,7 +26403,7 @@
         <m:sSub>
           <m:e>
             <m:r>
-              <m:t xml:space="preserve"> </m:t>
+              <m:t>​</m:t>
             </m:r>
           </m:e>
           <m:sub>
@@ -27003,43 +26446,13 @@
     </w:p>
     <w:p>
       <w:pPr>
-        <w:spacing w:before="0" w:after="0"/>
-      </w:pPr>
-    </w:p>
-    <w:p>
-      <w:pPr>
-        <w:spacing w:before="0" w:after="0"/>
-      </w:pPr>
-    </w:p>
-    <w:p>
-      <w:pPr>
-        <w:spacing w:before="0" w:after="0"/>
-      </w:pPr>
-    </w:p>
-    <w:p>
-      <w:pPr>
-        <w:spacing w:before="0" w:after="0"/>
-      </w:pPr>
-    </w:p>
-    <w:p>
-      <w:pPr>
-        <w:spacing w:before="0" w:after="0"/>
-      </w:pPr>
-    </w:p>
-    <w:p>
-      <w:pPr>
-        <w:spacing w:before="0" w:after="0"/>
-      </w:pPr>
-    </w:p>
-    <w:p>
-      <w:pPr>
-        <w:spacing w:before="0" w:after="0"/>
-      </w:pPr>
-    </w:p>
-    <w:p>
-      <w:pPr>
-        <w:spacing w:before="0" w:after="0"/>
-      </w:pPr>
+        <w:spacing w:before="160" w:after="80"/>
+      </w:pPr>
+      <w:r>
+        <w:pict>
+          <v:rect style="width:0;height:1.5pt" o:hralign="center" o:hrstd="t" o:hr="t"/>
+        </w:pict>
+      </w:r>
     </w:p>
     <w:p>
       <w:pPr>
@@ -27080,6 +26493,7 @@
     <w:p>
       <w:pPr>
         <w:pStyle w:val="FirstParagraph"/>
+        <w:ind w:firstLine="420"/>
       </w:pPr>
       <w:r>
         <w:rPr>
@@ -27140,6 +26554,7 @@
       <w:pPr>
         <w:pStyle w:val="BodyText"/>
         <w:spacing w:after="80"/>
+        <w:ind w:firstLine="420"/>
       </w:pPr>
       <w:r>
         <w:rPr>
@@ -27162,15 +26577,16 @@
       <w:tblPr>
         <w:tblStyle w:val="Table"/>
         <w:tblW w:type="auto" w:w="0"/>
+        <w:tblLook w:firstRow="1" w:lastRow="0" w:firstColumn="0" w:lastColumn="0" w:noHBand="0" w:noVBand="0" w:val="0020"/>
+        <w:jc w:val="center"/>
         <w:tblBorders>
-          <w:top w:val="single" w:sz="12" w:space="0" w:color="000000"/>
-          <w:left w:val="none" w:sz="0" w:space="0" w:color="auto"/>
-          <w:bottom w:val="single" w:sz="12" w:space="0" w:color="000000"/>
-          <w:right w:val="none" w:sz="0" w:space="0" w:color="auto"/>
-          <w:insideH w:val="none" w:sz="0" w:space="0" w:color="auto"/>
-          <w:insideV w:val="none" w:sz="0" w:space="0" w:color="auto"/>
+          <w:top w:val="single" w:sz="12" w:space="0" w:color="333333"/>
+          <w:bottom w:val="single" w:sz="12" w:space="0" w:color="333333"/>
+          <w:left w:val="none"/>
+          <w:right w:val="none"/>
+          <w:insideH w:val="none"/>
+          <w:insideV w:val="none"/>
         </w:tblBorders>
-        <w:tblLook w:firstRow="1" w:lastRow="0" w:firstColumn="0" w:lastColumn="0" w:noHBand="0" w:noVBand="0" w:val="0020"/>
       </w:tblPr>
       <w:tblGrid>
         <w:gridCol w:w="1980"/>
@@ -27185,7 +26601,7 @@
         <w:tc>
           <w:tcPr>
             <w:tcBorders>
-              <w:bottom w:val="single" w:sz="8" w:space="0" w:color="000000"/>
+              <w:bottom w:val="single" w:sz="6" w:space="0" w:color="333333"/>
             </w:tcBorders>
           </w:tcPr>
           <w:p>
@@ -27212,7 +26628,7 @@
         <w:tc>
           <w:tcPr>
             <w:tcBorders>
-              <w:bottom w:val="single" w:sz="8" w:space="0" w:color="000000"/>
+              <w:bottom w:val="single" w:sz="6" w:space="0" w:color="333333"/>
             </w:tcBorders>
           </w:tcPr>
           <w:p>
@@ -27225,7 +26641,7 @@
         <w:tc>
           <w:tcPr>
             <w:tcBorders>
-              <w:bottom w:val="single" w:sz="8" w:space="0" w:color="000000"/>
+              <w:bottom w:val="single" w:sz="6" w:space="0" w:color="333333"/>
             </w:tcBorders>
           </w:tcPr>
           <w:p>
@@ -27252,7 +26668,7 @@
         <w:tc>
           <w:tcPr>
             <w:tcBorders>
-              <w:bottom w:val="single" w:sz="8" w:space="0" w:color="000000"/>
+              <w:bottom w:val="single" w:sz="6" w:space="0" w:color="333333"/>
             </w:tcBorders>
           </w:tcPr>
           <w:p>
@@ -27604,6 +27020,7 @@
       <w:pPr>
         <w:pStyle w:val="BodyText"/>
         <w:spacing w:before="120"/>
+        <w:ind w:firstLine="420"/>
       </w:pPr>
       <w:r>
         <w:rPr>
@@ -27692,7 +27109,7 @@
         </w:rPr>
         <w:drawing>
           <wp:inline>
-            <wp:extent cx="1799999" cy="1325274"/>
+            <wp:extent cx="1800000" cy="1325274"/>
             <wp:effectExtent b="0" l="0" r="0" t="0"/>
             <wp:docPr descr="" title="" id="67" name="Picture"/>
             <a:graphic>
@@ -27713,7 +27130,7 @@
                   <pic:spPr bwMode="auto">
                     <a:xfrm>
                       <a:off x="0" y="0"/>
-                      <a:ext cx="1799999" cy="1325274"/>
+                      <a:ext cx="1800000" cy="1325274"/>
                     </a:xfrm>
                     <a:prstGeom prst="rect">
                       <a:avLst/>
@@ -27744,7 +27161,7 @@
         </w:rPr>
         <w:drawing>
           <wp:inline>
-            <wp:extent cx="1799999" cy="1377777"/>
+            <wp:extent cx="1800000" cy="1377777"/>
             <wp:effectExtent b="0" l="0" r="0" t="0"/>
             <wp:docPr descr="" title="" id="70" name="Picture"/>
             <a:graphic>
@@ -27765,7 +27182,7 @@
                   <pic:spPr bwMode="auto">
                     <a:xfrm>
                       <a:off x="0" y="0"/>
-                      <a:ext cx="1799999" cy="1377777"/>
+                      <a:ext cx="1800000" cy="1377777"/>
                     </a:xfrm>
                     <a:prstGeom prst="rect">
                       <a:avLst/>
@@ -27787,6 +27204,7 @@
     <w:p>
       <w:pPr>
         <w:pStyle w:val="BodyText"/>
+        <w:ind w:firstLine="420"/>
       </w:pPr>
       <w:r>
         <w:rPr>
@@ -27833,6 +27251,7 @@
     <w:p>
       <w:pPr>
         <w:pStyle w:val="BodyText"/>
+        <w:ind w:firstLine="420"/>
       </w:pPr>
       <w:r>
         <w:rPr>
@@ -28099,6 +27518,7 @@
     <w:p>
       <w:pPr>
         <w:pStyle w:val="BodyText"/>
+        <w:ind w:firstLine="420"/>
       </w:pPr>
       <w:r>
         <w:rPr>
@@ -28117,8 +27537,9 @@
       <w:pPr>
         <w:numPr>
           <w:ilvl w:val="0"/>
-          <w:numId w:val="1013"/>
+          <w:numId w:val="1029"/>
         </w:numPr>
+        <w:ind w:firstLine="420"/>
       </w:pPr>
       <w:r>
         <w:rPr>
@@ -28181,8 +27602,9 @@
       <w:pPr>
         <w:numPr>
           <w:ilvl w:val="0"/>
-          <w:numId w:val="1013"/>
+          <w:numId w:val="1029"/>
         </w:numPr>
+        <w:ind w:firstLine="420"/>
       </w:pPr>
       <w:r>
         <w:rPr>
@@ -28225,8 +27647,9 @@
       <w:pPr>
         <w:numPr>
           <w:ilvl w:val="0"/>
-          <w:numId w:val="1013"/>
+          <w:numId w:val="1029"/>
         </w:numPr>
+        <w:ind w:firstLine="420"/>
       </w:pPr>
       <w:r>
         <w:rPr>
@@ -28457,8 +27880,9 @@
       <w:pPr>
         <w:numPr>
           <w:ilvl w:val="0"/>
-          <w:numId w:val="1013"/>
+          <w:numId w:val="1029"/>
         </w:numPr>
+        <w:ind w:firstLine="420"/>
       </w:pPr>
       <w:r>
         <w:rPr>
@@ -28519,43 +27943,13 @@
     </w:p>
     <w:p>
       <w:pPr>
-        <w:spacing w:before="0" w:after="0"/>
-      </w:pPr>
-    </w:p>
-    <w:p>
-      <w:pPr>
-        <w:spacing w:before="0" w:after="0"/>
-      </w:pPr>
-    </w:p>
-    <w:p>
-      <w:pPr>
-        <w:spacing w:before="0" w:after="0"/>
-      </w:pPr>
-    </w:p>
-    <w:p>
-      <w:pPr>
-        <w:spacing w:before="0" w:after="0"/>
-      </w:pPr>
-    </w:p>
-    <w:p>
-      <w:pPr>
-        <w:spacing w:before="0" w:after="0"/>
-      </w:pPr>
-    </w:p>
-    <w:p>
-      <w:pPr>
-        <w:spacing w:before="0" w:after="0"/>
-      </w:pPr>
-    </w:p>
-    <w:p>
-      <w:pPr>
-        <w:spacing w:before="0" w:after="0"/>
-      </w:pPr>
-    </w:p>
-    <w:p>
-      <w:pPr>
-        <w:spacing w:before="0" w:after="0"/>
-      </w:pPr>
+        <w:spacing w:before="160" w:after="80"/>
+      </w:pPr>
+      <w:r>
+        <w:pict>
+          <v:rect style="width:0;height:1.5pt" o:hralign="center" o:hrstd="t" o:hr="t"/>
+        </w:pict>
+      </w:r>
     </w:p>
     <w:p>
       <w:pPr>
@@ -28597,6 +27991,7 @@
       <w:pPr>
         <w:pStyle w:val="FirstParagraph"/>
         <w:spacing w:after="80"/>
+        <w:ind w:firstLine="420"/>
       </w:pPr>
       <w:r>
         <w:rPr>
@@ -28682,15 +28077,16 @@
         <w:tblStyle w:val="Table"/>
         <w:tblW w:type="pct" w:w="5000"/>
         <w:tblLayout w:type="fixed"/>
+        <w:tblLook w:firstRow="1" w:lastRow="0" w:firstColumn="0" w:lastColumn="0" w:noHBand="0" w:noVBand="0" w:val="0020"/>
+        <w:jc w:val="center"/>
         <w:tblBorders>
-          <w:top w:val="single" w:sz="12" w:space="0" w:color="000000"/>
-          <w:left w:val="none" w:sz="0" w:space="0" w:color="auto"/>
-          <w:bottom w:val="single" w:sz="12" w:space="0" w:color="000000"/>
-          <w:right w:val="none" w:sz="0" w:space="0" w:color="auto"/>
-          <w:insideH w:val="none" w:sz="0" w:space="0" w:color="auto"/>
-          <w:insideV w:val="none" w:sz="0" w:space="0" w:color="auto"/>
+          <w:top w:val="single" w:sz="12" w:space="0" w:color="333333"/>
+          <w:bottom w:val="single" w:sz="12" w:space="0" w:color="333333"/>
+          <w:left w:val="none"/>
+          <w:right w:val="none"/>
+          <w:insideH w:val="none"/>
+          <w:insideV w:val="none"/>
         </w:tblBorders>
-        <w:tblLook w:firstRow="1" w:lastRow="0" w:firstColumn="0" w:lastColumn="0" w:noHBand="0" w:noVBand="0" w:val="0020"/>
       </w:tblPr>
       <w:tblGrid>
         <w:gridCol w:w="990"/>
@@ -28709,7 +28105,7 @@
         <w:tc>
           <w:tcPr>
             <w:tcBorders>
-              <w:bottom w:val="single" w:sz="8" w:space="0" w:color="000000"/>
+              <w:bottom w:val="single" w:sz="6" w:space="0" w:color="333333"/>
             </w:tcBorders>
           </w:tcPr>
           <w:p>
@@ -28736,7 +28132,7 @@
         <w:tc>
           <w:tcPr>
             <w:tcBorders>
-              <w:bottom w:val="single" w:sz="8" w:space="0" w:color="000000"/>
+              <w:bottom w:val="single" w:sz="6" w:space="0" w:color="333333"/>
             </w:tcBorders>
           </w:tcPr>
           <w:p>
@@ -28756,7 +28152,7 @@
         <w:tc>
           <w:tcPr>
             <w:tcBorders>
-              <w:bottom w:val="single" w:sz="8" w:space="0" w:color="000000"/>
+              <w:bottom w:val="single" w:sz="6" w:space="0" w:color="333333"/>
             </w:tcBorders>
           </w:tcPr>
           <w:p>
@@ -28776,7 +28172,7 @@
         <w:tc>
           <w:tcPr>
             <w:tcBorders>
-              <w:bottom w:val="single" w:sz="8" w:space="0" w:color="000000"/>
+              <w:bottom w:val="single" w:sz="6" w:space="0" w:color="333333"/>
             </w:tcBorders>
           </w:tcPr>
           <w:p>
@@ -28796,7 +28192,7 @@
         <w:tc>
           <w:tcPr>
             <w:tcBorders>
-              <w:bottom w:val="single" w:sz="8" w:space="0" w:color="000000"/>
+              <w:bottom w:val="single" w:sz="6" w:space="0" w:color="333333"/>
             </w:tcBorders>
           </w:tcPr>
           <w:p>
@@ -28816,7 +28212,7 @@
         <w:tc>
           <w:tcPr>
             <w:tcBorders>
-              <w:bottom w:val="single" w:sz="8" w:space="0" w:color="000000"/>
+              <w:bottom w:val="single" w:sz="6" w:space="0" w:color="333333"/>
             </w:tcBorders>
           </w:tcPr>
           <w:p>
@@ -28836,7 +28232,7 @@
         <w:tc>
           <w:tcPr>
             <w:tcBorders>
-              <w:bottom w:val="single" w:sz="8" w:space="0" w:color="000000"/>
+              <w:bottom w:val="single" w:sz="6" w:space="0" w:color="333333"/>
             </w:tcBorders>
           </w:tcPr>
           <w:p>
@@ -28856,7 +28252,7 @@
         <w:tc>
           <w:tcPr>
             <w:tcBorders>
-              <w:bottom w:val="single" w:sz="8" w:space="0" w:color="000000"/>
+              <w:bottom w:val="single" w:sz="6" w:space="0" w:color="333333"/>
             </w:tcBorders>
           </w:tcPr>
           <w:p>
@@ -29141,43 +28537,13 @@
     </w:tbl>
     <w:p>
       <w:pPr>
-        <w:spacing w:before="0" w:after="0"/>
-      </w:pPr>
-    </w:p>
-    <w:p>
-      <w:pPr>
-        <w:spacing w:before="0" w:after="0"/>
-      </w:pPr>
-    </w:p>
-    <w:p>
-      <w:pPr>
-        <w:spacing w:before="0" w:after="0"/>
-      </w:pPr>
-    </w:p>
-    <w:p>
-      <w:pPr>
-        <w:spacing w:before="0" w:after="0"/>
-      </w:pPr>
-    </w:p>
-    <w:p>
-      <w:pPr>
-        <w:spacing w:before="0" w:after="0"/>
-      </w:pPr>
-    </w:p>
-    <w:p>
-      <w:pPr>
-        <w:spacing w:before="0" w:after="0"/>
-      </w:pPr>
-    </w:p>
-    <w:p>
-      <w:pPr>
-        <w:spacing w:before="0" w:after="0"/>
-      </w:pPr>
-    </w:p>
-    <w:p>
-      <w:pPr>
-        <w:spacing w:before="0" w:after="0"/>
-      </w:pPr>
+        <w:spacing w:before="160" w:after="80"/>
+      </w:pPr>
+      <w:r>
+        <w:pict>
+          <v:rect style="width:0;height:1.5pt" o:hralign="center" o:hrstd="t" o:hr="t"/>
+        </w:pict>
+      </w:r>
     </w:p>
     <w:p>
       <w:pPr>
@@ -29218,6 +28584,7 @@
     <w:p>
       <w:pPr>
         <w:pStyle w:val="FirstParagraph"/>
+        <w:ind w:firstLine="420"/>
       </w:pPr>
       <w:r>
         <w:rPr>
@@ -29236,8 +28603,9 @@
       <w:pPr>
         <w:numPr>
           <w:ilvl w:val="0"/>
-          <w:numId w:val="1014"/>
+          <w:numId w:val="1030"/>
         </w:numPr>
+        <w:ind w:firstLine="420"/>
       </w:pPr>
       <w:r>
         <w:rPr>
@@ -29268,8 +28636,9 @@
       <w:pPr>
         <w:numPr>
           <w:ilvl w:val="0"/>
-          <w:numId w:val="1014"/>
+          <w:numId w:val="1030"/>
         </w:numPr>
+        <w:ind w:firstLine="420"/>
       </w:pPr>
       <w:r>
         <w:rPr>
@@ -29311,6 +28680,7 @@
     <w:p>
       <w:pPr>
         <w:pStyle w:val="FirstParagraph"/>
+        <w:ind w:firstLine="420"/>
       </w:pPr>
       <w:r>
         <w:rPr>
@@ -29417,28 +28787,13 @@
     </w:p>
     <w:p>
       <w:pPr>
-        <w:spacing w:before="0" w:after="0"/>
-      </w:pPr>
-    </w:p>
-    <w:p>
-      <w:pPr>
-        <w:spacing w:before="0" w:after="0"/>
-      </w:pPr>
-    </w:p>
-    <w:p>
-      <w:pPr>
-        <w:spacing w:before="0" w:after="0"/>
-      </w:pPr>
-    </w:p>
-    <w:p>
-      <w:pPr>
-        <w:spacing w:before="0" w:after="0"/>
-      </w:pPr>
-    </w:p>
-    <w:p>
-      <w:pPr>
-        <w:spacing w:before="0" w:after="0"/>
-      </w:pPr>
+        <w:spacing w:before="160" w:after="80"/>
+      </w:pPr>
+      <w:r>
+        <w:pict>
+          <v:rect style="width:0;height:1.5pt" o:hralign="center" o:hrstd="t" o:hr="t"/>
+        </w:pict>
+      </w:r>
     </w:p>
     <w:p>
       <w:pPr>
@@ -29479,6 +28834,7 @@
     <w:p>
       <w:pPr>
         <w:pStyle w:val="FirstParagraph"/>
+        <w:ind w:firstLine="420"/>
       </w:pPr>
       <w:r>
         <w:rPr>
@@ -29496,6 +28852,7 @@
     <w:p>
       <w:pPr>
         <w:pStyle w:val="BodyText"/>
+        <w:ind w:firstLine="420"/>
       </w:pPr>
       <w:r>
         <w:rPr>
@@ -29585,6 +28942,7 @@
     <w:p>
       <w:pPr>
         <w:pStyle w:val="BodyText"/>
+        <w:ind w:firstLine="420"/>
       </w:pPr>
       <w:r>
         <w:rPr>
@@ -29734,6 +29092,7 @@
     <w:p>
       <w:pPr>
         <w:pStyle w:val="BodyText"/>
+        <w:ind w:firstLine="420"/>
       </w:pPr>
       <w:r>
         <w:rPr>
@@ -29853,6 +29212,7 @@
     <w:p>
       <w:pPr>
         <w:pStyle w:val="BodyText"/>
+        <w:ind w:firstLine="420"/>
       </w:pPr>
       <w:r>
         <w:rPr>
@@ -29960,6 +29320,7 @@
     <w:p>
       <w:pPr>
         <w:pStyle w:val="BodyText"/>
+        <w:ind w:firstLine="420"/>
       </w:pPr>
       <w:r>
         <w:rPr>
@@ -30049,6 +29410,7 @@
     <w:p>
       <w:pPr>
         <w:pStyle w:val="BodyText"/>
+        <w:ind w:firstLine="420"/>
       </w:pPr>
       <w:r>
         <w:rPr>
@@ -30216,6 +29578,7 @@
     <w:p>
       <w:pPr>
         <w:pStyle w:val="BodyText"/>
+        <w:ind w:firstLine="420"/>
       </w:pPr>
       <w:r>
         <w:rPr>
@@ -30311,6 +29674,7 @@
     <w:p>
       <w:pPr>
         <w:pStyle w:val="BodyText"/>
+        <w:ind w:firstLine="420"/>
       </w:pPr>
       <w:r>
         <w:rPr>
@@ -30358,6 +29722,7 @@
     <w:p>
       <w:pPr>
         <w:pStyle w:val="BodyText"/>
+        <w:ind w:firstLine="420"/>
       </w:pPr>
       <w:r>
         <w:rPr>
@@ -30459,6 +29824,7 @@
     <w:p>
       <w:pPr>
         <w:pStyle w:val="BodyText"/>
+        <w:ind w:firstLine="420"/>
       </w:pPr>
       <w:r>
         <w:rPr>
@@ -30536,6 +29902,7 @@
     <w:p>
       <w:pPr>
         <w:pStyle w:val="BodyText"/>
+        <w:ind w:firstLine="420"/>
       </w:pPr>
       <w:r>
         <w:rPr>
@@ -30625,6 +29992,7 @@
     <w:p>
       <w:pPr>
         <w:pStyle w:val="BodyText"/>
+        <w:ind w:firstLine="420"/>
       </w:pPr>
       <w:r>
         <w:rPr>
@@ -30738,6 +30106,7 @@
     <w:p>
       <w:pPr>
         <w:pStyle w:val="BodyText"/>
+        <w:ind w:firstLine="420"/>
       </w:pPr>
       <w:r>
         <w:rPr>
@@ -30755,6 +30124,7 @@
     <w:p>
       <w:pPr>
         <w:pStyle w:val="BodyText"/>
+        <w:ind w:firstLine="420"/>
       </w:pPr>
       <w:r>
         <w:rPr>
@@ -30775,7 +30145,7 @@
         </w:rPr>
         <w:drawing>
           <wp:inline>
-            <wp:extent cx="3599999" cy="2247305"/>
+            <wp:extent cx="3600000" cy="2247305"/>
             <wp:effectExtent b="0" l="0" r="0" t="0"/>
             <wp:docPr descr="" title="" id="76" name="Picture"/>
             <a:graphic>
@@ -30796,7 +30166,7 @@
                   <pic:spPr bwMode="auto">
                     <a:xfrm>
                       <a:off x="0" y="0"/>
-                      <a:ext cx="3599999" cy="2247305"/>
+                      <a:ext cx="3600000" cy="2247305"/>
                     </a:xfrm>
                     <a:prstGeom prst="rect">
                       <a:avLst/>
@@ -30817,43 +30187,13 @@
     </w:p>
     <w:p>
       <w:pPr>
-        <w:spacing w:before="0" w:after="0"/>
-      </w:pPr>
-    </w:p>
-    <w:p>
-      <w:pPr>
-        <w:spacing w:before="0" w:after="0"/>
-      </w:pPr>
-    </w:p>
-    <w:p>
-      <w:pPr>
-        <w:spacing w:before="0" w:after="0"/>
-      </w:pPr>
-    </w:p>
-    <w:p>
-      <w:pPr>
-        <w:spacing w:before="0" w:after="0"/>
-      </w:pPr>
-    </w:p>
-    <w:p>
-      <w:pPr>
-        <w:spacing w:before="0" w:after="0"/>
-      </w:pPr>
-    </w:p>
-    <w:p>
-      <w:pPr>
-        <w:spacing w:before="0" w:after="0"/>
-      </w:pPr>
-    </w:p>
-    <w:p>
-      <w:pPr>
-        <w:spacing w:before="0" w:after="0"/>
-      </w:pPr>
-    </w:p>
-    <w:p>
-      <w:pPr>
-        <w:spacing w:before="0" w:after="0"/>
-      </w:pPr>
+        <w:spacing w:before="160" w:after="80"/>
+      </w:pPr>
+      <w:r>
+        <w:pict>
+          <v:rect style="width:0;height:1.5pt" o:hralign="center" o:hrstd="t" o:hr="t"/>
+        </w:pict>
+      </w:r>
     </w:p>
     <w:p>
       <w:pPr>
@@ -31444,6 +30784,66 @@
     </w:lvlOverride>
   </w:num>
   <w:num w:numId="1005">
+    <w:abstractNumId w:val="99431"/>
+    <w:lvlOverride w:ilvl="0">
+      <w:startOverride w:val="1"/>
+    </w:lvlOverride>
+    <w:lvlOverride w:ilvl="1">
+      <w:startOverride w:val="1"/>
+    </w:lvlOverride>
+    <w:lvlOverride w:ilvl="2">
+      <w:startOverride w:val="1"/>
+    </w:lvlOverride>
+    <w:lvlOverride w:ilvl="3">
+      <w:startOverride w:val="1"/>
+    </w:lvlOverride>
+    <w:lvlOverride w:ilvl="4">
+      <w:startOverride w:val="1"/>
+    </w:lvlOverride>
+    <w:lvlOverride w:ilvl="5">
+      <w:startOverride w:val="1"/>
+    </w:lvlOverride>
+    <w:lvlOverride w:ilvl="6">
+      <w:startOverride w:val="1"/>
+    </w:lvlOverride>
+    <w:lvlOverride w:ilvl="7">
+      <w:startOverride w:val="1"/>
+    </w:lvlOverride>
+    <w:lvlOverride w:ilvl="8">
+      <w:startOverride w:val="1"/>
+    </w:lvlOverride>
+  </w:num>
+  <w:num w:numId="1006">
+    <w:abstractNumId w:val="99431"/>
+    <w:lvlOverride w:ilvl="0">
+      <w:startOverride w:val="1"/>
+    </w:lvlOverride>
+    <w:lvlOverride w:ilvl="1">
+      <w:startOverride w:val="1"/>
+    </w:lvlOverride>
+    <w:lvlOverride w:ilvl="2">
+      <w:startOverride w:val="1"/>
+    </w:lvlOverride>
+    <w:lvlOverride w:ilvl="3">
+      <w:startOverride w:val="1"/>
+    </w:lvlOverride>
+    <w:lvlOverride w:ilvl="4">
+      <w:startOverride w:val="1"/>
+    </w:lvlOverride>
+    <w:lvlOverride w:ilvl="5">
+      <w:startOverride w:val="1"/>
+    </w:lvlOverride>
+    <w:lvlOverride w:ilvl="6">
+      <w:startOverride w:val="1"/>
+    </w:lvlOverride>
+    <w:lvlOverride w:ilvl="7">
+      <w:startOverride w:val="1"/>
+    </w:lvlOverride>
+    <w:lvlOverride w:ilvl="8">
+      <w:startOverride w:val="1"/>
+    </w:lvlOverride>
+  </w:num>
+  <w:num w:numId="1007">
     <w:abstractNumId w:val="99432"/>
     <w:lvlOverride w:ilvl="0">
       <w:startOverride w:val="2"/>
@@ -31473,7 +30873,7 @@
       <w:startOverride w:val="2"/>
     </w:lvlOverride>
   </w:num>
-  <w:num w:numId="1006">
+  <w:num w:numId="1008">
     <w:abstractNumId w:val="99433"/>
     <w:lvlOverride w:ilvl="0">
       <w:startOverride w:val="3"/>
@@ -31503,7 +30903,7 @@
       <w:startOverride w:val="3"/>
     </w:lvlOverride>
   </w:num>
-  <w:num w:numId="1007">
+  <w:num w:numId="1009">
     <w:abstractNumId w:val="99431"/>
     <w:lvlOverride w:ilvl="0">
       <w:startOverride w:val="1"/>
@@ -31533,95 +30933,8 @@
       <w:startOverride w:val="1"/>
     </w:lvlOverride>
   </w:num>
-  <w:num w:numId="1008">
-    <w:abstractNumId w:val="99431"/>
-    <w:lvlOverride w:ilvl="0">
-      <w:startOverride w:val="1"/>
-    </w:lvlOverride>
-    <w:lvlOverride w:ilvl="1">
-      <w:startOverride w:val="1"/>
-    </w:lvlOverride>
-    <w:lvlOverride w:ilvl="2">
-      <w:startOverride w:val="1"/>
-    </w:lvlOverride>
-    <w:lvlOverride w:ilvl="3">
-      <w:startOverride w:val="1"/>
-    </w:lvlOverride>
-    <w:lvlOverride w:ilvl="4">
-      <w:startOverride w:val="1"/>
-    </w:lvlOverride>
-    <w:lvlOverride w:ilvl="5">
-      <w:startOverride w:val="1"/>
-    </w:lvlOverride>
-    <w:lvlOverride w:ilvl="6">
-      <w:startOverride w:val="1"/>
-    </w:lvlOverride>
-    <w:lvlOverride w:ilvl="7">
-      <w:startOverride w:val="1"/>
-    </w:lvlOverride>
-    <w:lvlOverride w:ilvl="8">
-      <w:startOverride w:val="1"/>
-    </w:lvlOverride>
-  </w:num>
-  <w:num w:numId="1009">
-    <w:abstractNumId w:val="99432"/>
-    <w:lvlOverride w:ilvl="0">
-      <w:startOverride w:val="2"/>
-    </w:lvlOverride>
-    <w:lvlOverride w:ilvl="1">
-      <w:startOverride w:val="2"/>
-    </w:lvlOverride>
-    <w:lvlOverride w:ilvl="2">
-      <w:startOverride w:val="2"/>
-    </w:lvlOverride>
-    <w:lvlOverride w:ilvl="3">
-      <w:startOverride w:val="2"/>
-    </w:lvlOverride>
-    <w:lvlOverride w:ilvl="4">
-      <w:startOverride w:val="2"/>
-    </w:lvlOverride>
-    <w:lvlOverride w:ilvl="5">
-      <w:startOverride w:val="2"/>
-    </w:lvlOverride>
-    <w:lvlOverride w:ilvl="6">
-      <w:startOverride w:val="2"/>
-    </w:lvlOverride>
-    <w:lvlOverride w:ilvl="7">
-      <w:startOverride w:val="2"/>
-    </w:lvlOverride>
-    <w:lvlOverride w:ilvl="8">
-      <w:startOverride w:val="2"/>
-    </w:lvlOverride>
-  </w:num>
   <w:num w:numId="1010">
-    <w:abstractNumId w:val="99431"/>
-    <w:lvlOverride w:ilvl="0">
-      <w:startOverride w:val="1"/>
-    </w:lvlOverride>
-    <w:lvlOverride w:ilvl="1">
-      <w:startOverride w:val="1"/>
-    </w:lvlOverride>
-    <w:lvlOverride w:ilvl="2">
-      <w:startOverride w:val="1"/>
-    </w:lvlOverride>
-    <w:lvlOverride w:ilvl="3">
-      <w:startOverride w:val="1"/>
-    </w:lvlOverride>
-    <w:lvlOverride w:ilvl="4">
-      <w:startOverride w:val="1"/>
-    </w:lvlOverride>
-    <w:lvlOverride w:ilvl="5">
-      <w:startOverride w:val="1"/>
-    </w:lvlOverride>
-    <w:lvlOverride w:ilvl="6">
-      <w:startOverride w:val="1"/>
-    </w:lvlOverride>
-    <w:lvlOverride w:ilvl="7">
-      <w:startOverride w:val="1"/>
-    </w:lvlOverride>
-    <w:lvlOverride w:ilvl="8">
-      <w:startOverride w:val="1"/>
-    </w:lvlOverride>
+    <w:abstractNumId w:val="991"/>
   </w:num>
   <w:num w:numId="1011">
     <w:abstractNumId w:val="99431"/>
@@ -31654,33 +30967,33 @@
     </w:lvlOverride>
   </w:num>
   <w:num w:numId="1012">
-    <w:abstractNumId w:val="99431"/>
+    <w:abstractNumId w:val="99432"/>
     <w:lvlOverride w:ilvl="0">
-      <w:startOverride w:val="1"/>
+      <w:startOverride w:val="2"/>
     </w:lvlOverride>
     <w:lvlOverride w:ilvl="1">
-      <w:startOverride w:val="1"/>
+      <w:startOverride w:val="2"/>
     </w:lvlOverride>
     <w:lvlOverride w:ilvl="2">
-      <w:startOverride w:val="1"/>
+      <w:startOverride w:val="2"/>
     </w:lvlOverride>
     <w:lvlOverride w:ilvl="3">
-      <w:startOverride w:val="1"/>
+      <w:startOverride w:val="2"/>
     </w:lvlOverride>
     <w:lvlOverride w:ilvl="4">
-      <w:startOverride w:val="1"/>
+      <w:startOverride w:val="2"/>
     </w:lvlOverride>
     <w:lvlOverride w:ilvl="5">
-      <w:startOverride w:val="1"/>
+      <w:startOverride w:val="2"/>
     </w:lvlOverride>
     <w:lvlOverride w:ilvl="6">
-      <w:startOverride w:val="1"/>
+      <w:startOverride w:val="2"/>
     </w:lvlOverride>
     <w:lvlOverride w:ilvl="7">
-      <w:startOverride w:val="1"/>
+      <w:startOverride w:val="2"/>
     </w:lvlOverride>
     <w:lvlOverride w:ilvl="8">
-      <w:startOverride w:val="1"/>
+      <w:startOverride w:val="2"/>
     </w:lvlOverride>
   </w:num>
   <w:num w:numId="1013">
@@ -31714,6 +31027,459 @@
     </w:lvlOverride>
   </w:num>
   <w:num w:numId="1014">
+    <w:abstractNumId w:val="99431"/>
+    <w:lvlOverride w:ilvl="0">
+      <w:startOverride w:val="1"/>
+    </w:lvlOverride>
+    <w:lvlOverride w:ilvl="1">
+      <w:startOverride w:val="1"/>
+    </w:lvlOverride>
+    <w:lvlOverride w:ilvl="2">
+      <w:startOverride w:val="1"/>
+    </w:lvlOverride>
+    <w:lvlOverride w:ilvl="3">
+      <w:startOverride w:val="1"/>
+    </w:lvlOverride>
+    <w:lvlOverride w:ilvl="4">
+      <w:startOverride w:val="1"/>
+    </w:lvlOverride>
+    <w:lvlOverride w:ilvl="5">
+      <w:startOverride w:val="1"/>
+    </w:lvlOverride>
+    <w:lvlOverride w:ilvl="6">
+      <w:startOverride w:val="1"/>
+    </w:lvlOverride>
+    <w:lvlOverride w:ilvl="7">
+      <w:startOverride w:val="1"/>
+    </w:lvlOverride>
+    <w:lvlOverride w:ilvl="8">
+      <w:startOverride w:val="1"/>
+    </w:lvlOverride>
+  </w:num>
+  <w:num w:numId="1015">
+    <w:abstractNumId w:val="991"/>
+  </w:num>
+  <w:num w:numId="1016">
+    <w:abstractNumId w:val="99431"/>
+    <w:lvlOverride w:ilvl="0">
+      <w:startOverride w:val="1"/>
+    </w:lvlOverride>
+    <w:lvlOverride w:ilvl="1">
+      <w:startOverride w:val="1"/>
+    </w:lvlOverride>
+    <w:lvlOverride w:ilvl="2">
+      <w:startOverride w:val="1"/>
+    </w:lvlOverride>
+    <w:lvlOverride w:ilvl="3">
+      <w:startOverride w:val="1"/>
+    </w:lvlOverride>
+    <w:lvlOverride w:ilvl="4">
+      <w:startOverride w:val="1"/>
+    </w:lvlOverride>
+    <w:lvlOverride w:ilvl="5">
+      <w:startOverride w:val="1"/>
+    </w:lvlOverride>
+    <w:lvlOverride w:ilvl="6">
+      <w:startOverride w:val="1"/>
+    </w:lvlOverride>
+    <w:lvlOverride w:ilvl="7">
+      <w:startOverride w:val="1"/>
+    </w:lvlOverride>
+    <w:lvlOverride w:ilvl="8">
+      <w:startOverride w:val="1"/>
+    </w:lvlOverride>
+  </w:num>
+  <w:num w:numId="1017">
+    <w:abstractNumId w:val="99433"/>
+    <w:lvlOverride w:ilvl="0">
+      <w:startOverride w:val="3"/>
+    </w:lvlOverride>
+    <w:lvlOverride w:ilvl="1">
+      <w:startOverride w:val="3"/>
+    </w:lvlOverride>
+    <w:lvlOverride w:ilvl="2">
+      <w:startOverride w:val="3"/>
+    </w:lvlOverride>
+    <w:lvlOverride w:ilvl="3">
+      <w:startOverride w:val="3"/>
+    </w:lvlOverride>
+    <w:lvlOverride w:ilvl="4">
+      <w:startOverride w:val="3"/>
+    </w:lvlOverride>
+    <w:lvlOverride w:ilvl="5">
+      <w:startOverride w:val="3"/>
+    </w:lvlOverride>
+    <w:lvlOverride w:ilvl="6">
+      <w:startOverride w:val="3"/>
+    </w:lvlOverride>
+    <w:lvlOverride w:ilvl="7">
+      <w:startOverride w:val="3"/>
+    </w:lvlOverride>
+    <w:lvlOverride w:ilvl="8">
+      <w:startOverride w:val="3"/>
+    </w:lvlOverride>
+  </w:num>
+  <w:num w:numId="1018">
+    <w:abstractNumId w:val="99431"/>
+    <w:lvlOverride w:ilvl="0">
+      <w:startOverride w:val="1"/>
+    </w:lvlOverride>
+    <w:lvlOverride w:ilvl="1">
+      <w:startOverride w:val="1"/>
+    </w:lvlOverride>
+    <w:lvlOverride w:ilvl="2">
+      <w:startOverride w:val="1"/>
+    </w:lvlOverride>
+    <w:lvlOverride w:ilvl="3">
+      <w:startOverride w:val="1"/>
+    </w:lvlOverride>
+    <w:lvlOverride w:ilvl="4">
+      <w:startOverride w:val="1"/>
+    </w:lvlOverride>
+    <w:lvlOverride w:ilvl="5">
+      <w:startOverride w:val="1"/>
+    </w:lvlOverride>
+    <w:lvlOverride w:ilvl="6">
+      <w:startOverride w:val="1"/>
+    </w:lvlOverride>
+    <w:lvlOverride w:ilvl="7">
+      <w:startOverride w:val="1"/>
+    </w:lvlOverride>
+    <w:lvlOverride w:ilvl="8">
+      <w:startOverride w:val="1"/>
+    </w:lvlOverride>
+  </w:num>
+  <w:num w:numId="1019">
+    <w:abstractNumId w:val="99431"/>
+    <w:lvlOverride w:ilvl="0">
+      <w:startOverride w:val="1"/>
+    </w:lvlOverride>
+    <w:lvlOverride w:ilvl="1">
+      <w:startOverride w:val="1"/>
+    </w:lvlOverride>
+    <w:lvlOverride w:ilvl="2">
+      <w:startOverride w:val="1"/>
+    </w:lvlOverride>
+    <w:lvlOverride w:ilvl="3">
+      <w:startOverride w:val="1"/>
+    </w:lvlOverride>
+    <w:lvlOverride w:ilvl="4">
+      <w:startOverride w:val="1"/>
+    </w:lvlOverride>
+    <w:lvlOverride w:ilvl="5">
+      <w:startOverride w:val="1"/>
+    </w:lvlOverride>
+    <w:lvlOverride w:ilvl="6">
+      <w:startOverride w:val="1"/>
+    </w:lvlOverride>
+    <w:lvlOverride w:ilvl="7">
+      <w:startOverride w:val="1"/>
+    </w:lvlOverride>
+    <w:lvlOverride w:ilvl="8">
+      <w:startOverride w:val="1"/>
+    </w:lvlOverride>
+  </w:num>
+  <w:num w:numId="1020">
+    <w:abstractNumId w:val="99431"/>
+    <w:lvlOverride w:ilvl="0">
+      <w:startOverride w:val="1"/>
+    </w:lvlOverride>
+    <w:lvlOverride w:ilvl="1">
+      <w:startOverride w:val="1"/>
+    </w:lvlOverride>
+    <w:lvlOverride w:ilvl="2">
+      <w:startOverride w:val="1"/>
+    </w:lvlOverride>
+    <w:lvlOverride w:ilvl="3">
+      <w:startOverride w:val="1"/>
+    </w:lvlOverride>
+    <w:lvlOverride w:ilvl="4">
+      <w:startOverride w:val="1"/>
+    </w:lvlOverride>
+    <w:lvlOverride w:ilvl="5">
+      <w:startOverride w:val="1"/>
+    </w:lvlOverride>
+    <w:lvlOverride w:ilvl="6">
+      <w:startOverride w:val="1"/>
+    </w:lvlOverride>
+    <w:lvlOverride w:ilvl="7">
+      <w:startOverride w:val="1"/>
+    </w:lvlOverride>
+    <w:lvlOverride w:ilvl="8">
+      <w:startOverride w:val="1"/>
+    </w:lvlOverride>
+  </w:num>
+  <w:num w:numId="1021">
+    <w:abstractNumId w:val="99431"/>
+    <w:lvlOverride w:ilvl="0">
+      <w:startOverride w:val="1"/>
+    </w:lvlOverride>
+    <w:lvlOverride w:ilvl="1">
+      <w:startOverride w:val="1"/>
+    </w:lvlOverride>
+    <w:lvlOverride w:ilvl="2">
+      <w:startOverride w:val="1"/>
+    </w:lvlOverride>
+    <w:lvlOverride w:ilvl="3">
+      <w:startOverride w:val="1"/>
+    </w:lvlOverride>
+    <w:lvlOverride w:ilvl="4">
+      <w:startOverride w:val="1"/>
+    </w:lvlOverride>
+    <w:lvlOverride w:ilvl="5">
+      <w:startOverride w:val="1"/>
+    </w:lvlOverride>
+    <w:lvlOverride w:ilvl="6">
+      <w:startOverride w:val="1"/>
+    </w:lvlOverride>
+    <w:lvlOverride w:ilvl="7">
+      <w:startOverride w:val="1"/>
+    </w:lvlOverride>
+    <w:lvlOverride w:ilvl="8">
+      <w:startOverride w:val="1"/>
+    </w:lvlOverride>
+  </w:num>
+  <w:num w:numId="1022">
+    <w:abstractNumId w:val="99431"/>
+    <w:lvlOverride w:ilvl="0">
+      <w:startOverride w:val="1"/>
+    </w:lvlOverride>
+    <w:lvlOverride w:ilvl="1">
+      <w:startOverride w:val="1"/>
+    </w:lvlOverride>
+    <w:lvlOverride w:ilvl="2">
+      <w:startOverride w:val="1"/>
+    </w:lvlOverride>
+    <w:lvlOverride w:ilvl="3">
+      <w:startOverride w:val="1"/>
+    </w:lvlOverride>
+    <w:lvlOverride w:ilvl="4">
+      <w:startOverride w:val="1"/>
+    </w:lvlOverride>
+    <w:lvlOverride w:ilvl="5">
+      <w:startOverride w:val="1"/>
+    </w:lvlOverride>
+    <w:lvlOverride w:ilvl="6">
+      <w:startOverride w:val="1"/>
+    </w:lvlOverride>
+    <w:lvlOverride w:ilvl="7">
+      <w:startOverride w:val="1"/>
+    </w:lvlOverride>
+    <w:lvlOverride w:ilvl="8">
+      <w:startOverride w:val="1"/>
+    </w:lvlOverride>
+  </w:num>
+  <w:num w:numId="1023">
+    <w:abstractNumId w:val="99431"/>
+    <w:lvlOverride w:ilvl="0">
+      <w:startOverride w:val="1"/>
+    </w:lvlOverride>
+    <w:lvlOverride w:ilvl="1">
+      <w:startOverride w:val="1"/>
+    </w:lvlOverride>
+    <w:lvlOverride w:ilvl="2">
+      <w:startOverride w:val="1"/>
+    </w:lvlOverride>
+    <w:lvlOverride w:ilvl="3">
+      <w:startOverride w:val="1"/>
+    </w:lvlOverride>
+    <w:lvlOverride w:ilvl="4">
+      <w:startOverride w:val="1"/>
+    </w:lvlOverride>
+    <w:lvlOverride w:ilvl="5">
+      <w:startOverride w:val="1"/>
+    </w:lvlOverride>
+    <w:lvlOverride w:ilvl="6">
+      <w:startOverride w:val="1"/>
+    </w:lvlOverride>
+    <w:lvlOverride w:ilvl="7">
+      <w:startOverride w:val="1"/>
+    </w:lvlOverride>
+    <w:lvlOverride w:ilvl="8">
+      <w:startOverride w:val="1"/>
+    </w:lvlOverride>
+  </w:num>
+  <w:num w:numId="1024">
+    <w:abstractNumId w:val="99431"/>
+    <w:lvlOverride w:ilvl="0">
+      <w:startOverride w:val="1"/>
+    </w:lvlOverride>
+    <w:lvlOverride w:ilvl="1">
+      <w:startOverride w:val="1"/>
+    </w:lvlOverride>
+    <w:lvlOverride w:ilvl="2">
+      <w:startOverride w:val="1"/>
+    </w:lvlOverride>
+    <w:lvlOverride w:ilvl="3">
+      <w:startOverride w:val="1"/>
+    </w:lvlOverride>
+    <w:lvlOverride w:ilvl="4">
+      <w:startOverride w:val="1"/>
+    </w:lvlOverride>
+    <w:lvlOverride w:ilvl="5">
+      <w:startOverride w:val="1"/>
+    </w:lvlOverride>
+    <w:lvlOverride w:ilvl="6">
+      <w:startOverride w:val="1"/>
+    </w:lvlOverride>
+    <w:lvlOverride w:ilvl="7">
+      <w:startOverride w:val="1"/>
+    </w:lvlOverride>
+    <w:lvlOverride w:ilvl="8">
+      <w:startOverride w:val="1"/>
+    </w:lvlOverride>
+  </w:num>
+  <w:num w:numId="1025">
+    <w:abstractNumId w:val="99431"/>
+    <w:lvlOverride w:ilvl="0">
+      <w:startOverride w:val="1"/>
+    </w:lvlOverride>
+    <w:lvlOverride w:ilvl="1">
+      <w:startOverride w:val="1"/>
+    </w:lvlOverride>
+    <w:lvlOverride w:ilvl="2">
+      <w:startOverride w:val="1"/>
+    </w:lvlOverride>
+    <w:lvlOverride w:ilvl="3">
+      <w:startOverride w:val="1"/>
+    </w:lvlOverride>
+    <w:lvlOverride w:ilvl="4">
+      <w:startOverride w:val="1"/>
+    </w:lvlOverride>
+    <w:lvlOverride w:ilvl="5">
+      <w:startOverride w:val="1"/>
+    </w:lvlOverride>
+    <w:lvlOverride w:ilvl="6">
+      <w:startOverride w:val="1"/>
+    </w:lvlOverride>
+    <w:lvlOverride w:ilvl="7">
+      <w:startOverride w:val="1"/>
+    </w:lvlOverride>
+    <w:lvlOverride w:ilvl="8">
+      <w:startOverride w:val="1"/>
+    </w:lvlOverride>
+  </w:num>
+  <w:num w:numId="1026">
+    <w:abstractNumId w:val="99431"/>
+    <w:lvlOverride w:ilvl="0">
+      <w:startOverride w:val="1"/>
+    </w:lvlOverride>
+    <w:lvlOverride w:ilvl="1">
+      <w:startOverride w:val="1"/>
+    </w:lvlOverride>
+    <w:lvlOverride w:ilvl="2">
+      <w:startOverride w:val="1"/>
+    </w:lvlOverride>
+    <w:lvlOverride w:ilvl="3">
+      <w:startOverride w:val="1"/>
+    </w:lvlOverride>
+    <w:lvlOverride w:ilvl="4">
+      <w:startOverride w:val="1"/>
+    </w:lvlOverride>
+    <w:lvlOverride w:ilvl="5">
+      <w:startOverride w:val="1"/>
+    </w:lvlOverride>
+    <w:lvlOverride w:ilvl="6">
+      <w:startOverride w:val="1"/>
+    </w:lvlOverride>
+    <w:lvlOverride w:ilvl="7">
+      <w:startOverride w:val="1"/>
+    </w:lvlOverride>
+    <w:lvlOverride w:ilvl="8">
+      <w:startOverride w:val="1"/>
+    </w:lvlOverride>
+  </w:num>
+  <w:num w:numId="1027">
+    <w:abstractNumId w:val="99431"/>
+    <w:lvlOverride w:ilvl="0">
+      <w:startOverride w:val="1"/>
+    </w:lvlOverride>
+    <w:lvlOverride w:ilvl="1">
+      <w:startOverride w:val="1"/>
+    </w:lvlOverride>
+    <w:lvlOverride w:ilvl="2">
+      <w:startOverride w:val="1"/>
+    </w:lvlOverride>
+    <w:lvlOverride w:ilvl="3">
+      <w:startOverride w:val="1"/>
+    </w:lvlOverride>
+    <w:lvlOverride w:ilvl="4">
+      <w:startOverride w:val="1"/>
+    </w:lvlOverride>
+    <w:lvlOverride w:ilvl="5">
+      <w:startOverride w:val="1"/>
+    </w:lvlOverride>
+    <w:lvlOverride w:ilvl="6">
+      <w:startOverride w:val="1"/>
+    </w:lvlOverride>
+    <w:lvlOverride w:ilvl="7">
+      <w:startOverride w:val="1"/>
+    </w:lvlOverride>
+    <w:lvlOverride w:ilvl="8">
+      <w:startOverride w:val="1"/>
+    </w:lvlOverride>
+  </w:num>
+  <w:num w:numId="1028">
+    <w:abstractNumId w:val="99431"/>
+    <w:lvlOverride w:ilvl="0">
+      <w:startOverride w:val="1"/>
+    </w:lvlOverride>
+    <w:lvlOverride w:ilvl="1">
+      <w:startOverride w:val="1"/>
+    </w:lvlOverride>
+    <w:lvlOverride w:ilvl="2">
+      <w:startOverride w:val="1"/>
+    </w:lvlOverride>
+    <w:lvlOverride w:ilvl="3">
+      <w:startOverride w:val="1"/>
+    </w:lvlOverride>
+    <w:lvlOverride w:ilvl="4">
+      <w:startOverride w:val="1"/>
+    </w:lvlOverride>
+    <w:lvlOverride w:ilvl="5">
+      <w:startOverride w:val="1"/>
+    </w:lvlOverride>
+    <w:lvlOverride w:ilvl="6">
+      <w:startOverride w:val="1"/>
+    </w:lvlOverride>
+    <w:lvlOverride w:ilvl="7">
+      <w:startOverride w:val="1"/>
+    </w:lvlOverride>
+    <w:lvlOverride w:ilvl="8">
+      <w:startOverride w:val="1"/>
+    </w:lvlOverride>
+  </w:num>
+  <w:num w:numId="1029">
+    <w:abstractNumId w:val="99431"/>
+    <w:lvlOverride w:ilvl="0">
+      <w:startOverride w:val="1"/>
+    </w:lvlOverride>
+    <w:lvlOverride w:ilvl="1">
+      <w:startOverride w:val="1"/>
+    </w:lvlOverride>
+    <w:lvlOverride w:ilvl="2">
+      <w:startOverride w:val="1"/>
+    </w:lvlOverride>
+    <w:lvlOverride w:ilvl="3">
+      <w:startOverride w:val="1"/>
+    </w:lvlOverride>
+    <w:lvlOverride w:ilvl="4">
+      <w:startOverride w:val="1"/>
+    </w:lvlOverride>
+    <w:lvlOverride w:ilvl="5">
+      <w:startOverride w:val="1"/>
+    </w:lvlOverride>
+    <w:lvlOverride w:ilvl="6">
+      <w:startOverride w:val="1"/>
+    </w:lvlOverride>
+    <w:lvlOverride w:ilvl="7">
+      <w:startOverride w:val="1"/>
+    </w:lvlOverride>
+    <w:lvlOverride w:ilvl="8">
+      <w:startOverride w:val="1"/>
+    </w:lvlOverride>
+  </w:num>
+  <w:num w:numId="1030">
     <w:abstractNumId w:val="99431"/>
     <w:lvlOverride w:ilvl="0">
       <w:startOverride w:val="1"/>
@@ -31821,7 +31587,7 @@
     <ns0:rPr>
       <ns0:rFonts ns0:ascii="Times New Roman" ns0:cs="Times New Roman" ns0:eastAsia="SimHei" ns0:hAnsi="Times New Roman"/>
       <ns0:b/>
-      <ns0:color ns0:val="000000"/>
+      <ns0:color ns0:val="17324D"/>
       <ns0:sz ns0:val="44"/>
       <ns0:szCs ns0:val="56"/>
     </ns0:rPr>
@@ -31963,7 +31729,7 @@
     <ns0:rPr>
       <ns0:rFonts ns0:ascii="Times New Roman" ns0:cs="Times New Roman" ns0:eastAsia="SimHei" ns0:hAnsi="Times New Roman"/>
       <ns0:b/>
-      <ns0:color ns0:val="000000"/>
+      <ns0:color ns0:val="17324D"/>
       <ns0:sz ns0:val="32"/>
       <ns0:szCs ns0:val="40"/>
     </ns0:rPr>
@@ -31987,7 +31753,7 @@
     <ns0:rPr>
       <ns0:rFonts ns0:ascii="Times New Roman" ns0:cs="Times New Roman" ns0:eastAsia="SimHei" ns0:hAnsi="Times New Roman"/>
       <ns0:b/>
-      <ns0:color ns0:val="000000"/>
+      <ns0:color ns0:val="17324D"/>
       <ns0:sz ns0:val="28"/>
       <ns0:szCs ns0:val="32"/>
     </ns0:rPr>
@@ -32011,7 +31777,7 @@
     <ns0:rPr>
       <ns0:rFonts ns0:ascii="Times New Roman" ns0:cs="Times New Roman" ns0:eastAsia="SimHei" ns0:hAnsi="Times New Roman"/>
       <ns0:b/>
-      <ns0:color ns0:val="000000"/>
+      <ns0:color ns0:val="17324D"/>
       <ns0:sz ns0:val="25"/>
       <ns0:szCs ns0:val="28"/>
     </ns0:rPr>
